--- a/Docs/How_to_Build_Projects/API_Users.docx
+++ b/Docs/How_to_Build_Projects/API_Users.docx
@@ -230,23 +230,7 @@
           <w:sz w:val="22"/>
           <w:szCs w:val="22"/>
         </w:rPr>
-        <w:t xml:space="preserve">Use Spring </w:t>
-      </w:r>
-      <w:proofErr w:type="spellStart"/>
-      <w:r>
-        <w:rPr>
-          <w:sz w:val="22"/>
-          <w:szCs w:val="22"/>
-        </w:rPr>
-        <w:t>Initializr</w:t>
-      </w:r>
-      <w:proofErr w:type="spellEnd"/>
-      <w:r>
-        <w:rPr>
-          <w:sz w:val="22"/>
-          <w:szCs w:val="22"/>
-        </w:rPr>
-        <w:t xml:space="preserve"> </w:t>
+        <w:t xml:space="preserve">Use Spring Initializr </w:t>
       </w:r>
       <w:hyperlink r:id="rId5" w:tgtFrame="_blank" w:history="1">
         <w:r>
@@ -666,7 +650,6 @@
         <w:br/>
         <w:t xml:space="preserve">&lt;project </w:t>
       </w:r>
-      <w:proofErr w:type="spellStart"/>
       <w:r>
         <w:rPr>
           <w:color w:val="BCBEC4"/>
@@ -675,7 +658,6 @@
         </w:rPr>
         <w:t>xmlns</w:t>
       </w:r>
-      <w:proofErr w:type="spellEnd"/>
       <w:r>
         <w:rPr>
           <w:color w:val="6AAB73"/>
@@ -684,7 +666,6 @@
         </w:rPr>
         <w:t xml:space="preserve">="http://maven.apache.org/POM/4.0.0" </w:t>
       </w:r>
-      <w:proofErr w:type="spellStart"/>
       <w:r>
         <w:rPr>
           <w:color w:val="BCBEC4"/>
@@ -701,7 +682,6 @@
         </w:rPr>
         <w:t>xsi</w:t>
       </w:r>
-      <w:proofErr w:type="spellEnd"/>
       <w:r>
         <w:rPr>
           <w:color w:val="6AAB73"/>
@@ -719,7 +699,6 @@
         <w:br/>
         <w:t xml:space="preserve">    </w:t>
       </w:r>
-      <w:proofErr w:type="spellStart"/>
       <w:r>
         <w:rPr>
           <w:color w:val="C77DBB"/>
@@ -736,7 +715,6 @@
         </w:rPr>
         <w:t>:schemaLocation</w:t>
       </w:r>
-      <w:proofErr w:type="spellEnd"/>
       <w:r>
         <w:rPr>
           <w:color w:val="6AAB73"/>
@@ -760,33 +738,32 @@
           <w:szCs w:val="18"/>
         </w:rPr>
         <w:br/>
-        <w:t xml:space="preserve">    &lt;</w:t>
-      </w:r>
-      <w:proofErr w:type="spellStart"/>
+        <w:t xml:space="preserve">    &lt;modelVersion&gt;</w:t>
+      </w:r>
+      <w:r>
+        <w:rPr>
+          <w:color w:val="BCBEC4"/>
+          <w:sz w:val="18"/>
+          <w:szCs w:val="18"/>
+        </w:rPr>
+        <w:t>4.0.0</w:t>
+      </w:r>
       <w:r>
         <w:rPr>
           <w:color w:val="D5B778"/>
           <w:sz w:val="18"/>
           <w:szCs w:val="18"/>
         </w:rPr>
-        <w:t>modelVersion</w:t>
-      </w:r>
-      <w:proofErr w:type="spellEnd"/>
+        <w:t>&lt;/modelVersion&gt;</w:t>
+      </w:r>
       <w:r>
         <w:rPr>
           <w:color w:val="D5B778"/>
           <w:sz w:val="18"/>
           <w:szCs w:val="18"/>
         </w:rPr>
-        <w:t>&gt;</w:t>
-      </w:r>
-      <w:r>
-        <w:rPr>
-          <w:color w:val="BCBEC4"/>
-          <w:sz w:val="18"/>
-          <w:szCs w:val="18"/>
-        </w:rPr>
-        <w:t>4.0.0</w:t>
+        <w:br/>
+        <w:t xml:space="preserve">    &lt;parent&gt;</w:t>
       </w:r>
       <w:r>
         <w:rPr>
@@ -794,25 +771,41 @@
           <w:sz w:val="18"/>
           <w:szCs w:val="18"/>
         </w:rPr>
-        <w:t>&lt;/</w:t>
-      </w:r>
-      <w:proofErr w:type="spellStart"/>
+        <w:br/>
+        <w:t xml:space="preserve">       &lt;groupId&gt;</w:t>
+      </w:r>
+      <w:r>
+        <w:rPr>
+          <w:color w:val="BCBEC4"/>
+          <w:sz w:val="18"/>
+          <w:szCs w:val="18"/>
+        </w:rPr>
+        <w:t>org.springframework.boot</w:t>
+      </w:r>
       <w:r>
         <w:rPr>
           <w:color w:val="D5B778"/>
           <w:sz w:val="18"/>
           <w:szCs w:val="18"/>
         </w:rPr>
-        <w:t>modelVersion</w:t>
-      </w:r>
-      <w:proofErr w:type="spellEnd"/>
+        <w:t>&lt;/groupId&gt;</w:t>
+      </w:r>
       <w:r>
         <w:rPr>
           <w:color w:val="D5B778"/>
           <w:sz w:val="18"/>
           <w:szCs w:val="18"/>
         </w:rPr>
-        <w:t>&gt;</w:t>
+        <w:br/>
+        <w:t xml:space="preserve">       &lt;artifactId&gt;</w:t>
+      </w:r>
+      <w:r>
+        <w:rPr>
+          <w:color w:val="BCBEC4"/>
+          <w:sz w:val="18"/>
+          <w:szCs w:val="18"/>
+        </w:rPr>
+        <w:t>spring-boot-starter-parent</w:t>
       </w:r>
       <w:r>
         <w:rPr>
@@ -820,8 +813,7 @@
           <w:sz w:val="18"/>
           <w:szCs w:val="18"/>
         </w:rPr>
-        <w:br/>
-        <w:t xml:space="preserve">    &lt;parent&gt;</w:t>
+        <w:t>&lt;/artifactId&gt;</w:t>
       </w:r>
       <w:r>
         <w:rPr>
@@ -830,25 +822,23 @@
           <w:szCs w:val="18"/>
         </w:rPr>
         <w:br/>
-        <w:t xml:space="preserve">       &lt;groupId&gt;</w:t>
-      </w:r>
-      <w:proofErr w:type="spellStart"/>
-      <w:r>
-        <w:rPr>
-          <w:color w:val="BCBEC4"/>
-          <w:sz w:val="18"/>
-          <w:szCs w:val="18"/>
-        </w:rPr>
-        <w:t>org.springframework.boot</w:t>
-      </w:r>
-      <w:proofErr w:type="spellEnd"/>
+        <w:t xml:space="preserve">       &lt;version&gt;</w:t>
+      </w:r>
+      <w:r>
+        <w:rPr>
+          <w:color w:val="BCBEC4"/>
+          <w:sz w:val="18"/>
+          <w:szCs w:val="18"/>
+        </w:rPr>
+        <w:t>3.5.3</w:t>
+      </w:r>
       <w:r>
         <w:rPr>
           <w:color w:val="D5B778"/>
           <w:sz w:val="18"/>
           <w:szCs w:val="18"/>
         </w:rPr>
-        <w:t>&lt;/groupId&gt;</w:t>
+        <w:t>&lt;/version&gt;</w:t>
       </w:r>
       <w:r>
         <w:rPr>
@@ -857,15 +847,24 @@
           <w:szCs w:val="18"/>
         </w:rPr>
         <w:br/>
-        <w:t xml:space="preserve">       &lt;artifactId&gt;</w:t>
-      </w:r>
-      <w:r>
-        <w:rPr>
-          <w:color w:val="BCBEC4"/>
-          <w:sz w:val="18"/>
-          <w:szCs w:val="18"/>
-        </w:rPr>
-        <w:t>spring-boot-starter-parent</w:t>
+        <w:t xml:space="preserve">       &lt;relativePath/&gt; </w:t>
+      </w:r>
+      <w:r>
+        <w:rPr>
+          <w:color w:val="7A7E85"/>
+          <w:sz w:val="18"/>
+          <w:szCs w:val="18"/>
+        </w:rPr>
+        <w:t>&lt;!-- lookup parent from repository --&gt;</w:t>
+      </w:r>
+      <w:r>
+        <w:rPr>
+          <w:color w:val="7A7E85"/>
+          <w:sz w:val="18"/>
+          <w:szCs w:val="18"/>
+        </w:rPr>
+        <w:br/>
+        <w:t xml:space="preserve">    </w:t>
       </w:r>
       <w:r>
         <w:rPr>
@@ -873,7 +872,7 @@
           <w:sz w:val="18"/>
           <w:szCs w:val="18"/>
         </w:rPr>
-        <w:t>&lt;/artifactId&gt;</w:t>
+        <w:t>&lt;/parent&gt;</w:t>
       </w:r>
       <w:r>
         <w:rPr>
@@ -882,86 +881,8 @@
           <w:szCs w:val="18"/>
         </w:rPr>
         <w:br/>
-        <w:t xml:space="preserve">       &lt;version&gt;</w:t>
-      </w:r>
-      <w:r>
-        <w:rPr>
-          <w:color w:val="BCBEC4"/>
-          <w:sz w:val="18"/>
-          <w:szCs w:val="18"/>
-        </w:rPr>
-        <w:t>3.5.3</w:t>
-      </w:r>
-      <w:r>
-        <w:rPr>
-          <w:color w:val="D5B778"/>
-          <w:sz w:val="18"/>
-          <w:szCs w:val="18"/>
-        </w:rPr>
-        <w:t>&lt;/version&gt;</w:t>
-      </w:r>
-      <w:r>
-        <w:rPr>
-          <w:color w:val="D5B778"/>
-          <w:sz w:val="18"/>
-          <w:szCs w:val="18"/>
-        </w:rPr>
-        <w:br/>
-        <w:t xml:space="preserve">       &lt;</w:t>
-      </w:r>
-      <w:proofErr w:type="spellStart"/>
-      <w:r>
-        <w:rPr>
-          <w:color w:val="D5B778"/>
-          <w:sz w:val="18"/>
-          <w:szCs w:val="18"/>
-        </w:rPr>
-        <w:t>relativePath</w:t>
-      </w:r>
-      <w:proofErr w:type="spellEnd"/>
-      <w:r>
-        <w:rPr>
-          <w:color w:val="D5B778"/>
-          <w:sz w:val="18"/>
-          <w:szCs w:val="18"/>
-        </w:rPr>
-        <w:t xml:space="preserve">/&gt; </w:t>
-      </w:r>
-      <w:r>
-        <w:rPr>
-          <w:color w:val="7A7E85"/>
-          <w:sz w:val="18"/>
-          <w:szCs w:val="18"/>
-        </w:rPr>
-        <w:t>&lt;!-- lookup parent from repository --&gt;</w:t>
-      </w:r>
-      <w:r>
-        <w:rPr>
-          <w:color w:val="7A7E85"/>
-          <w:sz w:val="18"/>
-          <w:szCs w:val="18"/>
-        </w:rPr>
-        <w:br/>
-        <w:t xml:space="preserve">    </w:t>
-      </w:r>
-      <w:r>
-        <w:rPr>
-          <w:color w:val="D5B778"/>
-          <w:sz w:val="18"/>
-          <w:szCs w:val="18"/>
-        </w:rPr>
-        <w:t>&lt;/parent&gt;</w:t>
-      </w:r>
-      <w:r>
-        <w:rPr>
-          <w:color w:val="D5B778"/>
-          <w:sz w:val="18"/>
-          <w:szCs w:val="18"/>
-        </w:rPr>
-        <w:br/>
         <w:t xml:space="preserve">    &lt;groupId&gt;</w:t>
       </w:r>
-      <w:proofErr w:type="spellStart"/>
       <w:r>
         <w:rPr>
           <w:color w:val="BCBEC4"/>
@@ -970,7 +891,6 @@
         </w:rPr>
         <w:t>com.kingtan</w:t>
       </w:r>
-      <w:proofErr w:type="spellEnd"/>
       <w:r>
         <w:rPr>
           <w:color w:val="D5B778"/>
@@ -1094,25 +1014,25 @@
           <w:szCs w:val="18"/>
         </w:rPr>
         <w:br/>
-        <w:t xml:space="preserve">    &lt;</w:t>
-      </w:r>
-      <w:proofErr w:type="spellStart"/>
+        <w:t xml:space="preserve">    &lt;url/&gt;</w:t>
+      </w:r>
       <w:r>
         <w:rPr>
           <w:color w:val="D5B778"/>
           <w:sz w:val="18"/>
           <w:szCs w:val="18"/>
         </w:rPr>
-        <w:t>url</w:t>
-      </w:r>
-      <w:proofErr w:type="spellEnd"/>
+        <w:br/>
+        <w:t xml:space="preserve">    &lt;licenses&gt;</w:t>
+      </w:r>
       <w:r>
         <w:rPr>
           <w:color w:val="D5B778"/>
           <w:sz w:val="18"/>
           <w:szCs w:val="18"/>
         </w:rPr>
-        <w:t>/&gt;</w:t>
+        <w:br/>
+        <w:t xml:space="preserve">       &lt;license/&gt;</w:t>
       </w:r>
       <w:r>
         <w:rPr>
@@ -1121,7 +1041,7 @@
           <w:szCs w:val="18"/>
         </w:rPr>
         <w:br/>
-        <w:t xml:space="preserve">    &lt;licenses&gt;</w:t>
+        <w:t xml:space="preserve">    &lt;/licenses&gt;</w:t>
       </w:r>
       <w:r>
         <w:rPr>
@@ -1130,7 +1050,7 @@
           <w:szCs w:val="18"/>
         </w:rPr>
         <w:br/>
-        <w:t xml:space="preserve">       &lt;license/&gt;</w:t>
+        <w:t xml:space="preserve">    &lt;developers&gt;</w:t>
       </w:r>
       <w:r>
         <w:rPr>
@@ -1139,7 +1059,7 @@
           <w:szCs w:val="18"/>
         </w:rPr>
         <w:br/>
-        <w:t xml:space="preserve">    &lt;/licenses&gt;</w:t>
+        <w:t xml:space="preserve">       &lt;developer/&gt;</w:t>
       </w:r>
       <w:r>
         <w:rPr>
@@ -1148,7 +1068,7 @@
           <w:szCs w:val="18"/>
         </w:rPr>
         <w:br/>
-        <w:t xml:space="preserve">    &lt;developers&gt;</w:t>
+        <w:t xml:space="preserve">    &lt;/developers&gt;</w:t>
       </w:r>
       <w:r>
         <w:rPr>
@@ -1157,7 +1077,7 @@
           <w:szCs w:val="18"/>
         </w:rPr>
         <w:br/>
-        <w:t xml:space="preserve">       &lt;developer/&gt;</w:t>
+        <w:t xml:space="preserve">    &lt;scm&gt;</w:t>
       </w:r>
       <w:r>
         <w:rPr>
@@ -1166,7 +1086,7 @@
           <w:szCs w:val="18"/>
         </w:rPr>
         <w:br/>
-        <w:t xml:space="preserve">    &lt;/developers&gt;</w:t>
+        <w:t xml:space="preserve">       &lt;connection/&gt;</w:t>
       </w:r>
       <w:r>
         <w:rPr>
@@ -1175,25 +1095,25 @@
           <w:szCs w:val="18"/>
         </w:rPr>
         <w:br/>
-        <w:t xml:space="preserve">    &lt;</w:t>
-      </w:r>
-      <w:proofErr w:type="spellStart"/>
+        <w:t xml:space="preserve">       &lt;developerConnection/&gt;</w:t>
+      </w:r>
       <w:r>
         <w:rPr>
           <w:color w:val="D5B778"/>
           <w:sz w:val="18"/>
           <w:szCs w:val="18"/>
         </w:rPr>
-        <w:t>scm</w:t>
-      </w:r>
-      <w:proofErr w:type="spellEnd"/>
+        <w:br/>
+        <w:t xml:space="preserve">       &lt;tag/&gt;</w:t>
+      </w:r>
       <w:r>
         <w:rPr>
           <w:color w:val="D5B778"/>
           <w:sz w:val="18"/>
           <w:szCs w:val="18"/>
         </w:rPr>
-        <w:t>&gt;</w:t>
+        <w:br/>
+        <w:t xml:space="preserve">       &lt;url/&gt;</w:t>
       </w:r>
       <w:r>
         <w:rPr>
@@ -1202,7 +1122,7 @@
           <w:szCs w:val="18"/>
         </w:rPr>
         <w:br/>
-        <w:t xml:space="preserve">       &lt;connection/&gt;</w:t>
+        <w:t xml:space="preserve">    &lt;/scm&gt;</w:t>
       </w:r>
       <w:r>
         <w:rPr>
@@ -1211,25 +1131,32 @@
           <w:szCs w:val="18"/>
         </w:rPr>
         <w:br/>
-        <w:t xml:space="preserve">       &lt;</w:t>
-      </w:r>
-      <w:proofErr w:type="spellStart"/>
+        <w:t xml:space="preserve">    &lt;properties&gt;</w:t>
+      </w:r>
       <w:r>
         <w:rPr>
           <w:color w:val="D5B778"/>
           <w:sz w:val="18"/>
           <w:szCs w:val="18"/>
         </w:rPr>
-        <w:t>developerConnection</w:t>
-      </w:r>
-      <w:proofErr w:type="spellEnd"/>
+        <w:br/>
+        <w:t xml:space="preserve">       &lt;java.version&gt;</w:t>
+      </w:r>
+      <w:r>
+        <w:rPr>
+          <w:color w:val="BCBEC4"/>
+          <w:sz w:val="18"/>
+          <w:szCs w:val="18"/>
+        </w:rPr>
+        <w:t>21</w:t>
+      </w:r>
       <w:r>
         <w:rPr>
           <w:color w:val="D5B778"/>
           <w:sz w:val="18"/>
           <w:szCs w:val="18"/>
         </w:rPr>
-        <w:t>/&gt;</w:t>
+        <w:t>&lt;/java.version&gt;</w:t>
       </w:r>
       <w:r>
         <w:rPr>
@@ -1238,7 +1165,7 @@
           <w:szCs w:val="18"/>
         </w:rPr>
         <w:br/>
-        <w:t xml:space="preserve">       &lt;tag/&gt;</w:t>
+        <w:t xml:space="preserve">    &lt;/properties&gt;</w:t>
       </w:r>
       <w:r>
         <w:rPr>
@@ -1247,25 +1174,33 @@
           <w:szCs w:val="18"/>
         </w:rPr>
         <w:br/>
-        <w:t xml:space="preserve">       &lt;</w:t>
-      </w:r>
-      <w:proofErr w:type="spellStart"/>
+        <w:t xml:space="preserve">    &lt;dependencies&gt;</w:t>
+      </w:r>
       <w:r>
         <w:rPr>
           <w:color w:val="D5B778"/>
           <w:sz w:val="18"/>
           <w:szCs w:val="18"/>
         </w:rPr>
-        <w:t>url</w:t>
-      </w:r>
-      <w:proofErr w:type="spellEnd"/>
+        <w:br/>
+        <w:t xml:space="preserve">       &lt;dependency&gt;</w:t>
+      </w:r>
       <w:r>
         <w:rPr>
           <w:color w:val="D5B778"/>
           <w:sz w:val="18"/>
           <w:szCs w:val="18"/>
         </w:rPr>
-        <w:t>/&gt;</w:t>
+        <w:br/>
+        <w:t xml:space="preserve">          &lt;groupId&gt;</w:t>
+      </w:r>
+      <w:r>
+        <w:rPr>
+          <w:color w:val="BCBEC4"/>
+          <w:sz w:val="18"/>
+          <w:szCs w:val="18"/>
+        </w:rPr>
+        <w:t>org.springframework.boot</w:t>
       </w:r>
       <w:r>
         <w:rPr>
@@ -1273,26 +1208,32 @@
           <w:sz w:val="18"/>
           <w:szCs w:val="18"/>
         </w:rPr>
-        <w:br/>
-        <w:t xml:space="preserve">    &lt;/</w:t>
-      </w:r>
-      <w:proofErr w:type="spellStart"/>
+        <w:t>&lt;/groupId&gt;</w:t>
+      </w:r>
       <w:r>
         <w:rPr>
           <w:color w:val="D5B778"/>
           <w:sz w:val="18"/>
           <w:szCs w:val="18"/>
         </w:rPr>
-        <w:t>scm</w:t>
-      </w:r>
-      <w:proofErr w:type="spellEnd"/>
+        <w:br/>
+        <w:t xml:space="preserve">          &lt;artifactId&gt;</w:t>
+      </w:r>
+      <w:r>
+        <w:rPr>
+          <w:color w:val="BCBEC4"/>
+          <w:sz w:val="18"/>
+          <w:szCs w:val="18"/>
+        </w:rPr>
+        <w:t>spring-boot-starter-data-jpa</w:t>
+      </w:r>
       <w:r>
         <w:rPr>
           <w:color w:val="D5B778"/>
           <w:sz w:val="18"/>
           <w:szCs w:val="18"/>
         </w:rPr>
-        <w:t>&gt;</w:t>
+        <w:t>&lt;/artifactId&gt;</w:t>
       </w:r>
       <w:r>
         <w:rPr>
@@ -1301,7 +1242,7 @@
           <w:szCs w:val="18"/>
         </w:rPr>
         <w:br/>
-        <w:t xml:space="preserve">    &lt;properties&gt;</w:t>
+        <w:t xml:space="preserve">       &lt;/dependency&gt;</w:t>
       </w:r>
       <w:r>
         <w:rPr>
@@ -1310,33 +1251,32 @@
           <w:szCs w:val="18"/>
         </w:rPr>
         <w:br/>
-        <w:t xml:space="preserve">       &lt;</w:t>
-      </w:r>
-      <w:proofErr w:type="spellStart"/>
+        <w:t xml:space="preserve">       &lt;dependency&gt;</w:t>
+      </w:r>
       <w:r>
         <w:rPr>
           <w:color w:val="D5B778"/>
           <w:sz w:val="18"/>
           <w:szCs w:val="18"/>
         </w:rPr>
-        <w:t>java.version</w:t>
-      </w:r>
-      <w:proofErr w:type="spellEnd"/>
+        <w:br/>
+        <w:t xml:space="preserve">          &lt;groupId&gt;</w:t>
+      </w:r>
+      <w:r>
+        <w:rPr>
+          <w:color w:val="BCBEC4"/>
+          <w:sz w:val="18"/>
+          <w:szCs w:val="18"/>
+        </w:rPr>
+        <w:t>org.springframework.boot</w:t>
+      </w:r>
       <w:r>
         <w:rPr>
           <w:color w:val="D5B778"/>
           <w:sz w:val="18"/>
           <w:szCs w:val="18"/>
         </w:rPr>
-        <w:t>&gt;</w:t>
-      </w:r>
-      <w:r>
-        <w:rPr>
-          <w:color w:val="BCBEC4"/>
-          <w:sz w:val="18"/>
-          <w:szCs w:val="18"/>
-        </w:rPr>
-        <w:t>21</w:t>
+        <w:t>&lt;/groupId&gt;</w:t>
       </w:r>
       <w:r>
         <w:rPr>
@@ -1344,25 +1284,33 @@
           <w:sz w:val="18"/>
           <w:szCs w:val="18"/>
         </w:rPr>
-        <w:t>&lt;/</w:t>
-      </w:r>
-      <w:proofErr w:type="spellStart"/>
+        <w:br/>
+        <w:t xml:space="preserve">          &lt;artifactId&gt;</w:t>
+      </w:r>
+      <w:r>
+        <w:rPr>
+          <w:color w:val="BCBEC4"/>
+          <w:sz w:val="18"/>
+          <w:szCs w:val="18"/>
+        </w:rPr>
+        <w:t>spring-boot-starter-security</w:t>
+      </w:r>
       <w:r>
         <w:rPr>
           <w:color w:val="D5B778"/>
           <w:sz w:val="18"/>
           <w:szCs w:val="18"/>
         </w:rPr>
-        <w:t>java.version</w:t>
-      </w:r>
-      <w:proofErr w:type="spellEnd"/>
+        <w:t>&lt;/artifactId&gt;</w:t>
+      </w:r>
       <w:r>
         <w:rPr>
           <w:color w:val="D5B778"/>
           <w:sz w:val="18"/>
           <w:szCs w:val="18"/>
         </w:rPr>
-        <w:t>&gt;</w:t>
+        <w:br/>
+        <w:t xml:space="preserve">       &lt;/dependency&gt;</w:t>
       </w:r>
       <w:r>
         <w:rPr>
@@ -1371,7 +1319,6 @@
           <w:szCs w:val="18"/>
         </w:rPr>
         <w:br/>
-        <w:t xml:space="preserve">    &lt;/properties&gt;</w:t>
       </w:r>
       <w:r>
         <w:rPr>
@@ -1380,7 +1327,7 @@
           <w:szCs w:val="18"/>
         </w:rPr>
         <w:br/>
-        <w:t xml:space="preserve">    &lt;dependencies&gt;</w:t>
+        <w:t xml:space="preserve">       &lt;dependency&gt;</w:t>
       </w:r>
       <w:r>
         <w:rPr>
@@ -1389,6 +1336,65 @@
           <w:szCs w:val="18"/>
         </w:rPr>
         <w:br/>
+        <w:t xml:space="preserve">          &lt;groupId&gt;</w:t>
+      </w:r>
+      <w:r>
+        <w:rPr>
+          <w:color w:val="BCBEC4"/>
+          <w:sz w:val="18"/>
+          <w:szCs w:val="18"/>
+        </w:rPr>
+        <w:t>org.springframework.boot</w:t>
+      </w:r>
+      <w:r>
+        <w:rPr>
+          <w:color w:val="D5B778"/>
+          <w:sz w:val="18"/>
+          <w:szCs w:val="18"/>
+        </w:rPr>
+        <w:t>&lt;/groupId&gt;</w:t>
+      </w:r>
+      <w:r>
+        <w:rPr>
+          <w:color w:val="D5B778"/>
+          <w:sz w:val="18"/>
+          <w:szCs w:val="18"/>
+        </w:rPr>
+        <w:br/>
+        <w:t xml:space="preserve">          &lt;artifactId&gt;</w:t>
+      </w:r>
+      <w:r>
+        <w:rPr>
+          <w:color w:val="BCBEC4"/>
+          <w:sz w:val="18"/>
+          <w:szCs w:val="18"/>
+        </w:rPr>
+        <w:t>spring-boot-starter-validation</w:t>
+      </w:r>
+      <w:r>
+        <w:rPr>
+          <w:color w:val="D5B778"/>
+          <w:sz w:val="18"/>
+          <w:szCs w:val="18"/>
+        </w:rPr>
+        <w:t>&lt;/artifactId&gt;</w:t>
+      </w:r>
+      <w:r>
+        <w:rPr>
+          <w:color w:val="D5B778"/>
+          <w:sz w:val="18"/>
+          <w:szCs w:val="18"/>
+        </w:rPr>
+        <w:br/>
+        <w:t xml:space="preserve">       &lt;/dependency&gt;</w:t>
+      </w:r>
+      <w:r>
+        <w:rPr>
+          <w:color w:val="D5B778"/>
+          <w:sz w:val="18"/>
+          <w:szCs w:val="18"/>
+        </w:rPr>
+        <w:br/>
         <w:t xml:space="preserve">       &lt;dependency&gt;</w:t>
       </w:r>
       <w:r>
@@ -1400,7 +1406,6 @@
         <w:br/>
         <w:t xml:space="preserve">          &lt;groupId&gt;</w:t>
       </w:r>
-      <w:proofErr w:type="spellStart"/>
       <w:r>
         <w:rPr>
           <w:color w:val="BCBEC4"/>
@@ -1409,7 +1414,6 @@
         </w:rPr>
         <w:t>org.springframework.boot</w:t>
       </w:r>
-      <w:proofErr w:type="spellEnd"/>
       <w:r>
         <w:rPr>
           <w:color w:val="D5B778"/>
@@ -1433,7 +1437,7 @@
           <w:sz w:val="18"/>
           <w:szCs w:val="18"/>
         </w:rPr>
-        <w:t>spring-boot-starter-data-jpa</w:t>
+        <w:t>spring-boot-starter-web</w:t>
       </w:r>
       <w:r>
         <w:rPr>
@@ -1459,6 +1463,14 @@
           <w:szCs w:val="18"/>
         </w:rPr>
         <w:br/>
+      </w:r>
+      <w:r>
+        <w:rPr>
+          <w:color w:val="D5B778"/>
+          <w:sz w:val="18"/>
+          <w:szCs w:val="18"/>
+        </w:rPr>
+        <w:br/>
         <w:t xml:space="preserve">       &lt;dependency&gt;</w:t>
       </w:r>
       <w:r>
@@ -1470,7 +1482,192 @@
         <w:br/>
         <w:t xml:space="preserve">          &lt;groupId&gt;</w:t>
       </w:r>
-      <w:proofErr w:type="spellStart"/>
+      <w:r>
+        <w:rPr>
+          <w:color w:val="BCBEC4"/>
+          <w:sz w:val="18"/>
+          <w:szCs w:val="18"/>
+        </w:rPr>
+        <w:t>org.postgresql</w:t>
+      </w:r>
+      <w:r>
+        <w:rPr>
+          <w:color w:val="D5B778"/>
+          <w:sz w:val="18"/>
+          <w:szCs w:val="18"/>
+        </w:rPr>
+        <w:t>&lt;/groupId&gt;</w:t>
+      </w:r>
+      <w:r>
+        <w:rPr>
+          <w:color w:val="D5B778"/>
+          <w:sz w:val="18"/>
+          <w:szCs w:val="18"/>
+        </w:rPr>
+        <w:br/>
+        <w:t xml:space="preserve">          &lt;artifactId&gt;</w:t>
+      </w:r>
+      <w:r>
+        <w:rPr>
+          <w:color w:val="BCBEC4"/>
+          <w:sz w:val="18"/>
+          <w:szCs w:val="18"/>
+        </w:rPr>
+        <w:t>postgresql</w:t>
+      </w:r>
+      <w:r>
+        <w:rPr>
+          <w:color w:val="D5B778"/>
+          <w:sz w:val="18"/>
+          <w:szCs w:val="18"/>
+        </w:rPr>
+        <w:t>&lt;/artifactId&gt;</w:t>
+      </w:r>
+      <w:r>
+        <w:rPr>
+          <w:color w:val="D5B778"/>
+          <w:sz w:val="18"/>
+          <w:szCs w:val="18"/>
+        </w:rPr>
+        <w:br/>
+        <w:t xml:space="preserve">          &lt;scope&gt;</w:t>
+      </w:r>
+      <w:r>
+        <w:rPr>
+          <w:color w:val="BCBEC4"/>
+          <w:sz w:val="18"/>
+          <w:szCs w:val="18"/>
+        </w:rPr>
+        <w:t>runtime</w:t>
+      </w:r>
+      <w:r>
+        <w:rPr>
+          <w:color w:val="D5B778"/>
+          <w:sz w:val="18"/>
+          <w:szCs w:val="18"/>
+        </w:rPr>
+        <w:t>&lt;/scope&gt;</w:t>
+      </w:r>
+      <w:r>
+        <w:rPr>
+          <w:color w:val="D5B778"/>
+          <w:sz w:val="18"/>
+          <w:szCs w:val="18"/>
+        </w:rPr>
+        <w:br/>
+        <w:t xml:space="preserve">       &lt;/dependency&gt;</w:t>
+      </w:r>
+      <w:r>
+        <w:rPr>
+          <w:color w:val="D5B778"/>
+          <w:sz w:val="18"/>
+          <w:szCs w:val="18"/>
+        </w:rPr>
+        <w:br/>
+        <w:t xml:space="preserve">       &lt;dependency&gt;</w:t>
+      </w:r>
+      <w:r>
+        <w:rPr>
+          <w:color w:val="D5B778"/>
+          <w:sz w:val="18"/>
+          <w:szCs w:val="18"/>
+        </w:rPr>
+        <w:br/>
+        <w:t xml:space="preserve">          &lt;groupId&gt;</w:t>
+      </w:r>
+      <w:r>
+        <w:rPr>
+          <w:color w:val="BCBEC4"/>
+          <w:sz w:val="18"/>
+          <w:szCs w:val="18"/>
+        </w:rPr>
+        <w:t>org.projectlombok</w:t>
+      </w:r>
+      <w:r>
+        <w:rPr>
+          <w:color w:val="D5B778"/>
+          <w:sz w:val="18"/>
+          <w:szCs w:val="18"/>
+        </w:rPr>
+        <w:t>&lt;/groupId&gt;</w:t>
+      </w:r>
+      <w:r>
+        <w:rPr>
+          <w:color w:val="D5B778"/>
+          <w:sz w:val="18"/>
+          <w:szCs w:val="18"/>
+        </w:rPr>
+        <w:br/>
+        <w:t xml:space="preserve">          &lt;artifactId&gt;</w:t>
+      </w:r>
+      <w:r>
+        <w:rPr>
+          <w:color w:val="BCBEC4"/>
+          <w:sz w:val="18"/>
+          <w:szCs w:val="18"/>
+        </w:rPr>
+        <w:t>lombok</w:t>
+      </w:r>
+      <w:r>
+        <w:rPr>
+          <w:color w:val="D5B778"/>
+          <w:sz w:val="18"/>
+          <w:szCs w:val="18"/>
+        </w:rPr>
+        <w:t>&lt;/artifactId&gt;</w:t>
+      </w:r>
+      <w:r>
+        <w:rPr>
+          <w:color w:val="D5B778"/>
+          <w:sz w:val="18"/>
+          <w:szCs w:val="18"/>
+        </w:rPr>
+        <w:br/>
+        <w:t xml:space="preserve">          &lt;optional&gt;</w:t>
+      </w:r>
+      <w:r>
+        <w:rPr>
+          <w:color w:val="BCBEC4"/>
+          <w:sz w:val="18"/>
+          <w:szCs w:val="18"/>
+        </w:rPr>
+        <w:t>true</w:t>
+      </w:r>
+      <w:r>
+        <w:rPr>
+          <w:color w:val="D5B778"/>
+          <w:sz w:val="18"/>
+          <w:szCs w:val="18"/>
+        </w:rPr>
+        <w:t>&lt;/optional&gt;</w:t>
+      </w:r>
+      <w:r>
+        <w:rPr>
+          <w:color w:val="D5B778"/>
+          <w:sz w:val="18"/>
+          <w:szCs w:val="18"/>
+        </w:rPr>
+        <w:br/>
+        <w:t xml:space="preserve">       &lt;/dependency&gt;</w:t>
+      </w:r>
+      <w:r>
+        <w:rPr>
+          <w:color w:val="D5B778"/>
+          <w:sz w:val="18"/>
+          <w:szCs w:val="18"/>
+        </w:rPr>
+        <w:br/>
+        <w:t xml:space="preserve">       &lt;dependency&gt;</w:t>
+      </w:r>
+      <w:r>
+        <w:rPr>
+          <w:color w:val="D5B778"/>
+          <w:sz w:val="18"/>
+          <w:szCs w:val="18"/>
+        </w:rPr>
+        <w:br/>
+        <w:t xml:space="preserve">          &lt;groupId&gt;</w:t>
+      </w:r>
       <w:r>
         <w:rPr>
           <w:color w:val="BCBEC4"/>
@@ -1479,7 +1676,6 @@
         </w:rPr>
         <w:t>org.springframework.boot</w:t>
       </w:r>
-      <w:proofErr w:type="spellEnd"/>
       <w:r>
         <w:rPr>
           <w:color w:val="D5B778"/>
@@ -1503,7 +1699,7 @@
           <w:sz w:val="18"/>
           <w:szCs w:val="18"/>
         </w:rPr>
-        <w:t>spring-boot-starter-security</w:t>
+        <w:t>spring-boot-starter-test</w:t>
       </w:r>
       <w:r>
         <w:rPr>
@@ -1520,6 +1716,31 @@
           <w:szCs w:val="18"/>
         </w:rPr>
         <w:br/>
+        <w:t xml:space="preserve">          &lt;scope&gt;</w:t>
+      </w:r>
+      <w:r>
+        <w:rPr>
+          <w:color w:val="BCBEC4"/>
+          <w:sz w:val="18"/>
+          <w:szCs w:val="18"/>
+        </w:rPr>
+        <w:t>test</w:t>
+      </w:r>
+      <w:r>
+        <w:rPr>
+          <w:color w:val="D5B778"/>
+          <w:sz w:val="18"/>
+          <w:szCs w:val="18"/>
+        </w:rPr>
+        <w:t>&lt;/scope&gt;</w:t>
+      </w:r>
+      <w:r>
+        <w:rPr>
+          <w:color w:val="D5B778"/>
+          <w:sz w:val="18"/>
+          <w:szCs w:val="18"/>
+        </w:rPr>
+        <w:br/>
         <w:t xml:space="preserve">       &lt;/dependency&gt;</w:t>
       </w:r>
       <w:r>
@@ -1529,6 +1750,7 @@
           <w:szCs w:val="18"/>
         </w:rPr>
         <w:br/>
+        <w:t xml:space="preserve">       &lt;dependency&gt;</w:t>
       </w:r>
       <w:r>
         <w:rPr>
@@ -1537,455 +1759,8 @@
           <w:szCs w:val="18"/>
         </w:rPr>
         <w:br/>
-        <w:t xml:space="preserve">       &lt;dependency&gt;</w:t>
-      </w:r>
-      <w:r>
-        <w:rPr>
-          <w:color w:val="D5B778"/>
-          <w:sz w:val="18"/>
-          <w:szCs w:val="18"/>
-        </w:rPr>
-        <w:br/>
         <w:t xml:space="preserve">          &lt;groupId&gt;</w:t>
       </w:r>
-      <w:proofErr w:type="spellStart"/>
-      <w:r>
-        <w:rPr>
-          <w:color w:val="BCBEC4"/>
-          <w:sz w:val="18"/>
-          <w:szCs w:val="18"/>
-        </w:rPr>
-        <w:t>org.springframework.boot</w:t>
-      </w:r>
-      <w:proofErr w:type="spellEnd"/>
-      <w:r>
-        <w:rPr>
-          <w:color w:val="D5B778"/>
-          <w:sz w:val="18"/>
-          <w:szCs w:val="18"/>
-        </w:rPr>
-        <w:t>&lt;/groupId&gt;</w:t>
-      </w:r>
-      <w:r>
-        <w:rPr>
-          <w:color w:val="D5B778"/>
-          <w:sz w:val="18"/>
-          <w:szCs w:val="18"/>
-        </w:rPr>
-        <w:br/>
-        <w:t xml:space="preserve">          &lt;artifactId&gt;</w:t>
-      </w:r>
-      <w:r>
-        <w:rPr>
-          <w:color w:val="BCBEC4"/>
-          <w:sz w:val="18"/>
-          <w:szCs w:val="18"/>
-        </w:rPr>
-        <w:t>spring-boot-starter-validation</w:t>
-      </w:r>
-      <w:r>
-        <w:rPr>
-          <w:color w:val="D5B778"/>
-          <w:sz w:val="18"/>
-          <w:szCs w:val="18"/>
-        </w:rPr>
-        <w:t>&lt;/artifactId&gt;</w:t>
-      </w:r>
-      <w:r>
-        <w:rPr>
-          <w:color w:val="D5B778"/>
-          <w:sz w:val="18"/>
-          <w:szCs w:val="18"/>
-        </w:rPr>
-        <w:br/>
-        <w:t xml:space="preserve">       &lt;/dependency&gt;</w:t>
-      </w:r>
-      <w:r>
-        <w:rPr>
-          <w:color w:val="D5B778"/>
-          <w:sz w:val="18"/>
-          <w:szCs w:val="18"/>
-        </w:rPr>
-        <w:br/>
-        <w:t xml:space="preserve">       &lt;dependency&gt;</w:t>
-      </w:r>
-      <w:r>
-        <w:rPr>
-          <w:color w:val="D5B778"/>
-          <w:sz w:val="18"/>
-          <w:szCs w:val="18"/>
-        </w:rPr>
-        <w:br/>
-        <w:t xml:space="preserve">          &lt;groupId&gt;</w:t>
-      </w:r>
-      <w:proofErr w:type="spellStart"/>
-      <w:r>
-        <w:rPr>
-          <w:color w:val="BCBEC4"/>
-          <w:sz w:val="18"/>
-          <w:szCs w:val="18"/>
-        </w:rPr>
-        <w:t>org.springframework.boot</w:t>
-      </w:r>
-      <w:proofErr w:type="spellEnd"/>
-      <w:r>
-        <w:rPr>
-          <w:color w:val="D5B778"/>
-          <w:sz w:val="18"/>
-          <w:szCs w:val="18"/>
-        </w:rPr>
-        <w:t>&lt;/groupId&gt;</w:t>
-      </w:r>
-      <w:r>
-        <w:rPr>
-          <w:color w:val="D5B778"/>
-          <w:sz w:val="18"/>
-          <w:szCs w:val="18"/>
-        </w:rPr>
-        <w:br/>
-        <w:t xml:space="preserve">          &lt;artifactId&gt;</w:t>
-      </w:r>
-      <w:r>
-        <w:rPr>
-          <w:color w:val="BCBEC4"/>
-          <w:sz w:val="18"/>
-          <w:szCs w:val="18"/>
-        </w:rPr>
-        <w:t>spring-boot-starter-web</w:t>
-      </w:r>
-      <w:r>
-        <w:rPr>
-          <w:color w:val="D5B778"/>
-          <w:sz w:val="18"/>
-          <w:szCs w:val="18"/>
-        </w:rPr>
-        <w:t>&lt;/artifactId&gt;</w:t>
-      </w:r>
-      <w:r>
-        <w:rPr>
-          <w:color w:val="D5B778"/>
-          <w:sz w:val="18"/>
-          <w:szCs w:val="18"/>
-        </w:rPr>
-        <w:br/>
-        <w:t xml:space="preserve">       &lt;/dependency&gt;</w:t>
-      </w:r>
-      <w:r>
-        <w:rPr>
-          <w:color w:val="D5B778"/>
-          <w:sz w:val="18"/>
-          <w:szCs w:val="18"/>
-        </w:rPr>
-        <w:br/>
-      </w:r>
-      <w:r>
-        <w:rPr>
-          <w:color w:val="D5B778"/>
-          <w:sz w:val="18"/>
-          <w:szCs w:val="18"/>
-        </w:rPr>
-        <w:br/>
-        <w:t xml:space="preserve">       &lt;dependency&gt;</w:t>
-      </w:r>
-      <w:r>
-        <w:rPr>
-          <w:color w:val="D5B778"/>
-          <w:sz w:val="18"/>
-          <w:szCs w:val="18"/>
-        </w:rPr>
-        <w:br/>
-        <w:t xml:space="preserve">          &lt;groupId&gt;</w:t>
-      </w:r>
-      <w:proofErr w:type="spellStart"/>
-      <w:r>
-        <w:rPr>
-          <w:color w:val="BCBEC4"/>
-          <w:sz w:val="18"/>
-          <w:szCs w:val="18"/>
-        </w:rPr>
-        <w:t>org.postgresql</w:t>
-      </w:r>
-      <w:proofErr w:type="spellEnd"/>
-      <w:r>
-        <w:rPr>
-          <w:color w:val="D5B778"/>
-          <w:sz w:val="18"/>
-          <w:szCs w:val="18"/>
-        </w:rPr>
-        <w:t>&lt;/groupId&gt;</w:t>
-      </w:r>
-      <w:r>
-        <w:rPr>
-          <w:color w:val="D5B778"/>
-          <w:sz w:val="18"/>
-          <w:szCs w:val="18"/>
-        </w:rPr>
-        <w:br/>
-        <w:t xml:space="preserve">          &lt;artifactId&gt;</w:t>
-      </w:r>
-      <w:proofErr w:type="spellStart"/>
-      <w:r>
-        <w:rPr>
-          <w:color w:val="BCBEC4"/>
-          <w:sz w:val="18"/>
-          <w:szCs w:val="18"/>
-        </w:rPr>
-        <w:t>postgresql</w:t>
-      </w:r>
-      <w:proofErr w:type="spellEnd"/>
-      <w:r>
-        <w:rPr>
-          <w:color w:val="D5B778"/>
-          <w:sz w:val="18"/>
-          <w:szCs w:val="18"/>
-        </w:rPr>
-        <w:t>&lt;/artifactId&gt;</w:t>
-      </w:r>
-      <w:r>
-        <w:rPr>
-          <w:color w:val="D5B778"/>
-          <w:sz w:val="18"/>
-          <w:szCs w:val="18"/>
-        </w:rPr>
-        <w:br/>
-        <w:t xml:space="preserve">          &lt;scope&gt;</w:t>
-      </w:r>
-      <w:r>
-        <w:rPr>
-          <w:color w:val="BCBEC4"/>
-          <w:sz w:val="18"/>
-          <w:szCs w:val="18"/>
-        </w:rPr>
-        <w:t>runtime</w:t>
-      </w:r>
-      <w:r>
-        <w:rPr>
-          <w:color w:val="D5B778"/>
-          <w:sz w:val="18"/>
-          <w:szCs w:val="18"/>
-        </w:rPr>
-        <w:t>&lt;/scope&gt;</w:t>
-      </w:r>
-      <w:r>
-        <w:rPr>
-          <w:color w:val="D5B778"/>
-          <w:sz w:val="18"/>
-          <w:szCs w:val="18"/>
-        </w:rPr>
-        <w:br/>
-        <w:t xml:space="preserve">       &lt;/dependency&gt;</w:t>
-      </w:r>
-      <w:r>
-        <w:rPr>
-          <w:color w:val="D5B778"/>
-          <w:sz w:val="18"/>
-          <w:szCs w:val="18"/>
-        </w:rPr>
-        <w:br/>
-        <w:t xml:space="preserve">       &lt;dependency&gt;</w:t>
-      </w:r>
-      <w:r>
-        <w:rPr>
-          <w:color w:val="D5B778"/>
-          <w:sz w:val="18"/>
-          <w:szCs w:val="18"/>
-        </w:rPr>
-        <w:br/>
-        <w:t xml:space="preserve">          &lt;groupId&gt;</w:t>
-      </w:r>
-      <w:proofErr w:type="spellStart"/>
-      <w:r>
-        <w:rPr>
-          <w:color w:val="BCBEC4"/>
-          <w:sz w:val="18"/>
-          <w:szCs w:val="18"/>
-        </w:rPr>
-        <w:t>org.projectlombok</w:t>
-      </w:r>
-      <w:proofErr w:type="spellEnd"/>
-      <w:r>
-        <w:rPr>
-          <w:color w:val="D5B778"/>
-          <w:sz w:val="18"/>
-          <w:szCs w:val="18"/>
-        </w:rPr>
-        <w:t>&lt;/groupId&gt;</w:t>
-      </w:r>
-      <w:r>
-        <w:rPr>
-          <w:color w:val="D5B778"/>
-          <w:sz w:val="18"/>
-          <w:szCs w:val="18"/>
-        </w:rPr>
-        <w:br/>
-        <w:t xml:space="preserve">          &lt;artifactId&gt;</w:t>
-      </w:r>
-      <w:proofErr w:type="spellStart"/>
-      <w:r>
-        <w:rPr>
-          <w:color w:val="BCBEC4"/>
-          <w:sz w:val="18"/>
-          <w:szCs w:val="18"/>
-        </w:rPr>
-        <w:t>lombok</w:t>
-      </w:r>
-      <w:proofErr w:type="spellEnd"/>
-      <w:r>
-        <w:rPr>
-          <w:color w:val="D5B778"/>
-          <w:sz w:val="18"/>
-          <w:szCs w:val="18"/>
-        </w:rPr>
-        <w:t>&lt;/artifactId&gt;</w:t>
-      </w:r>
-      <w:r>
-        <w:rPr>
-          <w:color w:val="D5B778"/>
-          <w:sz w:val="18"/>
-          <w:szCs w:val="18"/>
-        </w:rPr>
-        <w:br/>
-        <w:t xml:space="preserve">          &lt;optional&gt;</w:t>
-      </w:r>
-      <w:r>
-        <w:rPr>
-          <w:color w:val="BCBEC4"/>
-          <w:sz w:val="18"/>
-          <w:szCs w:val="18"/>
-        </w:rPr>
-        <w:t>true</w:t>
-      </w:r>
-      <w:r>
-        <w:rPr>
-          <w:color w:val="D5B778"/>
-          <w:sz w:val="18"/>
-          <w:szCs w:val="18"/>
-        </w:rPr>
-        <w:t>&lt;/optional&gt;</w:t>
-      </w:r>
-      <w:r>
-        <w:rPr>
-          <w:color w:val="D5B778"/>
-          <w:sz w:val="18"/>
-          <w:szCs w:val="18"/>
-        </w:rPr>
-        <w:br/>
-        <w:t xml:space="preserve">       &lt;/dependency&gt;</w:t>
-      </w:r>
-      <w:r>
-        <w:rPr>
-          <w:color w:val="D5B778"/>
-          <w:sz w:val="18"/>
-          <w:szCs w:val="18"/>
-        </w:rPr>
-        <w:br/>
-        <w:t xml:space="preserve">       &lt;dependency&gt;</w:t>
-      </w:r>
-      <w:r>
-        <w:rPr>
-          <w:color w:val="D5B778"/>
-          <w:sz w:val="18"/>
-          <w:szCs w:val="18"/>
-        </w:rPr>
-        <w:br/>
-        <w:t xml:space="preserve">          &lt;groupId&gt;</w:t>
-      </w:r>
-      <w:proofErr w:type="spellStart"/>
-      <w:r>
-        <w:rPr>
-          <w:color w:val="BCBEC4"/>
-          <w:sz w:val="18"/>
-          <w:szCs w:val="18"/>
-        </w:rPr>
-        <w:t>org.springframework.boot</w:t>
-      </w:r>
-      <w:proofErr w:type="spellEnd"/>
-      <w:r>
-        <w:rPr>
-          <w:color w:val="D5B778"/>
-          <w:sz w:val="18"/>
-          <w:szCs w:val="18"/>
-        </w:rPr>
-        <w:t>&lt;/groupId&gt;</w:t>
-      </w:r>
-      <w:r>
-        <w:rPr>
-          <w:color w:val="D5B778"/>
-          <w:sz w:val="18"/>
-          <w:szCs w:val="18"/>
-        </w:rPr>
-        <w:br/>
-        <w:t xml:space="preserve">          &lt;artifactId&gt;</w:t>
-      </w:r>
-      <w:r>
-        <w:rPr>
-          <w:color w:val="BCBEC4"/>
-          <w:sz w:val="18"/>
-          <w:szCs w:val="18"/>
-        </w:rPr>
-        <w:t>spring-boot-starter-test</w:t>
-      </w:r>
-      <w:r>
-        <w:rPr>
-          <w:color w:val="D5B778"/>
-          <w:sz w:val="18"/>
-          <w:szCs w:val="18"/>
-        </w:rPr>
-        <w:t>&lt;/artifactId&gt;</w:t>
-      </w:r>
-      <w:r>
-        <w:rPr>
-          <w:color w:val="D5B778"/>
-          <w:sz w:val="18"/>
-          <w:szCs w:val="18"/>
-        </w:rPr>
-        <w:br/>
-        <w:t xml:space="preserve">          &lt;scope&gt;</w:t>
-      </w:r>
-      <w:r>
-        <w:rPr>
-          <w:color w:val="BCBEC4"/>
-          <w:sz w:val="18"/>
-          <w:szCs w:val="18"/>
-        </w:rPr>
-        <w:t>test</w:t>
-      </w:r>
-      <w:r>
-        <w:rPr>
-          <w:color w:val="D5B778"/>
-          <w:sz w:val="18"/>
-          <w:szCs w:val="18"/>
-        </w:rPr>
-        <w:t>&lt;/scope&gt;</w:t>
-      </w:r>
-      <w:r>
-        <w:rPr>
-          <w:color w:val="D5B778"/>
-          <w:sz w:val="18"/>
-          <w:szCs w:val="18"/>
-        </w:rPr>
-        <w:br/>
-        <w:t xml:space="preserve">       &lt;/dependency&gt;</w:t>
-      </w:r>
-      <w:r>
-        <w:rPr>
-          <w:color w:val="D5B778"/>
-          <w:sz w:val="18"/>
-          <w:szCs w:val="18"/>
-        </w:rPr>
-        <w:br/>
-        <w:t xml:space="preserve">       &lt;dependency&gt;</w:t>
-      </w:r>
-      <w:r>
-        <w:rPr>
-          <w:color w:val="D5B778"/>
-          <w:sz w:val="18"/>
-          <w:szCs w:val="18"/>
-        </w:rPr>
-        <w:br/>
-        <w:t xml:space="preserve">          &lt;groupId&gt;</w:t>
-      </w:r>
-      <w:proofErr w:type="spellStart"/>
       <w:r>
         <w:rPr>
           <w:color w:val="BCBEC4"/>
@@ -1994,7 +1769,6 @@
         </w:rPr>
         <w:t>org.springframework.security</w:t>
       </w:r>
-      <w:proofErr w:type="spellEnd"/>
       <w:r>
         <w:rPr>
           <w:color w:val="D5B778"/>
@@ -2231,7 +2005,6 @@
         <w:br/>
         <w:t xml:space="preserve">          &lt;groupId&gt;</w:t>
       </w:r>
-      <w:proofErr w:type="spellStart"/>
       <w:r>
         <w:rPr>
           <w:color w:val="BCBEC4"/>
@@ -2240,7 +2013,6 @@
         </w:rPr>
         <w:t>com.fasterxml.jackson.core</w:t>
       </w:r>
-      <w:proofErr w:type="spellEnd"/>
       <w:r>
         <w:rPr>
           <w:color w:val="D5B778"/>
@@ -2258,7 +2030,6 @@
         <w:br/>
         <w:t xml:space="preserve">          &lt;artifactId&gt;</w:t>
       </w:r>
-      <w:proofErr w:type="spellStart"/>
       <w:r>
         <w:rPr>
           <w:color w:val="BCBEC4"/>
@@ -2267,7 +2038,6 @@
         </w:rPr>
         <w:t>jackson-databind</w:t>
       </w:r>
-      <w:proofErr w:type="spellEnd"/>
       <w:r>
         <w:rPr>
           <w:color w:val="D5B778"/>
@@ -2311,7 +2081,6 @@
         <w:br/>
         <w:t xml:space="preserve">          &lt;groupId&gt;</w:t>
       </w:r>
-      <w:proofErr w:type="spellStart"/>
       <w:r>
         <w:rPr>
           <w:color w:val="BCBEC4"/>
@@ -2320,7 +2089,6 @@
         </w:rPr>
         <w:t>io.jsonwebtoken</w:t>
       </w:r>
-      <w:proofErr w:type="spellEnd"/>
       <w:r>
         <w:rPr>
           <w:color w:val="D5B778"/>
@@ -2338,23 +2106,13 @@
         <w:br/>
         <w:t xml:space="preserve">          &lt;artifactId&gt;</w:t>
       </w:r>
-      <w:proofErr w:type="spellStart"/>
-      <w:r>
-        <w:rPr>
-          <w:color w:val="BCBEC4"/>
-          <w:sz w:val="18"/>
-          <w:szCs w:val="18"/>
-        </w:rPr>
-        <w:t>jjwt</w:t>
-      </w:r>
-      <w:proofErr w:type="spellEnd"/>
-      <w:r>
-        <w:rPr>
-          <w:color w:val="BCBEC4"/>
-          <w:sz w:val="18"/>
-          <w:szCs w:val="18"/>
-        </w:rPr>
-        <w:t>-api</w:t>
+      <w:r>
+        <w:rPr>
+          <w:color w:val="BCBEC4"/>
+          <w:sz w:val="18"/>
+          <w:szCs w:val="18"/>
+        </w:rPr>
+        <w:t>jjwt-api</w:t>
       </w:r>
       <w:r>
         <w:rPr>
@@ -2416,7 +2174,6 @@
         <w:br/>
         <w:t xml:space="preserve">          &lt;groupId&gt;</w:t>
       </w:r>
-      <w:proofErr w:type="spellStart"/>
       <w:r>
         <w:rPr>
           <w:color w:val="BCBEC4"/>
@@ -2425,7 +2182,6 @@
         </w:rPr>
         <w:t>io.jsonwebtoken</w:t>
       </w:r>
-      <w:proofErr w:type="spellEnd"/>
       <w:r>
         <w:rPr>
           <w:color w:val="D5B778"/>
@@ -2443,7 +2199,6 @@
         <w:br/>
         <w:t xml:space="preserve">          &lt;artifactId&gt;</w:t>
       </w:r>
-      <w:proofErr w:type="spellStart"/>
       <w:r>
         <w:rPr>
           <w:color w:val="BCBEC4"/>
@@ -2452,7 +2207,6 @@
         </w:rPr>
         <w:t>jjwt-impl</w:t>
       </w:r>
-      <w:proofErr w:type="spellEnd"/>
       <w:r>
         <w:rPr>
           <w:color w:val="D5B778"/>
@@ -2538,7 +2292,6 @@
         <w:br/>
         <w:t xml:space="preserve">          &lt;groupId&gt;</w:t>
       </w:r>
-      <w:proofErr w:type="spellStart"/>
       <w:r>
         <w:rPr>
           <w:color w:val="BCBEC4"/>
@@ -2547,7 +2300,6 @@
         </w:rPr>
         <w:t>io.jsonwebtoken</w:t>
       </w:r>
-      <w:proofErr w:type="spellEnd"/>
       <w:r>
         <w:rPr>
           <w:color w:val="D5B778"/>
@@ -2565,7 +2317,6 @@
         <w:br/>
         <w:t xml:space="preserve">          &lt;artifactId&gt;</w:t>
       </w:r>
-      <w:proofErr w:type="spellStart"/>
       <w:r>
         <w:rPr>
           <w:color w:val="BCBEC4"/>
@@ -2574,7 +2325,6 @@
         </w:rPr>
         <w:t>jjwt-jackson</w:t>
       </w:r>
-      <w:proofErr w:type="spellEnd"/>
       <w:r>
         <w:rPr>
           <w:color w:val="D5B778"/>
@@ -2660,7 +2410,6 @@
         <w:br/>
         <w:t xml:space="preserve">          &lt;groupId&gt;</w:t>
       </w:r>
-      <w:proofErr w:type="spellStart"/>
       <w:r>
         <w:rPr>
           <w:color w:val="BCBEC4"/>
@@ -2669,7 +2418,6 @@
         </w:rPr>
         <w:t>org.springframework.boot</w:t>
       </w:r>
-      <w:proofErr w:type="spellEnd"/>
       <w:r>
         <w:rPr>
           <w:color w:val="D5B778"/>
@@ -2881,7 +2629,6 @@
         <w:br/>
         <w:t xml:space="preserve">             &lt;groupId&gt;</w:t>
       </w:r>
-      <w:proofErr w:type="spellStart"/>
       <w:r>
         <w:rPr>
           <w:color w:val="BCBEC4"/>
@@ -2890,7 +2637,6 @@
         </w:rPr>
         <w:t>org.apache.maven.plugins</w:t>
       </w:r>
-      <w:proofErr w:type="spellEnd"/>
       <w:r>
         <w:rPr>
           <w:color w:val="D5B778"/>
@@ -3040,25 +2786,33 @@
           <w:szCs w:val="18"/>
         </w:rPr>
         <w:br/>
-        <w:t xml:space="preserve">                &lt;</w:t>
-      </w:r>
-      <w:proofErr w:type="spellStart"/>
+        <w:t xml:space="preserve">                &lt;annotationProcessorPaths&gt;</w:t>
+      </w:r>
       <w:r>
         <w:rPr>
           <w:color w:val="D5B778"/>
           <w:sz w:val="18"/>
           <w:szCs w:val="18"/>
         </w:rPr>
-        <w:t>annotationProcessorPaths</w:t>
-      </w:r>
-      <w:proofErr w:type="spellEnd"/>
+        <w:br/>
+        <w:t xml:space="preserve">                   &lt;path&gt;</w:t>
+      </w:r>
       <w:r>
         <w:rPr>
           <w:color w:val="D5B778"/>
           <w:sz w:val="18"/>
           <w:szCs w:val="18"/>
         </w:rPr>
-        <w:t>&gt;</w:t>
+        <w:br/>
+        <w:t xml:space="preserve">                      &lt;groupId&gt;</w:t>
+      </w:r>
+      <w:r>
+        <w:rPr>
+          <w:color w:val="BCBEC4"/>
+          <w:sz w:val="18"/>
+          <w:szCs w:val="18"/>
+        </w:rPr>
+        <w:t>org.projectlombok</w:t>
       </w:r>
       <w:r>
         <w:rPr>
@@ -3066,8 +2820,7 @@
           <w:sz w:val="18"/>
           <w:szCs w:val="18"/>
         </w:rPr>
-        <w:br/>
-        <w:t xml:space="preserve">                   &lt;path&gt;</w:t>
+        <w:t>&lt;/groupId&gt;</w:t>
       </w:r>
       <w:r>
         <w:rPr>
@@ -3076,9 +2829,180 @@
           <w:szCs w:val="18"/>
         </w:rPr>
         <w:br/>
+        <w:t xml:space="preserve">                      &lt;artifactId&gt;</w:t>
+      </w:r>
+      <w:r>
+        <w:rPr>
+          <w:color w:val="BCBEC4"/>
+          <w:sz w:val="18"/>
+          <w:szCs w:val="18"/>
+        </w:rPr>
+        <w:t>lombok</w:t>
+      </w:r>
+      <w:r>
+        <w:rPr>
+          <w:color w:val="D5B778"/>
+          <w:sz w:val="18"/>
+          <w:szCs w:val="18"/>
+        </w:rPr>
+        <w:t>&lt;/artifactId&gt;</w:t>
+      </w:r>
+      <w:r>
+        <w:rPr>
+          <w:color w:val="D5B778"/>
+          <w:sz w:val="18"/>
+          <w:szCs w:val="18"/>
+        </w:rPr>
+        <w:br/>
+        <w:t xml:space="preserve">                      &lt;version&gt;</w:t>
+      </w:r>
+      <w:r>
+        <w:rPr>
+          <w:color w:val="BCBEC4"/>
+          <w:sz w:val="18"/>
+          <w:szCs w:val="18"/>
+        </w:rPr>
+        <w:t>${lombok.version}</w:t>
+      </w:r>
+      <w:r>
+        <w:rPr>
+          <w:color w:val="D5B778"/>
+          <w:sz w:val="18"/>
+          <w:szCs w:val="18"/>
+        </w:rPr>
+        <w:t>&lt;/version&gt;</w:t>
+      </w:r>
+      <w:r>
+        <w:rPr>
+          <w:color w:val="D5B778"/>
+          <w:sz w:val="18"/>
+          <w:szCs w:val="18"/>
+        </w:rPr>
+        <w:br/>
+        <w:t xml:space="preserve">                   &lt;/path&gt;</w:t>
+      </w:r>
+      <w:r>
+        <w:rPr>
+          <w:color w:val="D5B778"/>
+          <w:sz w:val="18"/>
+          <w:szCs w:val="18"/>
+        </w:rPr>
+        <w:br/>
+        <w:t xml:space="preserve">                &lt;/annotationProcessorPaths&gt;</w:t>
+      </w:r>
+      <w:r>
+        <w:rPr>
+          <w:color w:val="D5B778"/>
+          <w:sz w:val="18"/>
+          <w:szCs w:val="18"/>
+        </w:rPr>
+        <w:br/>
+        <w:t xml:space="preserve">             &lt;/configuration&gt;</w:t>
+      </w:r>
+      <w:r>
+        <w:rPr>
+          <w:color w:val="D5B778"/>
+          <w:sz w:val="18"/>
+          <w:szCs w:val="18"/>
+        </w:rPr>
+        <w:br/>
+        <w:t xml:space="preserve">          &lt;/plugin&gt;</w:t>
+      </w:r>
+      <w:r>
+        <w:rPr>
+          <w:color w:val="D5B778"/>
+          <w:sz w:val="18"/>
+          <w:szCs w:val="18"/>
+        </w:rPr>
+        <w:br/>
+        <w:t xml:space="preserve">          &lt;plugin&gt;</w:t>
+      </w:r>
+      <w:r>
+        <w:rPr>
+          <w:color w:val="D5B778"/>
+          <w:sz w:val="18"/>
+          <w:szCs w:val="18"/>
+        </w:rPr>
+        <w:br/>
+        <w:t xml:space="preserve">             &lt;groupId&gt;</w:t>
+      </w:r>
+      <w:r>
+        <w:rPr>
+          <w:color w:val="BCBEC4"/>
+          <w:sz w:val="18"/>
+          <w:szCs w:val="18"/>
+        </w:rPr>
+        <w:t>org.springframework.boot</w:t>
+      </w:r>
+      <w:r>
+        <w:rPr>
+          <w:color w:val="D5B778"/>
+          <w:sz w:val="18"/>
+          <w:szCs w:val="18"/>
+        </w:rPr>
+        <w:t>&lt;/groupId&gt;</w:t>
+      </w:r>
+      <w:r>
+        <w:rPr>
+          <w:color w:val="D5B778"/>
+          <w:sz w:val="18"/>
+          <w:szCs w:val="18"/>
+        </w:rPr>
+        <w:br/>
+        <w:t xml:space="preserve">             &lt;artifactId&gt;</w:t>
+      </w:r>
+      <w:r>
+        <w:rPr>
+          <w:color w:val="BCBEC4"/>
+          <w:sz w:val="18"/>
+          <w:szCs w:val="18"/>
+        </w:rPr>
+        <w:t>spring-boot-maven-plugin</w:t>
+      </w:r>
+      <w:r>
+        <w:rPr>
+          <w:color w:val="D5B778"/>
+          <w:sz w:val="18"/>
+          <w:szCs w:val="18"/>
+        </w:rPr>
+        <w:t>&lt;/artifactId&gt;</w:t>
+      </w:r>
+      <w:r>
+        <w:rPr>
+          <w:color w:val="D5B778"/>
+          <w:sz w:val="18"/>
+          <w:szCs w:val="18"/>
+        </w:rPr>
+        <w:br/>
+        <w:t xml:space="preserve">             &lt;configuration&gt;</w:t>
+      </w:r>
+      <w:r>
+        <w:rPr>
+          <w:color w:val="D5B778"/>
+          <w:sz w:val="18"/>
+          <w:szCs w:val="18"/>
+        </w:rPr>
+        <w:br/>
+        <w:t xml:space="preserve">                &lt;excludes&gt;</w:t>
+      </w:r>
+      <w:r>
+        <w:rPr>
+          <w:color w:val="D5B778"/>
+          <w:sz w:val="18"/>
+          <w:szCs w:val="18"/>
+        </w:rPr>
+        <w:br/>
+        <w:t xml:space="preserve">                   &lt;exclude&gt;</w:t>
+      </w:r>
+      <w:r>
+        <w:rPr>
+          <w:color w:val="D5B778"/>
+          <w:sz w:val="18"/>
+          <w:szCs w:val="18"/>
+        </w:rPr>
+        <w:br/>
         <w:t xml:space="preserve">                      &lt;groupId&gt;</w:t>
       </w:r>
-      <w:proofErr w:type="spellStart"/>
       <w:r>
         <w:rPr>
           <w:color w:val="BCBEC4"/>
@@ -3087,7 +3011,6 @@
         </w:rPr>
         <w:t>org.projectlombok</w:t>
       </w:r>
-      <w:proofErr w:type="spellEnd"/>
       <w:r>
         <w:rPr>
           <w:color w:val="D5B778"/>
@@ -3105,7 +3028,6 @@
         <w:br/>
         <w:t xml:space="preserve">                      &lt;artifactId&gt;</w:t>
       </w:r>
-      <w:proofErr w:type="spellStart"/>
       <w:r>
         <w:rPr>
           <w:color w:val="BCBEC4"/>
@@ -3114,246 +3036,6 @@
         </w:rPr>
         <w:t>lombok</w:t>
       </w:r>
-      <w:proofErr w:type="spellEnd"/>
-      <w:r>
-        <w:rPr>
-          <w:color w:val="D5B778"/>
-          <w:sz w:val="18"/>
-          <w:szCs w:val="18"/>
-        </w:rPr>
-        <w:t>&lt;/artifactId&gt;</w:t>
-      </w:r>
-      <w:r>
-        <w:rPr>
-          <w:color w:val="D5B778"/>
-          <w:sz w:val="18"/>
-          <w:szCs w:val="18"/>
-        </w:rPr>
-        <w:br/>
-        <w:t xml:space="preserve">                      &lt;version&gt;</w:t>
-      </w:r>
-      <w:r>
-        <w:rPr>
-          <w:color w:val="BCBEC4"/>
-          <w:sz w:val="18"/>
-          <w:szCs w:val="18"/>
-        </w:rPr>
-        <w:t>${</w:t>
-      </w:r>
-      <w:proofErr w:type="spellStart"/>
-      <w:r>
-        <w:rPr>
-          <w:color w:val="BCBEC4"/>
-          <w:sz w:val="18"/>
-          <w:szCs w:val="18"/>
-        </w:rPr>
-        <w:t>lombok.version</w:t>
-      </w:r>
-      <w:proofErr w:type="spellEnd"/>
-      <w:r>
-        <w:rPr>
-          <w:color w:val="BCBEC4"/>
-          <w:sz w:val="18"/>
-          <w:szCs w:val="18"/>
-        </w:rPr>
-        <w:t>}</w:t>
-      </w:r>
-      <w:r>
-        <w:rPr>
-          <w:color w:val="D5B778"/>
-          <w:sz w:val="18"/>
-          <w:szCs w:val="18"/>
-        </w:rPr>
-        <w:t>&lt;/version&gt;</w:t>
-      </w:r>
-      <w:r>
-        <w:rPr>
-          <w:color w:val="D5B778"/>
-          <w:sz w:val="18"/>
-          <w:szCs w:val="18"/>
-        </w:rPr>
-        <w:br/>
-        <w:t xml:space="preserve">                   &lt;/path&gt;</w:t>
-      </w:r>
-      <w:r>
-        <w:rPr>
-          <w:color w:val="D5B778"/>
-          <w:sz w:val="18"/>
-          <w:szCs w:val="18"/>
-        </w:rPr>
-        <w:br/>
-        <w:t xml:space="preserve">                &lt;/</w:t>
-      </w:r>
-      <w:proofErr w:type="spellStart"/>
-      <w:r>
-        <w:rPr>
-          <w:color w:val="D5B778"/>
-          <w:sz w:val="18"/>
-          <w:szCs w:val="18"/>
-        </w:rPr>
-        <w:t>annotationProcessorPaths</w:t>
-      </w:r>
-      <w:proofErr w:type="spellEnd"/>
-      <w:r>
-        <w:rPr>
-          <w:color w:val="D5B778"/>
-          <w:sz w:val="18"/>
-          <w:szCs w:val="18"/>
-        </w:rPr>
-        <w:t>&gt;</w:t>
-      </w:r>
-      <w:r>
-        <w:rPr>
-          <w:color w:val="D5B778"/>
-          <w:sz w:val="18"/>
-          <w:szCs w:val="18"/>
-        </w:rPr>
-        <w:br/>
-        <w:t xml:space="preserve">             &lt;/configuration&gt;</w:t>
-      </w:r>
-      <w:r>
-        <w:rPr>
-          <w:color w:val="D5B778"/>
-          <w:sz w:val="18"/>
-          <w:szCs w:val="18"/>
-        </w:rPr>
-        <w:br/>
-        <w:t xml:space="preserve">          &lt;/plugin&gt;</w:t>
-      </w:r>
-      <w:r>
-        <w:rPr>
-          <w:color w:val="D5B778"/>
-          <w:sz w:val="18"/>
-          <w:szCs w:val="18"/>
-        </w:rPr>
-        <w:br/>
-        <w:t xml:space="preserve">          &lt;plugin&gt;</w:t>
-      </w:r>
-      <w:r>
-        <w:rPr>
-          <w:color w:val="D5B778"/>
-          <w:sz w:val="18"/>
-          <w:szCs w:val="18"/>
-        </w:rPr>
-        <w:br/>
-        <w:t xml:space="preserve">             &lt;groupId&gt;</w:t>
-      </w:r>
-      <w:proofErr w:type="spellStart"/>
-      <w:r>
-        <w:rPr>
-          <w:color w:val="BCBEC4"/>
-          <w:sz w:val="18"/>
-          <w:szCs w:val="18"/>
-        </w:rPr>
-        <w:t>org.springframework.boot</w:t>
-      </w:r>
-      <w:proofErr w:type="spellEnd"/>
-      <w:r>
-        <w:rPr>
-          <w:color w:val="D5B778"/>
-          <w:sz w:val="18"/>
-          <w:szCs w:val="18"/>
-        </w:rPr>
-        <w:t>&lt;/groupId&gt;</w:t>
-      </w:r>
-      <w:r>
-        <w:rPr>
-          <w:color w:val="D5B778"/>
-          <w:sz w:val="18"/>
-          <w:szCs w:val="18"/>
-        </w:rPr>
-        <w:br/>
-        <w:t xml:space="preserve">             &lt;artifactId&gt;</w:t>
-      </w:r>
-      <w:r>
-        <w:rPr>
-          <w:color w:val="BCBEC4"/>
-          <w:sz w:val="18"/>
-          <w:szCs w:val="18"/>
-        </w:rPr>
-        <w:t>spring-boot-maven-plugin</w:t>
-      </w:r>
-      <w:r>
-        <w:rPr>
-          <w:color w:val="D5B778"/>
-          <w:sz w:val="18"/>
-          <w:szCs w:val="18"/>
-        </w:rPr>
-        <w:t>&lt;/artifactId&gt;</w:t>
-      </w:r>
-      <w:r>
-        <w:rPr>
-          <w:color w:val="D5B778"/>
-          <w:sz w:val="18"/>
-          <w:szCs w:val="18"/>
-        </w:rPr>
-        <w:br/>
-        <w:t xml:space="preserve">             &lt;configuration&gt;</w:t>
-      </w:r>
-      <w:r>
-        <w:rPr>
-          <w:color w:val="D5B778"/>
-          <w:sz w:val="18"/>
-          <w:szCs w:val="18"/>
-        </w:rPr>
-        <w:br/>
-        <w:t xml:space="preserve">                &lt;excludes&gt;</w:t>
-      </w:r>
-      <w:r>
-        <w:rPr>
-          <w:color w:val="D5B778"/>
-          <w:sz w:val="18"/>
-          <w:szCs w:val="18"/>
-        </w:rPr>
-        <w:br/>
-        <w:t xml:space="preserve">                   &lt;exclude&gt;</w:t>
-      </w:r>
-      <w:r>
-        <w:rPr>
-          <w:color w:val="D5B778"/>
-          <w:sz w:val="18"/>
-          <w:szCs w:val="18"/>
-        </w:rPr>
-        <w:br/>
-        <w:t xml:space="preserve">                      &lt;groupId&gt;</w:t>
-      </w:r>
-      <w:proofErr w:type="spellStart"/>
-      <w:r>
-        <w:rPr>
-          <w:color w:val="BCBEC4"/>
-          <w:sz w:val="18"/>
-          <w:szCs w:val="18"/>
-        </w:rPr>
-        <w:t>org.projectlombok</w:t>
-      </w:r>
-      <w:proofErr w:type="spellEnd"/>
-      <w:r>
-        <w:rPr>
-          <w:color w:val="D5B778"/>
-          <w:sz w:val="18"/>
-          <w:szCs w:val="18"/>
-        </w:rPr>
-        <w:t>&lt;/groupId&gt;</w:t>
-      </w:r>
-      <w:r>
-        <w:rPr>
-          <w:color w:val="D5B778"/>
-          <w:sz w:val="18"/>
-          <w:szCs w:val="18"/>
-        </w:rPr>
-        <w:br/>
-        <w:t xml:space="preserve">                      &lt;artifactId&gt;</w:t>
-      </w:r>
-      <w:proofErr w:type="spellStart"/>
-      <w:r>
-        <w:rPr>
-          <w:color w:val="BCBEC4"/>
-          <w:sz w:val="18"/>
-          <w:szCs w:val="18"/>
-        </w:rPr>
-        <w:t>lombok</w:t>
-      </w:r>
-      <w:proofErr w:type="spellEnd"/>
       <w:r>
         <w:rPr>
           <w:color w:val="D5B778"/>
@@ -3502,23 +3184,7 @@
           <w:sz w:val="22"/>
           <w:szCs w:val="22"/>
         </w:rPr>
-        <w:t xml:space="preserve">On Docker </w:t>
-      </w:r>
-      <w:proofErr w:type="spellStart"/>
-      <w:r>
-        <w:rPr>
-          <w:sz w:val="22"/>
-          <w:szCs w:val="22"/>
-        </w:rPr>
-        <w:t>Desktop,download</w:t>
-      </w:r>
-      <w:proofErr w:type="spellEnd"/>
-      <w:r>
-        <w:rPr>
-          <w:sz w:val="22"/>
-          <w:szCs w:val="22"/>
-        </w:rPr>
-        <w:t xml:space="preserve"> </w:t>
+        <w:t xml:space="preserve">On Docker Desktop,download </w:t>
       </w:r>
       <w:r>
         <w:rPr>
@@ -4260,46 +3926,8 @@
           <w:sz w:val="18"/>
           <w:szCs w:val="18"/>
         </w:rPr>
-        <w:t xml:space="preserve">CREATE USER </w:t>
-      </w:r>
-      <w:proofErr w:type="spellStart"/>
-      <w:r>
-        <w:rPr>
-          <w:rFonts w:ascii="Courier New" w:hAnsi="Courier New" w:cs="Courier New"/>
-          <w:sz w:val="18"/>
-          <w:szCs w:val="18"/>
-        </w:rPr>
-        <w:t>app_user</w:t>
-      </w:r>
-      <w:proofErr w:type="spellEnd"/>
-      <w:r>
-        <w:rPr>
-          <w:rFonts w:ascii="Courier New" w:hAnsi="Courier New" w:cs="Courier New"/>
-          <w:sz w:val="18"/>
-          <w:szCs w:val="18"/>
-        </w:rPr>
-        <w:t xml:space="preserve"> WITH PASSWORD '</w:t>
-      </w:r>
-      <w:proofErr w:type="spellStart"/>
-      <w:r>
-        <w:rPr>
-          <w:rFonts w:ascii="Courier New" w:hAnsi="Courier New" w:cs="Courier New"/>
-          <w:sz w:val="18"/>
-          <w:szCs w:val="18"/>
-        </w:rPr>
-        <w:t>securepassword</w:t>
-      </w:r>
-      <w:proofErr w:type="spellEnd"/>
-      <w:proofErr w:type="gramStart"/>
-      <w:r>
-        <w:rPr>
-          <w:rFonts w:ascii="Courier New" w:hAnsi="Courier New" w:cs="Courier New"/>
-          <w:sz w:val="18"/>
-          <w:szCs w:val="18"/>
-        </w:rPr>
-        <w:t>';</w:t>
-      </w:r>
-      <w:proofErr w:type="gramEnd"/>
+        <w:t>CREATE USER app_user WITH PASSWORD 'securepassword';</w:t>
+      </w:r>
     </w:p>
     <w:p>
       <w:pPr>
@@ -4318,54 +3946,8 @@
           <w:szCs w:val="18"/>
         </w:rPr>
         <w:lastRenderedPageBreak/>
-        <w:t xml:space="preserve">GRANT ALL PRIVILEGES ON DATABASE </w:t>
-      </w:r>
-      <w:proofErr w:type="spellStart"/>
-      <w:r>
-        <w:rPr>
-          <w:rFonts w:ascii="Courier New" w:hAnsi="Courier New" w:cs="Courier New"/>
-          <w:sz w:val="18"/>
-          <w:szCs w:val="18"/>
-        </w:rPr>
-        <w:t>user_management</w:t>
-      </w:r>
-      <w:proofErr w:type="spellEnd"/>
-      <w:r>
-        <w:rPr>
-          <w:rFonts w:ascii="Courier New" w:hAnsi="Courier New" w:cs="Courier New"/>
-          <w:sz w:val="18"/>
-          <w:szCs w:val="18"/>
-        </w:rPr>
-        <w:t xml:space="preserve"> TO </w:t>
-      </w:r>
-      <w:proofErr w:type="spellStart"/>
-      <w:r>
-        <w:rPr>
-          <w:rFonts w:ascii="Courier New" w:hAnsi="Courier New" w:cs="Courier New"/>
-          <w:sz w:val="18"/>
-          <w:szCs w:val="18"/>
-        </w:rPr>
-        <w:t>app_</w:t>
-      </w:r>
-      <w:proofErr w:type="gramStart"/>
-      <w:r>
-        <w:rPr>
-          <w:rFonts w:ascii="Courier New" w:hAnsi="Courier New" w:cs="Courier New"/>
-          <w:sz w:val="18"/>
-          <w:szCs w:val="18"/>
-        </w:rPr>
-        <w:t>user</w:t>
-      </w:r>
-      <w:proofErr w:type="spellEnd"/>
-      <w:r>
-        <w:rPr>
-          <w:rFonts w:ascii="Courier New" w:hAnsi="Courier New" w:cs="Courier New"/>
-          <w:sz w:val="18"/>
-          <w:szCs w:val="18"/>
-        </w:rPr>
-        <w:t>;</w:t>
-      </w:r>
-      <w:proofErr w:type="gramEnd"/>
+        <w:t>GRANT ALL PRIVILEGES ON DATABASE user_management TO app_user;</w:t>
+      </w:r>
     </w:p>
     <w:p>
       <w:pPr>
@@ -4471,88 +4053,16 @@
           <w:szCs w:val="18"/>
         </w:rPr>
         <w:br/>
-        <w:t xml:space="preserve">--  CREATE USER </w:t>
-      </w:r>
-      <w:proofErr w:type="spellStart"/>
+        <w:t>--  CREATE USER app_user WITH PASSWORD 'securepassword';</w:t>
+      </w:r>
       <w:r>
         <w:rPr>
           <w:color w:val="7A7E85"/>
           <w:sz w:val="18"/>
           <w:szCs w:val="18"/>
         </w:rPr>
-        <w:t>app_user</w:t>
-      </w:r>
-      <w:proofErr w:type="spellEnd"/>
-      <w:r>
-        <w:rPr>
-          <w:color w:val="7A7E85"/>
-          <w:sz w:val="18"/>
-          <w:szCs w:val="18"/>
-        </w:rPr>
-        <w:t xml:space="preserve"> WITH PASSWORD '</w:t>
-      </w:r>
-      <w:proofErr w:type="spellStart"/>
-      <w:r>
-        <w:rPr>
-          <w:color w:val="7A7E85"/>
-          <w:sz w:val="18"/>
-          <w:szCs w:val="18"/>
-        </w:rPr>
-        <w:t>securepassword</w:t>
-      </w:r>
-      <w:proofErr w:type="spellEnd"/>
-      <w:r>
-        <w:rPr>
-          <w:color w:val="7A7E85"/>
-          <w:sz w:val="18"/>
-          <w:szCs w:val="18"/>
-        </w:rPr>
-        <w:t>';</w:t>
-      </w:r>
-      <w:r>
-        <w:rPr>
-          <w:color w:val="7A7E85"/>
-          <w:sz w:val="18"/>
-          <w:szCs w:val="18"/>
-        </w:rPr>
-        <w:br/>
-        <w:t xml:space="preserve">--  GRANT ALL PRIVILEGES ON DATABASE </w:t>
-      </w:r>
-      <w:proofErr w:type="spellStart"/>
-      <w:r>
-        <w:rPr>
-          <w:color w:val="7A7E85"/>
-          <w:sz w:val="18"/>
-          <w:szCs w:val="18"/>
-        </w:rPr>
-        <w:t>user_management</w:t>
-      </w:r>
-      <w:proofErr w:type="spellEnd"/>
-      <w:r>
-        <w:rPr>
-          <w:color w:val="7A7E85"/>
-          <w:sz w:val="18"/>
-          <w:szCs w:val="18"/>
-        </w:rPr>
-        <w:t xml:space="preserve"> TO </w:t>
-      </w:r>
-      <w:proofErr w:type="spellStart"/>
-      <w:r>
-        <w:rPr>
-          <w:color w:val="7A7E85"/>
-          <w:sz w:val="18"/>
-          <w:szCs w:val="18"/>
-        </w:rPr>
-        <w:t>app_user</w:t>
-      </w:r>
-      <w:proofErr w:type="spellEnd"/>
-      <w:r>
-        <w:rPr>
-          <w:color w:val="7A7E85"/>
-          <w:sz w:val="18"/>
-          <w:szCs w:val="18"/>
-        </w:rPr>
-        <w:t>;</w:t>
+        <w:br/>
+        <w:t>--  GRANT ALL PRIVILEGES ON DATABASE user_management TO app_user;</w:t>
       </w:r>
       <w:r>
         <w:rPr>
@@ -5528,7 +5038,6 @@
         </w:rPr>
         <w:t>api-users/src/main/resources/</w:t>
       </w:r>
-      <w:proofErr w:type="spellStart"/>
       <w:r>
         <w:rPr>
           <w:rFonts w:ascii="Courier New" w:hAnsi="Courier New" w:cs="Courier New"/>
@@ -5551,7 +5060,6 @@
         </w:rPr>
         <w:t>.sql</w:t>
       </w:r>
-      <w:proofErr w:type="spellEnd"/>
     </w:p>
     <w:p>
       <w:pPr>
@@ -5698,18 +5206,8 @@
           <w:sz w:val="18"/>
           <w:szCs w:val="18"/>
         </w:rPr>
-        <w:t xml:space="preserve">CONFLICT (NAME) DO </w:t>
-      </w:r>
-      <w:proofErr w:type="gramStart"/>
-      <w:r>
-        <w:rPr>
-          <w:color w:val="BCBEC4"/>
-          <w:sz w:val="18"/>
-          <w:szCs w:val="18"/>
-        </w:rPr>
-        <w:t>NOTHING;</w:t>
-      </w:r>
-      <w:proofErr w:type="gramEnd"/>
+        <w:t>CONFLICT (NAME) DO NOTHING;</w:t>
+      </w:r>
     </w:p>
     <w:p>
       <w:pPr>
@@ -7004,7 +6502,6 @@
           <w:szCs w:val="22"/>
         </w:rPr>
       </w:pPr>
-      <w:proofErr w:type="spellStart"/>
       <w:r>
         <w:rPr>
           <w:rFonts w:ascii="Courier New" w:hAnsi="Courier New" w:cs="Courier New"/>
@@ -7013,7 +6510,6 @@
         </w:rPr>
         <w:t>jwt.secret</w:t>
       </w:r>
-      <w:proofErr w:type="spellEnd"/>
       <w:r>
         <w:rPr>
           <w:sz w:val="22"/>
@@ -7034,7 +6530,6 @@
           <w:szCs w:val="22"/>
         </w:rPr>
       </w:pPr>
-      <w:proofErr w:type="spellStart"/>
       <w:r>
         <w:rPr>
           <w:rFonts w:ascii="Courier New" w:hAnsi="Courier New" w:cs="Courier New"/>
@@ -7043,7 +6538,6 @@
         </w:rPr>
         <w:t>jwt.expiration</w:t>
       </w:r>
-      <w:proofErr w:type="spellEnd"/>
       <w:r>
         <w:rPr>
           <w:sz w:val="22"/>
@@ -7122,23 +6616,7 @@
           <w:sz w:val="22"/>
           <w:szCs w:val="22"/>
         </w:rPr>
-        <w:t xml:space="preserve">Create entity classes to map to the database tables. The new API, record, is used to </w:t>
-      </w:r>
-      <w:proofErr w:type="gramStart"/>
-      <w:r>
-        <w:rPr>
-          <w:sz w:val="22"/>
-          <w:szCs w:val="22"/>
-        </w:rPr>
-        <w:t>implemented</w:t>
-      </w:r>
-      <w:proofErr w:type="gramEnd"/>
-      <w:r>
-        <w:rPr>
-          <w:sz w:val="22"/>
-          <w:szCs w:val="22"/>
-        </w:rPr>
-        <w:t xml:space="preserve"> DTOs.</w:t>
+        <w:t>Create entity classes to map to the database tables. The new API, record, is used to implemented DTOs.</w:t>
       </w:r>
     </w:p>
     <w:p>
@@ -7977,16 +7455,7 @@
           <w:sz w:val="16"/>
           <w:szCs w:val="16"/>
         </w:rPr>
-        <w:t xml:space="preserve">(fetch = </w:t>
-      </w:r>
-      <w:proofErr w:type="spellStart"/>
-      <w:r>
-        <w:rPr>
-          <w:color w:val="BCBEC4"/>
-          <w:sz w:val="16"/>
-          <w:szCs w:val="16"/>
-        </w:rPr>
-        <w:t>FetchType.</w:t>
+        <w:t>(fetch = FetchType.</w:t>
       </w:r>
       <w:r>
         <w:rPr>
@@ -7998,7 +7467,6 @@
         </w:rPr>
         <w:t>EAGER</w:t>
       </w:r>
-      <w:proofErr w:type="spellEnd"/>
       <w:r>
         <w:rPr>
           <w:color w:val="BCBEC4"/>
@@ -8064,25 +7532,7 @@
           <w:szCs w:val="16"/>
         </w:rPr>
         <w:br/>
-        <w:t xml:space="preserve">            </w:t>
-      </w:r>
-      <w:proofErr w:type="spellStart"/>
-      <w:r>
-        <w:rPr>
-          <w:color w:val="BCBEC4"/>
-          <w:sz w:val="16"/>
-          <w:szCs w:val="16"/>
-        </w:rPr>
-        <w:t>joinColumns</w:t>
-      </w:r>
-      <w:proofErr w:type="spellEnd"/>
-      <w:r>
-        <w:rPr>
-          <w:color w:val="BCBEC4"/>
-          <w:sz w:val="16"/>
-          <w:szCs w:val="16"/>
-        </w:rPr>
-        <w:t xml:space="preserve"> = </w:t>
+        <w:t xml:space="preserve">            joinColumns = </w:t>
       </w:r>
       <w:r>
         <w:rPr>
@@ -8123,25 +7573,7 @@
           <w:szCs w:val="16"/>
         </w:rPr>
         <w:br/>
-        <w:t xml:space="preserve">            </w:t>
-      </w:r>
-      <w:proofErr w:type="spellStart"/>
-      <w:r>
-        <w:rPr>
-          <w:color w:val="BCBEC4"/>
-          <w:sz w:val="16"/>
-          <w:szCs w:val="16"/>
-        </w:rPr>
-        <w:t>inverseJoinColumns</w:t>
-      </w:r>
-      <w:proofErr w:type="spellEnd"/>
-      <w:r>
-        <w:rPr>
-          <w:color w:val="BCBEC4"/>
-          <w:sz w:val="16"/>
-          <w:szCs w:val="16"/>
-        </w:rPr>
-        <w:t xml:space="preserve"> = </w:t>
+        <w:t xml:space="preserve">            inverseJoinColumns = </w:t>
       </w:r>
       <w:r>
         <w:rPr>
@@ -8570,23 +8002,13 @@
         </w:rPr>
         <w:t xml:space="preserve">private </w:t>
       </w:r>
-      <w:proofErr w:type="gramStart"/>
-      <w:r>
-        <w:rPr>
-          <w:color w:val="BCBEC4"/>
-          <w:sz w:val="16"/>
-          <w:szCs w:val="16"/>
-        </w:rPr>
-        <w:t>Long</w:t>
-      </w:r>
-      <w:proofErr w:type="gramEnd"/>
-      <w:r>
-        <w:rPr>
-          <w:color w:val="BCBEC4"/>
-          <w:sz w:val="16"/>
-          <w:szCs w:val="16"/>
-        </w:rPr>
-        <w:t xml:space="preserve"> </w:t>
+      <w:r>
+        <w:rPr>
+          <w:color w:val="BCBEC4"/>
+          <w:sz w:val="16"/>
+          <w:szCs w:val="16"/>
+        </w:rPr>
+        <w:t xml:space="preserve">Long </w:t>
       </w:r>
       <w:r>
         <w:rPr>
@@ -9219,7 +8641,6 @@
         </w:rPr>
         <w:t xml:space="preserve">User </w:t>
       </w:r>
-      <w:proofErr w:type="spellStart"/>
       <w:r>
         <w:rPr>
           <w:color w:val="C77DBB"/>
@@ -9228,7 +8649,6 @@
         </w:rPr>
         <w:t>user</w:t>
       </w:r>
-      <w:proofErr w:type="spellEnd"/>
       <w:r>
         <w:rPr>
           <w:color w:val="BCBEC4"/>
@@ -9303,25 +8723,14 @@
         </w:rPr>
         <w:t xml:space="preserve">private </w:t>
       </w:r>
-      <w:proofErr w:type="spellStart"/>
-      <w:r>
-        <w:rPr>
-          <w:color w:val="BCBEC4"/>
-          <w:sz w:val="16"/>
-          <w:szCs w:val="16"/>
-        </w:rPr>
-        <w:t>LocalDateTime</w:t>
-      </w:r>
-      <w:proofErr w:type="spellEnd"/>
-      <w:r>
-        <w:rPr>
-          <w:color w:val="BCBEC4"/>
-          <w:sz w:val="16"/>
-          <w:szCs w:val="16"/>
-        </w:rPr>
-        <w:t xml:space="preserve"> </w:t>
-      </w:r>
-      <w:proofErr w:type="spellStart"/>
+      <w:r>
+        <w:rPr>
+          <w:color w:val="BCBEC4"/>
+          <w:sz w:val="16"/>
+          <w:szCs w:val="16"/>
+        </w:rPr>
+        <w:t xml:space="preserve">LocalDateTime </w:t>
+      </w:r>
       <w:r>
         <w:rPr>
           <w:color w:val="C77DBB"/>
@@ -9330,7 +8739,6 @@
         </w:rPr>
         <w:t>expiryDate</w:t>
       </w:r>
-      <w:proofErr w:type="spellEnd"/>
       <w:r>
         <w:rPr>
           <w:color w:val="BCBEC4"/>
@@ -9351,11 +8759,9 @@
     </w:p>
     <w:p/>
     <w:p>
-      <w:proofErr w:type="spellStart"/>
       <w:r>
         <w:t>TwoFactorCode</w:t>
       </w:r>
-      <w:proofErr w:type="spellEnd"/>
       <w:r>
         <w:t xml:space="preserve"> Entity</w:t>
       </w:r>
@@ -9539,25 +8945,7 @@
           <w:sz w:val="16"/>
           <w:szCs w:val="16"/>
         </w:rPr>
-        <w:t>"</w:t>
-      </w:r>
-      <w:proofErr w:type="spellStart"/>
-      <w:r>
-        <w:rPr>
-          <w:color w:val="6AAB73"/>
-          <w:sz w:val="16"/>
-          <w:szCs w:val="16"/>
-        </w:rPr>
-        <w:t>two_factor_codes</w:t>
-      </w:r>
-      <w:proofErr w:type="spellEnd"/>
-      <w:r>
-        <w:rPr>
-          <w:color w:val="6AAB73"/>
-          <w:sz w:val="16"/>
-          <w:szCs w:val="16"/>
-        </w:rPr>
-        <w:t>"</w:t>
+        <w:t>"two_factor_codes"</w:t>
       </w:r>
       <w:r>
         <w:rPr>
@@ -9583,23 +8971,13 @@
         </w:rPr>
         <w:t xml:space="preserve">public class </w:t>
       </w:r>
-      <w:proofErr w:type="spellStart"/>
-      <w:r>
-        <w:rPr>
-          <w:color w:val="BCBEC4"/>
-          <w:sz w:val="16"/>
-          <w:szCs w:val="16"/>
-        </w:rPr>
-        <w:t>TwoFactorCode</w:t>
-      </w:r>
-      <w:proofErr w:type="spellEnd"/>
-      <w:r>
-        <w:rPr>
-          <w:color w:val="BCBEC4"/>
-          <w:sz w:val="16"/>
-          <w:szCs w:val="16"/>
-        </w:rPr>
-        <w:t xml:space="preserve"> {</w:t>
+      <w:r>
+        <w:rPr>
+          <w:color w:val="BCBEC4"/>
+          <w:sz w:val="16"/>
+          <w:szCs w:val="16"/>
+        </w:rPr>
+        <w:t>TwoFactorCode {</w:t>
       </w:r>
       <w:r>
         <w:rPr>
@@ -9858,7 +9236,6 @@
         </w:rPr>
         <w:t xml:space="preserve">Long </w:t>
       </w:r>
-      <w:proofErr w:type="spellStart"/>
       <w:r>
         <w:rPr>
           <w:color w:val="C77DBB"/>
@@ -9867,7 +9244,6 @@
         </w:rPr>
         <w:t>userId</w:t>
       </w:r>
-      <w:proofErr w:type="spellEnd"/>
       <w:r>
         <w:rPr>
           <w:color w:val="BCBEC4"/>
@@ -9942,25 +9318,14 @@
         </w:rPr>
         <w:t xml:space="preserve">private </w:t>
       </w:r>
-      <w:proofErr w:type="spellStart"/>
-      <w:r>
-        <w:rPr>
-          <w:color w:val="BCBEC4"/>
-          <w:sz w:val="16"/>
-          <w:szCs w:val="16"/>
-        </w:rPr>
-        <w:t>LocalDateTime</w:t>
-      </w:r>
-      <w:proofErr w:type="spellEnd"/>
-      <w:r>
-        <w:rPr>
-          <w:color w:val="BCBEC4"/>
-          <w:sz w:val="16"/>
-          <w:szCs w:val="16"/>
-        </w:rPr>
-        <w:t xml:space="preserve"> </w:t>
-      </w:r>
-      <w:proofErr w:type="spellStart"/>
+      <w:r>
+        <w:rPr>
+          <w:color w:val="BCBEC4"/>
+          <w:sz w:val="16"/>
+          <w:szCs w:val="16"/>
+        </w:rPr>
+        <w:t xml:space="preserve">LocalDateTime </w:t>
+      </w:r>
       <w:r>
         <w:rPr>
           <w:color w:val="C77DBB"/>
@@ -9969,7 +9334,6 @@
         </w:rPr>
         <w:t>expiresAt</w:t>
       </w:r>
-      <w:proofErr w:type="spellEnd"/>
       <w:r>
         <w:rPr>
           <w:color w:val="BCBEC4"/>
@@ -10609,7 +9973,6 @@
           <w:szCs w:val="32"/>
         </w:rPr>
       </w:pPr>
-      <w:proofErr w:type="gramStart"/>
       <w:r>
         <w:rPr>
           <w:rFonts w:asciiTheme="majorHAnsi" w:eastAsiaTheme="majorEastAsia" w:hAnsiTheme="majorHAnsi" w:cstheme="majorBidi"/>
@@ -10619,7 +9982,6 @@
         </w:rPr>
         <w:t>SignupRequest</w:t>
       </w:r>
-      <w:proofErr w:type="gramEnd"/>
     </w:p>
     <w:p>
       <w:pPr>
@@ -11245,16 +10607,7 @@
           <w:sz w:val="16"/>
           <w:szCs w:val="16"/>
         </w:rPr>
-        <w:t>(</w:t>
-      </w:r>
-      <w:proofErr w:type="gramStart"/>
-      <w:r>
-        <w:rPr>
-          <w:color w:val="BCBEC4"/>
-          <w:sz w:val="16"/>
-          <w:szCs w:val="16"/>
-        </w:rPr>
-        <w:t xml:space="preserve">message = </w:t>
+        <w:t xml:space="preserve">(message = </w:t>
       </w:r>
       <w:r>
         <w:rPr>
@@ -11262,16 +10615,7 @@
           <w:sz w:val="16"/>
           <w:szCs w:val="16"/>
         </w:rPr>
-        <w:t>"Password</w:t>
-      </w:r>
-      <w:proofErr w:type="gramEnd"/>
-      <w:r>
-        <w:rPr>
-          <w:color w:val="6AAB73"/>
-          <w:sz w:val="16"/>
-          <w:szCs w:val="16"/>
-        </w:rPr>
-        <w:t xml:space="preserve"> is required"</w:t>
+        <w:t>"Password is required"</w:t>
       </w:r>
       <w:r>
         <w:rPr>
@@ -13106,25 +12450,7 @@
           <w:szCs w:val="16"/>
         </w:rPr>
         <w:br/>
-        <w:t xml:space="preserve">        User </w:t>
-      </w:r>
-      <w:proofErr w:type="spellStart"/>
-      <w:r>
-        <w:rPr>
-          <w:color w:val="BCBEC4"/>
-          <w:sz w:val="16"/>
-          <w:szCs w:val="16"/>
-        </w:rPr>
-        <w:t>user</w:t>
-      </w:r>
-      <w:proofErr w:type="spellEnd"/>
-      <w:r>
-        <w:rPr>
-          <w:color w:val="BCBEC4"/>
-          <w:sz w:val="16"/>
-          <w:szCs w:val="16"/>
-        </w:rPr>
-        <w:t xml:space="preserve"> = </w:t>
+        <w:t xml:space="preserve">        User user = </w:t>
       </w:r>
       <w:r>
         <w:rPr>
@@ -13466,25 +12792,7 @@
           <w:szCs w:val="16"/>
         </w:rPr>
         <w:br/>
-        <w:t xml:space="preserve">        User </w:t>
-      </w:r>
-      <w:proofErr w:type="spellStart"/>
-      <w:r>
-        <w:rPr>
-          <w:color w:val="BCBEC4"/>
-          <w:sz w:val="16"/>
-          <w:szCs w:val="16"/>
-        </w:rPr>
-        <w:t>user</w:t>
-      </w:r>
-      <w:proofErr w:type="spellEnd"/>
-      <w:r>
-        <w:rPr>
-          <w:color w:val="BCBEC4"/>
-          <w:sz w:val="16"/>
-          <w:szCs w:val="16"/>
-        </w:rPr>
-        <w:t xml:space="preserve"> = </w:t>
+        <w:t xml:space="preserve">        User user = </w:t>
       </w:r>
       <w:r>
         <w:rPr>
@@ -15510,25 +14818,7 @@
           <w:szCs w:val="16"/>
         </w:rPr>
         <w:br/>
-        <w:t xml:space="preserve">        User </w:t>
-      </w:r>
-      <w:proofErr w:type="spellStart"/>
-      <w:r>
-        <w:rPr>
-          <w:color w:val="BCBEC4"/>
-          <w:sz w:val="16"/>
-          <w:szCs w:val="16"/>
-        </w:rPr>
-        <w:t>user</w:t>
-      </w:r>
-      <w:proofErr w:type="spellEnd"/>
-      <w:r>
-        <w:rPr>
-          <w:color w:val="BCBEC4"/>
-          <w:sz w:val="16"/>
-          <w:szCs w:val="16"/>
-        </w:rPr>
-        <w:t xml:space="preserve"> = </w:t>
+        <w:t xml:space="preserve">        User user = </w:t>
       </w:r>
       <w:r>
         <w:rPr>
@@ -16199,25 +15489,7 @@
           <w:szCs w:val="16"/>
         </w:rPr>
         <w:br/>
-        <w:t xml:space="preserve">        User </w:t>
-      </w:r>
-      <w:proofErr w:type="spellStart"/>
-      <w:r>
-        <w:rPr>
-          <w:color w:val="BCBEC4"/>
-          <w:sz w:val="16"/>
-          <w:szCs w:val="16"/>
-        </w:rPr>
-        <w:t>user</w:t>
-      </w:r>
-      <w:proofErr w:type="spellEnd"/>
-      <w:r>
-        <w:rPr>
-          <w:color w:val="BCBEC4"/>
-          <w:sz w:val="16"/>
-          <w:szCs w:val="16"/>
-        </w:rPr>
-        <w:t xml:space="preserve"> = resetToken.getUser();</w:t>
+        <w:t xml:space="preserve">        User user = resetToken.getUser();</w:t>
       </w:r>
       <w:r>
         <w:rPr>
@@ -20110,7 +19382,6 @@
         </w:rPr>
         <w:t xml:space="preserve">PasswordResetService </w:t>
       </w:r>
-      <w:proofErr w:type="spellStart"/>
       <w:r>
         <w:rPr>
           <w:color w:val="C77DBB"/>
@@ -20119,7 +19390,6 @@
         </w:rPr>
         <w:t>passwordResetService</w:t>
       </w:r>
-      <w:proofErr w:type="spellEnd"/>
       <w:r>
         <w:rPr>
           <w:color w:val="BCBEC4"/>
@@ -22119,23 +21389,13 @@
         </w:rPr>
         <w:t xml:space="preserve">import </w:t>
       </w:r>
-      <w:proofErr w:type="spellStart"/>
-      <w:r>
-        <w:rPr>
-          <w:color w:val="BCBEC4"/>
-          <w:sz w:val="16"/>
-          <w:szCs w:val="16"/>
-        </w:rPr>
-        <w:t>org.springframework.security.core.userdetails.UserDetails</w:t>
-      </w:r>
-      <w:proofErr w:type="spellEnd"/>
-      <w:r>
-        <w:rPr>
-          <w:color w:val="BCBEC4"/>
-          <w:sz w:val="16"/>
-          <w:szCs w:val="16"/>
-        </w:rPr>
-        <w:t>;</w:t>
+      <w:r>
+        <w:rPr>
+          <w:color w:val="BCBEC4"/>
+          <w:sz w:val="16"/>
+          <w:szCs w:val="16"/>
+        </w:rPr>
+        <w:t>org.springframework.security.core.userdetails.UserDetails;</w:t>
       </w:r>
       <w:r>
         <w:rPr>
@@ -22355,7 +21615,6 @@
         </w:rPr>
         <w:t xml:space="preserve">JwtUtil </w:t>
       </w:r>
-      <w:proofErr w:type="spellStart"/>
       <w:r>
         <w:rPr>
           <w:color w:val="C77DBB"/>
@@ -22364,7 +21623,6 @@
         </w:rPr>
         <w:t>jwtUtil</w:t>
       </w:r>
-      <w:proofErr w:type="spellEnd"/>
       <w:r>
         <w:rPr>
           <w:color w:val="BCBEC4"/>
@@ -22470,85 +21728,588 @@
           <w:sz w:val="16"/>
           <w:szCs w:val="16"/>
         </w:rPr>
-        <w:t xml:space="preserve">(JwtUtil </w:t>
-      </w:r>
-      <w:proofErr w:type="spellStart"/>
-      <w:r>
-        <w:rPr>
-          <w:color w:val="BCBEC4"/>
+        <w:t>(JwtUtil jwtUtil, CustomUserDetailsService userDetailsService) {</w:t>
+      </w:r>
+      <w:r>
+        <w:rPr>
+          <w:color w:val="BCBEC4"/>
+          <w:sz w:val="16"/>
+          <w:szCs w:val="16"/>
+        </w:rPr>
+        <w:br/>
+        <w:t xml:space="preserve">        </w:t>
+      </w:r>
+      <w:r>
+        <w:rPr>
+          <w:color w:val="CF8E6D"/>
+          <w:sz w:val="16"/>
+          <w:szCs w:val="16"/>
+        </w:rPr>
+        <w:t>this</w:t>
+      </w:r>
+      <w:r>
+        <w:rPr>
+          <w:color w:val="BCBEC4"/>
+          <w:sz w:val="16"/>
+          <w:szCs w:val="16"/>
+        </w:rPr>
+        <w:t>.</w:t>
+      </w:r>
+      <w:r>
+        <w:rPr>
+          <w:color w:val="C77DBB"/>
+          <w:sz w:val="16"/>
+          <w:szCs w:val="16"/>
+        </w:rPr>
+        <w:t xml:space="preserve">jwtUtil </w:t>
+      </w:r>
+      <w:r>
+        <w:rPr>
+          <w:color w:val="BCBEC4"/>
+          <w:sz w:val="16"/>
+          <w:szCs w:val="16"/>
+        </w:rPr>
+        <w:t>= jwtUtil;</w:t>
+      </w:r>
+      <w:r>
+        <w:rPr>
+          <w:color w:val="BCBEC4"/>
+          <w:sz w:val="16"/>
+          <w:szCs w:val="16"/>
+        </w:rPr>
+        <w:br/>
+        <w:t xml:space="preserve">        </w:t>
+      </w:r>
+      <w:r>
+        <w:rPr>
+          <w:color w:val="CF8E6D"/>
+          <w:sz w:val="16"/>
+          <w:szCs w:val="16"/>
+        </w:rPr>
+        <w:t>this</w:t>
+      </w:r>
+      <w:r>
+        <w:rPr>
+          <w:color w:val="BCBEC4"/>
+          <w:sz w:val="16"/>
+          <w:szCs w:val="16"/>
+        </w:rPr>
+        <w:t>.</w:t>
+      </w:r>
+      <w:r>
+        <w:rPr>
+          <w:color w:val="C77DBB"/>
+          <w:sz w:val="16"/>
+          <w:szCs w:val="16"/>
+        </w:rPr>
+        <w:t xml:space="preserve">userDetailsService </w:t>
+      </w:r>
+      <w:r>
+        <w:rPr>
+          <w:color w:val="BCBEC4"/>
+          <w:sz w:val="16"/>
+          <w:szCs w:val="16"/>
+        </w:rPr>
+        <w:t>= userDetailsService;</w:t>
+      </w:r>
+      <w:r>
+        <w:rPr>
+          <w:color w:val="BCBEC4"/>
+          <w:sz w:val="16"/>
+          <w:szCs w:val="16"/>
+        </w:rPr>
+        <w:br/>
+        <w:t xml:space="preserve">    }</w:t>
+      </w:r>
+      <w:r>
+        <w:rPr>
+          <w:color w:val="BCBEC4"/>
+          <w:sz w:val="16"/>
+          <w:szCs w:val="16"/>
+        </w:rPr>
+        <w:br/>
+      </w:r>
+      <w:r>
+        <w:rPr>
+          <w:color w:val="BCBEC4"/>
+          <w:sz w:val="16"/>
+          <w:szCs w:val="16"/>
+        </w:rPr>
+        <w:br/>
+        <w:t xml:space="preserve">    </w:t>
+      </w:r>
+      <w:r>
+        <w:rPr>
+          <w:color w:val="B3AE60"/>
+          <w:sz w:val="16"/>
+          <w:szCs w:val="16"/>
+        </w:rPr>
+        <w:t>@Override</w:t>
+      </w:r>
+      <w:r>
+        <w:rPr>
+          <w:color w:val="B3AE60"/>
+          <w:sz w:val="16"/>
+          <w:szCs w:val="16"/>
+        </w:rPr>
+        <w:br/>
+        <w:t xml:space="preserve">    </w:t>
+      </w:r>
+      <w:r>
+        <w:rPr>
+          <w:color w:val="CF8E6D"/>
+          <w:sz w:val="16"/>
+          <w:szCs w:val="16"/>
+        </w:rPr>
+        <w:t xml:space="preserve">protected void </w:t>
+      </w:r>
+      <w:r>
+        <w:rPr>
+          <w:color w:val="56A8F5"/>
+          <w:sz w:val="16"/>
+          <w:szCs w:val="16"/>
+        </w:rPr>
+        <w:t>doFilterInternal</w:t>
+      </w:r>
+      <w:r>
+        <w:rPr>
+          <w:color w:val="BCBEC4"/>
+          <w:sz w:val="16"/>
+          <w:szCs w:val="16"/>
+        </w:rPr>
+        <w:t>(HttpServletRequest request, HttpServletResponse response, FilterChain filterChain)</w:t>
+      </w:r>
+      <w:r>
+        <w:rPr>
+          <w:color w:val="BCBEC4"/>
+          <w:sz w:val="16"/>
+          <w:szCs w:val="16"/>
+        </w:rPr>
+        <w:br/>
+        <w:t xml:space="preserve">            </w:t>
+      </w:r>
+      <w:r>
+        <w:rPr>
+          <w:color w:val="CF8E6D"/>
+          <w:sz w:val="16"/>
+          <w:szCs w:val="16"/>
+        </w:rPr>
+        <w:t xml:space="preserve">throws </w:t>
+      </w:r>
+      <w:r>
+        <w:rPr>
+          <w:color w:val="BCBEC4"/>
+          <w:sz w:val="16"/>
+          <w:szCs w:val="16"/>
+        </w:rPr>
+        <w:t>ServletException, IOException {</w:t>
+      </w:r>
+      <w:r>
+        <w:rPr>
+          <w:color w:val="BCBEC4"/>
+          <w:sz w:val="16"/>
+          <w:szCs w:val="16"/>
+        </w:rPr>
+        <w:br/>
+        <w:t xml:space="preserve">        String path = request.getRequestURI();</w:t>
+      </w:r>
+      <w:r>
+        <w:rPr>
+          <w:color w:val="BCBEC4"/>
+          <w:sz w:val="16"/>
+          <w:szCs w:val="16"/>
+        </w:rPr>
+        <w:br/>
+        <w:t xml:space="preserve">        </w:t>
+      </w:r>
+      <w:r>
+        <w:rPr>
+          <w:color w:val="CF8E6D"/>
+          <w:sz w:val="16"/>
+          <w:szCs w:val="16"/>
+        </w:rPr>
+        <w:t xml:space="preserve">if </w:t>
+      </w:r>
+      <w:r>
+        <w:rPr>
+          <w:color w:val="BCBEC4"/>
+          <w:sz w:val="16"/>
+          <w:szCs w:val="16"/>
+        </w:rPr>
+        <w:t>(path.equals(</w:t>
+      </w:r>
+      <w:r>
+        <w:rPr>
+          <w:color w:val="6AAB73"/>
+          <w:sz w:val="16"/>
+          <w:szCs w:val="16"/>
+        </w:rPr>
+        <w:t>"/api/v1/users/register"</w:t>
+      </w:r>
+      <w:r>
+        <w:rPr>
+          <w:color w:val="BCBEC4"/>
+          <w:sz w:val="16"/>
+          <w:szCs w:val="16"/>
+        </w:rPr>
+        <w:t>) || path.equals(</w:t>
+      </w:r>
+      <w:r>
+        <w:rPr>
+          <w:color w:val="6AAB73"/>
+          <w:sz w:val="16"/>
+          <w:szCs w:val="16"/>
+        </w:rPr>
+        <w:t>"/api/v1/auth/login"</w:t>
+      </w:r>
+      <w:r>
+        <w:rPr>
+          <w:color w:val="BCBEC4"/>
+          <w:sz w:val="16"/>
+          <w:szCs w:val="16"/>
+        </w:rPr>
+        <w:t>) ||</w:t>
+      </w:r>
+      <w:r>
+        <w:rPr>
+          <w:color w:val="BCBEC4"/>
+          <w:sz w:val="16"/>
+          <w:szCs w:val="16"/>
+        </w:rPr>
+        <w:br/>
+        <w:t xml:space="preserve">                path.equals(</w:t>
+      </w:r>
+      <w:r>
+        <w:rPr>
+          <w:color w:val="6AAB73"/>
+          <w:sz w:val="16"/>
+          <w:szCs w:val="16"/>
+        </w:rPr>
+        <w:t>"/api/v1/auth/password/reset"</w:t>
+      </w:r>
+      <w:r>
+        <w:rPr>
+          <w:color w:val="BCBEC4"/>
+          <w:sz w:val="16"/>
+          <w:szCs w:val="16"/>
+        </w:rPr>
+        <w:t>) || path.equals(</w:t>
+      </w:r>
+      <w:r>
+        <w:rPr>
+          <w:color w:val="6AAB73"/>
+          <w:sz w:val="16"/>
+          <w:szCs w:val="16"/>
+        </w:rPr>
+        <w:t>"/api/v1/auth/password/reset/confirm"</w:t>
+      </w:r>
+      <w:r>
+        <w:rPr>
+          <w:color w:val="BCBEC4"/>
+          <w:sz w:val="16"/>
+          <w:szCs w:val="16"/>
+        </w:rPr>
+        <w:t>)) {</w:t>
+      </w:r>
+      <w:r>
+        <w:rPr>
+          <w:color w:val="BCBEC4"/>
+          <w:sz w:val="16"/>
+          <w:szCs w:val="16"/>
+        </w:rPr>
+        <w:br/>
+        <w:t xml:space="preserve">            filterChain.doFilter(request, response);</w:t>
+      </w:r>
+      <w:r>
+        <w:rPr>
+          <w:color w:val="BCBEC4"/>
+          <w:sz w:val="16"/>
+          <w:szCs w:val="16"/>
+        </w:rPr>
+        <w:br/>
+        <w:t xml:space="preserve">            </w:t>
+      </w:r>
+      <w:r>
+        <w:rPr>
+          <w:color w:val="CF8E6D"/>
+          <w:sz w:val="16"/>
+          <w:szCs w:val="16"/>
+        </w:rPr>
+        <w:t>return</w:t>
+      </w:r>
+      <w:r>
+        <w:rPr>
+          <w:color w:val="BCBEC4"/>
+          <w:sz w:val="16"/>
+          <w:szCs w:val="16"/>
+        </w:rPr>
+        <w:t>;</w:t>
+      </w:r>
+      <w:r>
+        <w:rPr>
+          <w:color w:val="BCBEC4"/>
+          <w:sz w:val="16"/>
+          <w:szCs w:val="16"/>
+        </w:rPr>
+        <w:br/>
+        <w:t xml:space="preserve">        }</w:t>
+      </w:r>
+      <w:r>
+        <w:rPr>
+          <w:color w:val="BCBEC4"/>
+          <w:sz w:val="16"/>
+          <w:szCs w:val="16"/>
+        </w:rPr>
+        <w:br/>
+        <w:t xml:space="preserve">        String header = request.getHeader(</w:t>
+      </w:r>
+      <w:r>
+        <w:rPr>
+          <w:color w:val="6AAB73"/>
+          <w:sz w:val="16"/>
+          <w:szCs w:val="16"/>
+        </w:rPr>
+        <w:t>"Authorization"</w:t>
+      </w:r>
+      <w:r>
+        <w:rPr>
+          <w:color w:val="BCBEC4"/>
+          <w:sz w:val="16"/>
+          <w:szCs w:val="16"/>
+        </w:rPr>
+        <w:t>);</w:t>
+      </w:r>
+      <w:r>
+        <w:rPr>
+          <w:color w:val="BCBEC4"/>
+          <w:sz w:val="16"/>
+          <w:szCs w:val="16"/>
+        </w:rPr>
+        <w:br/>
+        <w:t xml:space="preserve">        </w:t>
+      </w:r>
+      <w:r>
+        <w:rPr>
+          <w:color w:val="CF8E6D"/>
+          <w:sz w:val="16"/>
+          <w:szCs w:val="16"/>
+        </w:rPr>
+        <w:t xml:space="preserve">if </w:t>
+      </w:r>
+      <w:r>
+        <w:rPr>
+          <w:color w:val="BCBEC4"/>
+          <w:sz w:val="16"/>
+          <w:szCs w:val="16"/>
+        </w:rPr>
+        <w:t xml:space="preserve">(header != </w:t>
+      </w:r>
+      <w:r>
+        <w:rPr>
+          <w:color w:val="CF8E6D"/>
+          <w:sz w:val="16"/>
+          <w:szCs w:val="16"/>
+        </w:rPr>
+        <w:t xml:space="preserve">null </w:t>
+      </w:r>
+      <w:r>
+        <w:rPr>
+          <w:color w:val="BCBEC4"/>
+          <w:sz w:val="16"/>
+          <w:szCs w:val="16"/>
+        </w:rPr>
+        <w:t>&amp;&amp; header.startsWith(</w:t>
+      </w:r>
+      <w:r>
+        <w:rPr>
+          <w:color w:val="6AAB73"/>
+          <w:sz w:val="16"/>
+          <w:szCs w:val="16"/>
+        </w:rPr>
+        <w:t>"Bearer "</w:t>
+      </w:r>
+      <w:r>
+        <w:rPr>
+          <w:color w:val="BCBEC4"/>
+          <w:sz w:val="16"/>
+          <w:szCs w:val="16"/>
+        </w:rPr>
+        <w:t>)) {</w:t>
+      </w:r>
+      <w:r>
+        <w:rPr>
+          <w:color w:val="BCBEC4"/>
+          <w:sz w:val="16"/>
+          <w:szCs w:val="16"/>
+        </w:rPr>
+        <w:br/>
+        <w:t xml:space="preserve">            String token = header.substring(</w:t>
+      </w:r>
+      <w:r>
+        <w:rPr>
+          <w:color w:val="2AACB8"/>
+          <w:sz w:val="16"/>
+          <w:szCs w:val="16"/>
+        </w:rPr>
+        <w:t>7</w:t>
+      </w:r>
+      <w:r>
+        <w:rPr>
+          <w:color w:val="BCBEC4"/>
+          <w:sz w:val="16"/>
+          <w:szCs w:val="16"/>
+        </w:rPr>
+        <w:t>);</w:t>
+      </w:r>
+      <w:r>
+        <w:rPr>
+          <w:color w:val="BCBEC4"/>
+          <w:sz w:val="16"/>
+          <w:szCs w:val="16"/>
+        </w:rPr>
+        <w:br/>
+        <w:t xml:space="preserve">            </w:t>
+      </w:r>
+      <w:r>
+        <w:rPr>
+          <w:color w:val="CF8E6D"/>
+          <w:sz w:val="16"/>
+          <w:szCs w:val="16"/>
+        </w:rPr>
+        <w:t xml:space="preserve">try </w:t>
+      </w:r>
+      <w:r>
+        <w:rPr>
+          <w:color w:val="BCBEC4"/>
+          <w:sz w:val="16"/>
+          <w:szCs w:val="16"/>
+        </w:rPr>
+        <w:t>{</w:t>
+      </w:r>
+      <w:r>
+        <w:rPr>
+          <w:color w:val="BCBEC4"/>
+          <w:sz w:val="16"/>
+          <w:szCs w:val="16"/>
+        </w:rPr>
+        <w:br/>
+        <w:t xml:space="preserve">                </w:t>
+      </w:r>
+      <w:r>
+        <w:rPr>
+          <w:color w:val="CF8E6D"/>
+          <w:sz w:val="16"/>
+          <w:szCs w:val="16"/>
+        </w:rPr>
+        <w:t xml:space="preserve">if </w:t>
+      </w:r>
+      <w:r>
+        <w:rPr>
+          <w:color w:val="BCBEC4"/>
+          <w:sz w:val="16"/>
+          <w:szCs w:val="16"/>
+        </w:rPr>
+        <w:t>(</w:t>
+      </w:r>
+      <w:r>
+        <w:rPr>
+          <w:color w:val="C77DBB"/>
           <w:sz w:val="16"/>
           <w:szCs w:val="16"/>
         </w:rPr>
         <w:t>jwtUtil</w:t>
       </w:r>
-      <w:proofErr w:type="spellEnd"/>
-      <w:r>
-        <w:rPr>
-          <w:color w:val="BCBEC4"/>
-          <w:sz w:val="16"/>
-          <w:szCs w:val="16"/>
-        </w:rPr>
-        <w:t>, CustomUserDetailsService userDetailsService) {</w:t>
-      </w:r>
-      <w:r>
-        <w:rPr>
-          <w:color w:val="BCBEC4"/>
-          <w:sz w:val="16"/>
-          <w:szCs w:val="16"/>
-        </w:rPr>
-        <w:br/>
-        <w:t xml:space="preserve">        </w:t>
-      </w:r>
-      <w:proofErr w:type="spellStart"/>
+      <w:r>
+        <w:rPr>
+          <w:color w:val="BCBEC4"/>
+          <w:sz w:val="16"/>
+          <w:szCs w:val="16"/>
+        </w:rPr>
+        <w:t>.validateToken(token)) {</w:t>
+      </w:r>
+      <w:r>
+        <w:rPr>
+          <w:color w:val="BCBEC4"/>
+          <w:sz w:val="16"/>
+          <w:szCs w:val="16"/>
+        </w:rPr>
+        <w:br/>
+        <w:t xml:space="preserve">                    String username = </w:t>
+      </w:r>
+      <w:r>
+        <w:rPr>
+          <w:color w:val="C77DBB"/>
+          <w:sz w:val="16"/>
+          <w:szCs w:val="16"/>
+        </w:rPr>
+        <w:t>jwtUtil</w:t>
+      </w:r>
+      <w:r>
+        <w:rPr>
+          <w:color w:val="BCBEC4"/>
+          <w:sz w:val="16"/>
+          <w:szCs w:val="16"/>
+        </w:rPr>
+        <w:t>.getUsernameFromToken(token);</w:t>
+      </w:r>
+      <w:r>
+        <w:rPr>
+          <w:color w:val="BCBEC4"/>
+          <w:sz w:val="16"/>
+          <w:szCs w:val="16"/>
+        </w:rPr>
+        <w:br/>
+        <w:t xml:space="preserve">                    UserDetails userDetails = </w:t>
+      </w:r>
+      <w:r>
+        <w:rPr>
+          <w:color w:val="C77DBB"/>
+          <w:sz w:val="16"/>
+          <w:szCs w:val="16"/>
+        </w:rPr>
+        <w:t>userDetailsService</w:t>
+      </w:r>
+      <w:r>
+        <w:rPr>
+          <w:color w:val="BCBEC4"/>
+          <w:sz w:val="16"/>
+          <w:szCs w:val="16"/>
+        </w:rPr>
+        <w:t>.loadUserByUsername(username);</w:t>
+      </w:r>
+      <w:r>
+        <w:rPr>
+          <w:color w:val="BCBEC4"/>
+          <w:sz w:val="16"/>
+          <w:szCs w:val="16"/>
+        </w:rPr>
+        <w:br/>
+        <w:t xml:space="preserve">                    UsernamePasswordAuthenticationToken auth = </w:t>
+      </w:r>
       <w:r>
         <w:rPr>
           <w:color w:val="CF8E6D"/>
           <w:sz w:val="16"/>
           <w:szCs w:val="16"/>
         </w:rPr>
-        <w:t>this</w:t>
-      </w:r>
-      <w:r>
-        <w:rPr>
-          <w:color w:val="BCBEC4"/>
-          <w:sz w:val="16"/>
-          <w:szCs w:val="16"/>
-        </w:rPr>
-        <w:t>.</w:t>
-      </w:r>
-      <w:r>
-        <w:rPr>
-          <w:color w:val="C77DBB"/>
-          <w:sz w:val="16"/>
-          <w:szCs w:val="16"/>
-        </w:rPr>
-        <w:t>jwtUtil</w:t>
-      </w:r>
-      <w:proofErr w:type="spellEnd"/>
-      <w:r>
-        <w:rPr>
-          <w:color w:val="C77DBB"/>
-          <w:sz w:val="16"/>
-          <w:szCs w:val="16"/>
-        </w:rPr>
-        <w:t xml:space="preserve"> </w:t>
-      </w:r>
-      <w:r>
-        <w:rPr>
-          <w:color w:val="BCBEC4"/>
-          <w:sz w:val="16"/>
-          <w:szCs w:val="16"/>
-        </w:rPr>
-        <w:t>= jwtUtil;</w:t>
-      </w:r>
-      <w:r>
-        <w:rPr>
-          <w:color w:val="BCBEC4"/>
-          <w:sz w:val="16"/>
-          <w:szCs w:val="16"/>
-        </w:rPr>
-        <w:br/>
-        <w:t xml:space="preserve">        </w:t>
+        <w:t xml:space="preserve">new </w:t>
+      </w:r>
+      <w:r>
+        <w:rPr>
+          <w:color w:val="BCBEC4"/>
+          <w:sz w:val="16"/>
+          <w:szCs w:val="16"/>
+        </w:rPr>
+        <w:t>UsernamePasswordAuthenticationToken(</w:t>
+      </w:r>
+      <w:r>
+        <w:rPr>
+          <w:color w:val="BCBEC4"/>
+          <w:sz w:val="16"/>
+          <w:szCs w:val="16"/>
+        </w:rPr>
+        <w:br/>
+        <w:t xml:space="preserve">                            userDetails, </w:t>
       </w:r>
       <w:r>
         <w:rPr>
@@ -22556,885 +22317,6 @@
           <w:sz w:val="16"/>
           <w:szCs w:val="16"/>
         </w:rPr>
-        <w:t>this</w:t>
-      </w:r>
-      <w:r>
-        <w:rPr>
-          <w:color w:val="BCBEC4"/>
-          <w:sz w:val="16"/>
-          <w:szCs w:val="16"/>
-        </w:rPr>
-        <w:t>.</w:t>
-      </w:r>
-      <w:r>
-        <w:rPr>
-          <w:color w:val="C77DBB"/>
-          <w:sz w:val="16"/>
-          <w:szCs w:val="16"/>
-        </w:rPr>
-        <w:t xml:space="preserve">userDetailsService </w:t>
-      </w:r>
-      <w:r>
-        <w:rPr>
-          <w:color w:val="BCBEC4"/>
-          <w:sz w:val="16"/>
-          <w:szCs w:val="16"/>
-        </w:rPr>
-        <w:t>= userDetailsService;</w:t>
-      </w:r>
-      <w:r>
-        <w:rPr>
-          <w:color w:val="BCBEC4"/>
-          <w:sz w:val="16"/>
-          <w:szCs w:val="16"/>
-        </w:rPr>
-        <w:br/>
-        <w:t xml:space="preserve">    }</w:t>
-      </w:r>
-      <w:r>
-        <w:rPr>
-          <w:color w:val="BCBEC4"/>
-          <w:sz w:val="16"/>
-          <w:szCs w:val="16"/>
-        </w:rPr>
-        <w:br/>
-      </w:r>
-      <w:r>
-        <w:rPr>
-          <w:color w:val="BCBEC4"/>
-          <w:sz w:val="16"/>
-          <w:szCs w:val="16"/>
-        </w:rPr>
-        <w:br/>
-        <w:t xml:space="preserve">    </w:t>
-      </w:r>
-      <w:r>
-        <w:rPr>
-          <w:color w:val="B3AE60"/>
-          <w:sz w:val="16"/>
-          <w:szCs w:val="16"/>
-        </w:rPr>
-        <w:t>@Override</w:t>
-      </w:r>
-      <w:r>
-        <w:rPr>
-          <w:color w:val="B3AE60"/>
-          <w:sz w:val="16"/>
-          <w:szCs w:val="16"/>
-        </w:rPr>
-        <w:br/>
-        <w:t xml:space="preserve">    </w:t>
-      </w:r>
-      <w:r>
-        <w:rPr>
-          <w:color w:val="CF8E6D"/>
-          <w:sz w:val="16"/>
-          <w:szCs w:val="16"/>
-        </w:rPr>
-        <w:t xml:space="preserve">protected void </w:t>
-      </w:r>
-      <w:proofErr w:type="spellStart"/>
-      <w:r>
-        <w:rPr>
-          <w:color w:val="56A8F5"/>
-          <w:sz w:val="16"/>
-          <w:szCs w:val="16"/>
-        </w:rPr>
-        <w:t>doFilterInternal</w:t>
-      </w:r>
-      <w:proofErr w:type="spellEnd"/>
-      <w:r>
-        <w:rPr>
-          <w:color w:val="BCBEC4"/>
-          <w:sz w:val="16"/>
-          <w:szCs w:val="16"/>
-        </w:rPr>
-        <w:t>(</w:t>
-      </w:r>
-      <w:proofErr w:type="spellStart"/>
-      <w:r>
-        <w:rPr>
-          <w:color w:val="BCBEC4"/>
-          <w:sz w:val="16"/>
-          <w:szCs w:val="16"/>
-        </w:rPr>
-        <w:t>HttpServletRequest</w:t>
-      </w:r>
-      <w:proofErr w:type="spellEnd"/>
-      <w:r>
-        <w:rPr>
-          <w:color w:val="BCBEC4"/>
-          <w:sz w:val="16"/>
-          <w:szCs w:val="16"/>
-        </w:rPr>
-        <w:t xml:space="preserve"> request, </w:t>
-      </w:r>
-      <w:proofErr w:type="spellStart"/>
-      <w:r>
-        <w:rPr>
-          <w:color w:val="BCBEC4"/>
-          <w:sz w:val="16"/>
-          <w:szCs w:val="16"/>
-        </w:rPr>
-        <w:t>HttpServletResponse</w:t>
-      </w:r>
-      <w:proofErr w:type="spellEnd"/>
-      <w:r>
-        <w:rPr>
-          <w:color w:val="BCBEC4"/>
-          <w:sz w:val="16"/>
-          <w:szCs w:val="16"/>
-        </w:rPr>
-        <w:t xml:space="preserve"> response, </w:t>
-      </w:r>
-      <w:proofErr w:type="spellStart"/>
-      <w:r>
-        <w:rPr>
-          <w:color w:val="BCBEC4"/>
-          <w:sz w:val="16"/>
-          <w:szCs w:val="16"/>
-        </w:rPr>
-        <w:t>FilterChain</w:t>
-      </w:r>
-      <w:proofErr w:type="spellEnd"/>
-      <w:r>
-        <w:rPr>
-          <w:color w:val="BCBEC4"/>
-          <w:sz w:val="16"/>
-          <w:szCs w:val="16"/>
-        </w:rPr>
-        <w:t xml:space="preserve"> </w:t>
-      </w:r>
-      <w:proofErr w:type="spellStart"/>
-      <w:r>
-        <w:rPr>
-          <w:color w:val="BCBEC4"/>
-          <w:sz w:val="16"/>
-          <w:szCs w:val="16"/>
-        </w:rPr>
-        <w:t>filterChain</w:t>
-      </w:r>
-      <w:proofErr w:type="spellEnd"/>
-      <w:r>
-        <w:rPr>
-          <w:color w:val="BCBEC4"/>
-          <w:sz w:val="16"/>
-          <w:szCs w:val="16"/>
-        </w:rPr>
-        <w:t>)</w:t>
-      </w:r>
-      <w:r>
-        <w:rPr>
-          <w:color w:val="BCBEC4"/>
-          <w:sz w:val="16"/>
-          <w:szCs w:val="16"/>
-        </w:rPr>
-        <w:br/>
-        <w:t xml:space="preserve">            </w:t>
-      </w:r>
-      <w:r>
-        <w:rPr>
-          <w:color w:val="CF8E6D"/>
-          <w:sz w:val="16"/>
-          <w:szCs w:val="16"/>
-        </w:rPr>
-        <w:t xml:space="preserve">throws </w:t>
-      </w:r>
-      <w:proofErr w:type="spellStart"/>
-      <w:r>
-        <w:rPr>
-          <w:color w:val="BCBEC4"/>
-          <w:sz w:val="16"/>
-          <w:szCs w:val="16"/>
-        </w:rPr>
-        <w:t>ServletException</w:t>
-      </w:r>
-      <w:proofErr w:type="spellEnd"/>
-      <w:r>
-        <w:rPr>
-          <w:color w:val="BCBEC4"/>
-          <w:sz w:val="16"/>
-          <w:szCs w:val="16"/>
-        </w:rPr>
-        <w:t xml:space="preserve">, </w:t>
-      </w:r>
-      <w:proofErr w:type="spellStart"/>
-      <w:r>
-        <w:rPr>
-          <w:color w:val="BCBEC4"/>
-          <w:sz w:val="16"/>
-          <w:szCs w:val="16"/>
-        </w:rPr>
-        <w:t>IOException</w:t>
-      </w:r>
-      <w:proofErr w:type="spellEnd"/>
-      <w:r>
-        <w:rPr>
-          <w:color w:val="BCBEC4"/>
-          <w:sz w:val="16"/>
-          <w:szCs w:val="16"/>
-        </w:rPr>
-        <w:t xml:space="preserve"> {</w:t>
-      </w:r>
-      <w:r>
-        <w:rPr>
-          <w:color w:val="BCBEC4"/>
-          <w:sz w:val="16"/>
-          <w:szCs w:val="16"/>
-        </w:rPr>
-        <w:br/>
-        <w:t xml:space="preserve">        String path = </w:t>
-      </w:r>
-      <w:proofErr w:type="spellStart"/>
-      <w:r>
-        <w:rPr>
-          <w:color w:val="BCBEC4"/>
-          <w:sz w:val="16"/>
-          <w:szCs w:val="16"/>
-        </w:rPr>
-        <w:t>request.getRequestURI</w:t>
-      </w:r>
-      <w:proofErr w:type="spellEnd"/>
-      <w:r>
-        <w:rPr>
-          <w:color w:val="BCBEC4"/>
-          <w:sz w:val="16"/>
-          <w:szCs w:val="16"/>
-        </w:rPr>
-        <w:t>();</w:t>
-      </w:r>
-      <w:r>
-        <w:rPr>
-          <w:color w:val="BCBEC4"/>
-          <w:sz w:val="16"/>
-          <w:szCs w:val="16"/>
-        </w:rPr>
-        <w:br/>
-        <w:t xml:space="preserve">        </w:t>
-      </w:r>
-      <w:r>
-        <w:rPr>
-          <w:color w:val="CF8E6D"/>
-          <w:sz w:val="16"/>
-          <w:szCs w:val="16"/>
-        </w:rPr>
-        <w:t xml:space="preserve">if </w:t>
-      </w:r>
-      <w:r>
-        <w:rPr>
-          <w:color w:val="BCBEC4"/>
-          <w:sz w:val="16"/>
-          <w:szCs w:val="16"/>
-        </w:rPr>
-        <w:t>(</w:t>
-      </w:r>
-      <w:proofErr w:type="spellStart"/>
-      <w:r>
-        <w:rPr>
-          <w:color w:val="BCBEC4"/>
-          <w:sz w:val="16"/>
-          <w:szCs w:val="16"/>
-        </w:rPr>
-        <w:t>path.equals</w:t>
-      </w:r>
-      <w:proofErr w:type="spellEnd"/>
-      <w:r>
-        <w:rPr>
-          <w:color w:val="BCBEC4"/>
-          <w:sz w:val="16"/>
-          <w:szCs w:val="16"/>
-        </w:rPr>
-        <w:t>(</w:t>
-      </w:r>
-      <w:r>
-        <w:rPr>
-          <w:color w:val="6AAB73"/>
-          <w:sz w:val="16"/>
-          <w:szCs w:val="16"/>
-        </w:rPr>
-        <w:t>"/api/v1/users/register"</w:t>
-      </w:r>
-      <w:r>
-        <w:rPr>
-          <w:color w:val="BCBEC4"/>
-          <w:sz w:val="16"/>
-          <w:szCs w:val="16"/>
-        </w:rPr>
-        <w:t xml:space="preserve">) || </w:t>
-      </w:r>
-      <w:proofErr w:type="spellStart"/>
-      <w:r>
-        <w:rPr>
-          <w:color w:val="BCBEC4"/>
-          <w:sz w:val="16"/>
-          <w:szCs w:val="16"/>
-        </w:rPr>
-        <w:t>path.equals</w:t>
-      </w:r>
-      <w:proofErr w:type="spellEnd"/>
-      <w:r>
-        <w:rPr>
-          <w:color w:val="BCBEC4"/>
-          <w:sz w:val="16"/>
-          <w:szCs w:val="16"/>
-        </w:rPr>
-        <w:t>(</w:t>
-      </w:r>
-      <w:r>
-        <w:rPr>
-          <w:color w:val="6AAB73"/>
-          <w:sz w:val="16"/>
-          <w:szCs w:val="16"/>
-        </w:rPr>
-        <w:t>"/api/v1/auth/login"</w:t>
-      </w:r>
-      <w:r>
-        <w:rPr>
-          <w:color w:val="BCBEC4"/>
-          <w:sz w:val="16"/>
-          <w:szCs w:val="16"/>
-        </w:rPr>
-        <w:t>) ||</w:t>
-      </w:r>
-      <w:r>
-        <w:rPr>
-          <w:color w:val="BCBEC4"/>
-          <w:sz w:val="16"/>
-          <w:szCs w:val="16"/>
-        </w:rPr>
-        <w:br/>
-        <w:t xml:space="preserve">                </w:t>
-      </w:r>
-      <w:proofErr w:type="spellStart"/>
-      <w:r>
-        <w:rPr>
-          <w:color w:val="BCBEC4"/>
-          <w:sz w:val="16"/>
-          <w:szCs w:val="16"/>
-        </w:rPr>
-        <w:t>path.equals</w:t>
-      </w:r>
-      <w:proofErr w:type="spellEnd"/>
-      <w:r>
-        <w:rPr>
-          <w:color w:val="BCBEC4"/>
-          <w:sz w:val="16"/>
-          <w:szCs w:val="16"/>
-        </w:rPr>
-        <w:t>(</w:t>
-      </w:r>
-      <w:r>
-        <w:rPr>
-          <w:color w:val="6AAB73"/>
-          <w:sz w:val="16"/>
-          <w:szCs w:val="16"/>
-        </w:rPr>
-        <w:t>"/api/v1/auth/password/reset"</w:t>
-      </w:r>
-      <w:r>
-        <w:rPr>
-          <w:color w:val="BCBEC4"/>
-          <w:sz w:val="16"/>
-          <w:szCs w:val="16"/>
-        </w:rPr>
-        <w:t xml:space="preserve">) || </w:t>
-      </w:r>
-      <w:proofErr w:type="spellStart"/>
-      <w:r>
-        <w:rPr>
-          <w:color w:val="BCBEC4"/>
-          <w:sz w:val="16"/>
-          <w:szCs w:val="16"/>
-        </w:rPr>
-        <w:t>path.equals</w:t>
-      </w:r>
-      <w:proofErr w:type="spellEnd"/>
-      <w:r>
-        <w:rPr>
-          <w:color w:val="BCBEC4"/>
-          <w:sz w:val="16"/>
-          <w:szCs w:val="16"/>
-        </w:rPr>
-        <w:t>(</w:t>
-      </w:r>
-      <w:r>
-        <w:rPr>
-          <w:color w:val="6AAB73"/>
-          <w:sz w:val="16"/>
-          <w:szCs w:val="16"/>
-        </w:rPr>
-        <w:t>"/api/v1/auth/password/reset/confirm"</w:t>
-      </w:r>
-      <w:r>
-        <w:rPr>
-          <w:color w:val="BCBEC4"/>
-          <w:sz w:val="16"/>
-          <w:szCs w:val="16"/>
-        </w:rPr>
-        <w:t>)) {</w:t>
-      </w:r>
-      <w:r>
-        <w:rPr>
-          <w:color w:val="BCBEC4"/>
-          <w:sz w:val="16"/>
-          <w:szCs w:val="16"/>
-        </w:rPr>
-        <w:br/>
-        <w:t xml:space="preserve">            </w:t>
-      </w:r>
-      <w:proofErr w:type="spellStart"/>
-      <w:r>
-        <w:rPr>
-          <w:color w:val="BCBEC4"/>
-          <w:sz w:val="16"/>
-          <w:szCs w:val="16"/>
-        </w:rPr>
-        <w:t>filterChain.doFilter</w:t>
-      </w:r>
-      <w:proofErr w:type="spellEnd"/>
-      <w:r>
-        <w:rPr>
-          <w:color w:val="BCBEC4"/>
-          <w:sz w:val="16"/>
-          <w:szCs w:val="16"/>
-        </w:rPr>
-        <w:t>(request, response);</w:t>
-      </w:r>
-      <w:r>
-        <w:rPr>
-          <w:color w:val="BCBEC4"/>
-          <w:sz w:val="16"/>
-          <w:szCs w:val="16"/>
-        </w:rPr>
-        <w:br/>
-        <w:t xml:space="preserve">            </w:t>
-      </w:r>
-      <w:r>
-        <w:rPr>
-          <w:color w:val="CF8E6D"/>
-          <w:sz w:val="16"/>
-          <w:szCs w:val="16"/>
-        </w:rPr>
-        <w:t>return</w:t>
-      </w:r>
-      <w:r>
-        <w:rPr>
-          <w:color w:val="BCBEC4"/>
-          <w:sz w:val="16"/>
-          <w:szCs w:val="16"/>
-        </w:rPr>
-        <w:t>;</w:t>
-      </w:r>
-      <w:r>
-        <w:rPr>
-          <w:color w:val="BCBEC4"/>
-          <w:sz w:val="16"/>
-          <w:szCs w:val="16"/>
-        </w:rPr>
-        <w:br/>
-        <w:t xml:space="preserve">        }</w:t>
-      </w:r>
-      <w:r>
-        <w:rPr>
-          <w:color w:val="BCBEC4"/>
-          <w:sz w:val="16"/>
-          <w:szCs w:val="16"/>
-        </w:rPr>
-        <w:br/>
-        <w:t xml:space="preserve">        String header = </w:t>
-      </w:r>
-      <w:proofErr w:type="spellStart"/>
-      <w:r>
-        <w:rPr>
-          <w:color w:val="BCBEC4"/>
-          <w:sz w:val="16"/>
-          <w:szCs w:val="16"/>
-        </w:rPr>
-        <w:t>request.getHeader</w:t>
-      </w:r>
-      <w:proofErr w:type="spellEnd"/>
-      <w:r>
-        <w:rPr>
-          <w:color w:val="BCBEC4"/>
-          <w:sz w:val="16"/>
-          <w:szCs w:val="16"/>
-        </w:rPr>
-        <w:t>(</w:t>
-      </w:r>
-      <w:r>
-        <w:rPr>
-          <w:color w:val="6AAB73"/>
-          <w:sz w:val="16"/>
-          <w:szCs w:val="16"/>
-        </w:rPr>
-        <w:t>"Authorization"</w:t>
-      </w:r>
-      <w:r>
-        <w:rPr>
-          <w:color w:val="BCBEC4"/>
-          <w:sz w:val="16"/>
-          <w:szCs w:val="16"/>
-        </w:rPr>
-        <w:t>);</w:t>
-      </w:r>
-      <w:r>
-        <w:rPr>
-          <w:color w:val="BCBEC4"/>
-          <w:sz w:val="16"/>
-          <w:szCs w:val="16"/>
-        </w:rPr>
-        <w:br/>
-        <w:t xml:space="preserve">        </w:t>
-      </w:r>
-      <w:r>
-        <w:rPr>
-          <w:color w:val="CF8E6D"/>
-          <w:sz w:val="16"/>
-          <w:szCs w:val="16"/>
-        </w:rPr>
-        <w:t xml:space="preserve">if </w:t>
-      </w:r>
-      <w:r>
-        <w:rPr>
-          <w:color w:val="BCBEC4"/>
-          <w:sz w:val="16"/>
-          <w:szCs w:val="16"/>
-        </w:rPr>
-        <w:t xml:space="preserve">(header != </w:t>
-      </w:r>
-      <w:r>
-        <w:rPr>
-          <w:color w:val="CF8E6D"/>
-          <w:sz w:val="16"/>
-          <w:szCs w:val="16"/>
-        </w:rPr>
-        <w:t xml:space="preserve">null </w:t>
-      </w:r>
-      <w:r>
-        <w:rPr>
-          <w:color w:val="BCBEC4"/>
-          <w:sz w:val="16"/>
-          <w:szCs w:val="16"/>
-        </w:rPr>
-        <w:t xml:space="preserve">&amp;&amp; </w:t>
-      </w:r>
-      <w:proofErr w:type="spellStart"/>
-      <w:r>
-        <w:rPr>
-          <w:color w:val="BCBEC4"/>
-          <w:sz w:val="16"/>
-          <w:szCs w:val="16"/>
-        </w:rPr>
-        <w:t>header.startsWith</w:t>
-      </w:r>
-      <w:proofErr w:type="spellEnd"/>
-      <w:r>
-        <w:rPr>
-          <w:color w:val="BCBEC4"/>
-          <w:sz w:val="16"/>
-          <w:szCs w:val="16"/>
-        </w:rPr>
-        <w:t>(</w:t>
-      </w:r>
-      <w:r>
-        <w:rPr>
-          <w:color w:val="6AAB73"/>
-          <w:sz w:val="16"/>
-          <w:szCs w:val="16"/>
-        </w:rPr>
-        <w:t>"Bearer "</w:t>
-      </w:r>
-      <w:r>
-        <w:rPr>
-          <w:color w:val="BCBEC4"/>
-          <w:sz w:val="16"/>
-          <w:szCs w:val="16"/>
-        </w:rPr>
-        <w:t>)) {</w:t>
-      </w:r>
-      <w:r>
-        <w:rPr>
-          <w:color w:val="BCBEC4"/>
-          <w:sz w:val="16"/>
-          <w:szCs w:val="16"/>
-        </w:rPr>
-        <w:br/>
-        <w:t xml:space="preserve">            String token = </w:t>
-      </w:r>
-      <w:proofErr w:type="spellStart"/>
-      <w:r>
-        <w:rPr>
-          <w:color w:val="BCBEC4"/>
-          <w:sz w:val="16"/>
-          <w:szCs w:val="16"/>
-        </w:rPr>
-        <w:t>header.substring</w:t>
-      </w:r>
-      <w:proofErr w:type="spellEnd"/>
-      <w:r>
-        <w:rPr>
-          <w:color w:val="BCBEC4"/>
-          <w:sz w:val="16"/>
-          <w:szCs w:val="16"/>
-        </w:rPr>
-        <w:t>(</w:t>
-      </w:r>
-      <w:r>
-        <w:rPr>
-          <w:color w:val="2AACB8"/>
-          <w:sz w:val="16"/>
-          <w:szCs w:val="16"/>
-        </w:rPr>
-        <w:t>7</w:t>
-      </w:r>
-      <w:r>
-        <w:rPr>
-          <w:color w:val="BCBEC4"/>
-          <w:sz w:val="16"/>
-          <w:szCs w:val="16"/>
-        </w:rPr>
-        <w:t>);</w:t>
-      </w:r>
-      <w:r>
-        <w:rPr>
-          <w:color w:val="BCBEC4"/>
-          <w:sz w:val="16"/>
-          <w:szCs w:val="16"/>
-        </w:rPr>
-        <w:br/>
-        <w:t xml:space="preserve">            </w:t>
-      </w:r>
-      <w:r>
-        <w:rPr>
-          <w:color w:val="CF8E6D"/>
-          <w:sz w:val="16"/>
-          <w:szCs w:val="16"/>
-        </w:rPr>
-        <w:t xml:space="preserve">try </w:t>
-      </w:r>
-      <w:r>
-        <w:rPr>
-          <w:color w:val="BCBEC4"/>
-          <w:sz w:val="16"/>
-          <w:szCs w:val="16"/>
-        </w:rPr>
-        <w:t>{</w:t>
-      </w:r>
-      <w:r>
-        <w:rPr>
-          <w:color w:val="BCBEC4"/>
-          <w:sz w:val="16"/>
-          <w:szCs w:val="16"/>
-        </w:rPr>
-        <w:br/>
-        <w:t xml:space="preserve">                </w:t>
-      </w:r>
-      <w:r>
-        <w:rPr>
-          <w:color w:val="CF8E6D"/>
-          <w:sz w:val="16"/>
-          <w:szCs w:val="16"/>
-        </w:rPr>
-        <w:t xml:space="preserve">if </w:t>
-      </w:r>
-      <w:r>
-        <w:rPr>
-          <w:color w:val="BCBEC4"/>
-          <w:sz w:val="16"/>
-          <w:szCs w:val="16"/>
-        </w:rPr>
-        <w:t>(</w:t>
-      </w:r>
-      <w:proofErr w:type="spellStart"/>
-      <w:r>
-        <w:rPr>
-          <w:color w:val="C77DBB"/>
-          <w:sz w:val="16"/>
-          <w:szCs w:val="16"/>
-        </w:rPr>
-        <w:t>jwtUtil</w:t>
-      </w:r>
-      <w:r>
-        <w:rPr>
-          <w:color w:val="BCBEC4"/>
-          <w:sz w:val="16"/>
-          <w:szCs w:val="16"/>
-        </w:rPr>
-        <w:t>.validateToken</w:t>
-      </w:r>
-      <w:proofErr w:type="spellEnd"/>
-      <w:r>
-        <w:rPr>
-          <w:color w:val="BCBEC4"/>
-          <w:sz w:val="16"/>
-          <w:szCs w:val="16"/>
-        </w:rPr>
-        <w:t>(token)) {</w:t>
-      </w:r>
-      <w:r>
-        <w:rPr>
-          <w:color w:val="BCBEC4"/>
-          <w:sz w:val="16"/>
-          <w:szCs w:val="16"/>
-        </w:rPr>
-        <w:br/>
-        <w:t xml:space="preserve">                    String username = </w:t>
-      </w:r>
-      <w:proofErr w:type="spellStart"/>
-      <w:r>
-        <w:rPr>
-          <w:color w:val="C77DBB"/>
-          <w:sz w:val="16"/>
-          <w:szCs w:val="16"/>
-        </w:rPr>
-        <w:t>jwtUtil</w:t>
-      </w:r>
-      <w:r>
-        <w:rPr>
-          <w:color w:val="BCBEC4"/>
-          <w:sz w:val="16"/>
-          <w:szCs w:val="16"/>
-        </w:rPr>
-        <w:t>.getUsernameFromToken</w:t>
-      </w:r>
-      <w:proofErr w:type="spellEnd"/>
-      <w:r>
-        <w:rPr>
-          <w:color w:val="BCBEC4"/>
-          <w:sz w:val="16"/>
-          <w:szCs w:val="16"/>
-        </w:rPr>
-        <w:t>(token);</w:t>
-      </w:r>
-      <w:r>
-        <w:rPr>
-          <w:color w:val="BCBEC4"/>
-          <w:sz w:val="16"/>
-          <w:szCs w:val="16"/>
-        </w:rPr>
-        <w:br/>
-        <w:t xml:space="preserve">                    </w:t>
-      </w:r>
-      <w:proofErr w:type="spellStart"/>
-      <w:r>
-        <w:rPr>
-          <w:color w:val="BCBEC4"/>
-          <w:sz w:val="16"/>
-          <w:szCs w:val="16"/>
-        </w:rPr>
-        <w:t>UserDetails</w:t>
-      </w:r>
-      <w:proofErr w:type="spellEnd"/>
-      <w:r>
-        <w:rPr>
-          <w:color w:val="BCBEC4"/>
-          <w:sz w:val="16"/>
-          <w:szCs w:val="16"/>
-        </w:rPr>
-        <w:t xml:space="preserve"> </w:t>
-      </w:r>
-      <w:proofErr w:type="spellStart"/>
-      <w:r>
-        <w:rPr>
-          <w:color w:val="BCBEC4"/>
-          <w:sz w:val="16"/>
-          <w:szCs w:val="16"/>
-        </w:rPr>
-        <w:t>userDetails</w:t>
-      </w:r>
-      <w:proofErr w:type="spellEnd"/>
-      <w:r>
-        <w:rPr>
-          <w:color w:val="BCBEC4"/>
-          <w:sz w:val="16"/>
-          <w:szCs w:val="16"/>
-        </w:rPr>
-        <w:t xml:space="preserve"> = </w:t>
-      </w:r>
-      <w:proofErr w:type="spellStart"/>
-      <w:r>
-        <w:rPr>
-          <w:color w:val="C77DBB"/>
-          <w:sz w:val="16"/>
-          <w:szCs w:val="16"/>
-        </w:rPr>
-        <w:t>userDetailsService</w:t>
-      </w:r>
-      <w:r>
-        <w:rPr>
-          <w:color w:val="BCBEC4"/>
-          <w:sz w:val="16"/>
-          <w:szCs w:val="16"/>
-        </w:rPr>
-        <w:t>.loadUserByUsername</w:t>
-      </w:r>
-      <w:proofErr w:type="spellEnd"/>
-      <w:r>
-        <w:rPr>
-          <w:color w:val="BCBEC4"/>
-          <w:sz w:val="16"/>
-          <w:szCs w:val="16"/>
-        </w:rPr>
-        <w:t>(username);</w:t>
-      </w:r>
-      <w:r>
-        <w:rPr>
-          <w:color w:val="BCBEC4"/>
-          <w:sz w:val="16"/>
-          <w:szCs w:val="16"/>
-        </w:rPr>
-        <w:br/>
-        <w:t xml:space="preserve">                    UsernamePasswordAuthenticationToken auth = </w:t>
-      </w:r>
-      <w:r>
-        <w:rPr>
-          <w:color w:val="CF8E6D"/>
-          <w:sz w:val="16"/>
-          <w:szCs w:val="16"/>
-        </w:rPr>
-        <w:t xml:space="preserve">new </w:t>
-      </w:r>
-      <w:r>
-        <w:rPr>
-          <w:color w:val="BCBEC4"/>
-          <w:sz w:val="16"/>
-          <w:szCs w:val="16"/>
-        </w:rPr>
-        <w:t>UsernamePasswordAuthenticationToken(</w:t>
-      </w:r>
-      <w:r>
-        <w:rPr>
-          <w:color w:val="BCBEC4"/>
-          <w:sz w:val="16"/>
-          <w:szCs w:val="16"/>
-        </w:rPr>
-        <w:br/>
-        <w:t xml:space="preserve">                            </w:t>
-      </w:r>
-      <w:proofErr w:type="spellStart"/>
-      <w:r>
-        <w:rPr>
-          <w:color w:val="BCBEC4"/>
-          <w:sz w:val="16"/>
-          <w:szCs w:val="16"/>
-        </w:rPr>
-        <w:t>userDetails</w:t>
-      </w:r>
-      <w:proofErr w:type="spellEnd"/>
-      <w:r>
-        <w:rPr>
-          <w:color w:val="BCBEC4"/>
-          <w:sz w:val="16"/>
-          <w:szCs w:val="16"/>
-        </w:rPr>
-        <w:t xml:space="preserve">, </w:t>
-      </w:r>
-      <w:r>
-        <w:rPr>
-          <w:color w:val="CF8E6D"/>
-          <w:sz w:val="16"/>
-          <w:szCs w:val="16"/>
-        </w:rPr>
         <w:t>null</w:t>
       </w:r>
       <w:r>
@@ -23443,43 +22325,16 @@
           <w:sz w:val="16"/>
           <w:szCs w:val="16"/>
         </w:rPr>
-        <w:t xml:space="preserve">, </w:t>
-      </w:r>
-      <w:proofErr w:type="spellStart"/>
-      <w:r>
-        <w:rPr>
-          <w:color w:val="BCBEC4"/>
-          <w:sz w:val="16"/>
-          <w:szCs w:val="16"/>
-        </w:rPr>
-        <w:t>userDetails.getAuthorities</w:t>
-      </w:r>
-      <w:proofErr w:type="spellEnd"/>
-      <w:r>
-        <w:rPr>
-          <w:color w:val="BCBEC4"/>
-          <w:sz w:val="16"/>
-          <w:szCs w:val="16"/>
-        </w:rPr>
-        <w:t>());</w:t>
-      </w:r>
-      <w:r>
-        <w:rPr>
-          <w:color w:val="BCBEC4"/>
-          <w:sz w:val="16"/>
-          <w:szCs w:val="16"/>
-        </w:rPr>
-        <w:br/>
-        <w:t xml:space="preserve">                    </w:t>
-      </w:r>
-      <w:proofErr w:type="spellStart"/>
-      <w:r>
-        <w:rPr>
-          <w:color w:val="BCBEC4"/>
-          <w:sz w:val="16"/>
-          <w:szCs w:val="16"/>
-        </w:rPr>
-        <w:t>SecurityContextHolder.</w:t>
+        <w:t>, userDetails.getAuthorities());</w:t>
+      </w:r>
+      <w:r>
+        <w:rPr>
+          <w:color w:val="BCBEC4"/>
+          <w:sz w:val="16"/>
+          <w:szCs w:val="16"/>
+        </w:rPr>
+        <w:br/>
+        <w:t xml:space="preserve">                    SecurityContextHolder.</w:t>
       </w:r>
       <w:r>
         <w:rPr>
@@ -23491,32 +22346,13 @@
         </w:rPr>
         <w:t>getContext</w:t>
       </w:r>
-      <w:proofErr w:type="spellEnd"/>
-      <w:r>
-        <w:rPr>
-          <w:color w:val="BCBEC4"/>
-          <w:sz w:val="16"/>
-          <w:szCs w:val="16"/>
-        </w:rPr>
-        <w:t>().</w:t>
-      </w:r>
-      <w:proofErr w:type="spellStart"/>
-      <w:r>
-        <w:rPr>
-          <w:color w:val="BCBEC4"/>
-          <w:sz w:val="16"/>
-          <w:szCs w:val="16"/>
-        </w:rPr>
-        <w:t>setAuthentication</w:t>
-      </w:r>
-      <w:proofErr w:type="spellEnd"/>
-      <w:r>
-        <w:rPr>
-          <w:color w:val="BCBEC4"/>
-          <w:sz w:val="16"/>
-          <w:szCs w:val="16"/>
-        </w:rPr>
-        <w:t>(auth);</w:t>
+      <w:r>
+        <w:rPr>
+          <w:color w:val="BCBEC4"/>
+          <w:sz w:val="16"/>
+          <w:szCs w:val="16"/>
+        </w:rPr>
+        <w:t>().setAuthentication(auth);</w:t>
       </w:r>
       <w:r>
         <w:rPr>
@@ -23561,7 +22397,6 @@
         <w:br/>
         <w:t xml:space="preserve">                </w:t>
       </w:r>
-      <w:proofErr w:type="spellStart"/>
       <w:r>
         <w:rPr>
           <w:color w:val="C77DBB"/>
@@ -23576,16 +22411,7 @@
           <w:sz w:val="16"/>
           <w:szCs w:val="16"/>
         </w:rPr>
-        <w:t>.error</w:t>
-      </w:r>
-      <w:proofErr w:type="spellEnd"/>
-      <w:r>
-        <w:rPr>
-          <w:color w:val="BCBEC4"/>
-          <w:sz w:val="16"/>
-          <w:szCs w:val="16"/>
-        </w:rPr>
-        <w:t>(</w:t>
+        <w:t>.error(</w:t>
       </w:r>
       <w:r>
         <w:rPr>
@@ -23628,25 +22454,7 @@
           <w:szCs w:val="16"/>
         </w:rPr>
         <w:br/>
-        <w:t xml:space="preserve">        </w:t>
-      </w:r>
-      <w:proofErr w:type="spellStart"/>
-      <w:r>
-        <w:rPr>
-          <w:color w:val="BCBEC4"/>
-          <w:sz w:val="16"/>
-          <w:szCs w:val="16"/>
-        </w:rPr>
-        <w:t>filterChain.doFilter</w:t>
-      </w:r>
-      <w:proofErr w:type="spellEnd"/>
-      <w:r>
-        <w:rPr>
-          <w:color w:val="BCBEC4"/>
-          <w:sz w:val="16"/>
-          <w:szCs w:val="16"/>
-        </w:rPr>
-        <w:t>(request, response);</w:t>
+        <w:t xml:space="preserve">        filterChain.doFilter(request, response);</w:t>
       </w:r>
       <w:r>
         <w:rPr>
@@ -24030,23 +22838,13 @@
         </w:rPr>
         <w:t xml:space="preserve">import </w:t>
       </w:r>
-      <w:proofErr w:type="spellStart"/>
-      <w:r>
-        <w:rPr>
-          <w:color w:val="BCBEC4"/>
-          <w:sz w:val="16"/>
-          <w:szCs w:val="16"/>
-        </w:rPr>
-        <w:t>org.springframework.security.config.http.SessionCreationPolicy</w:t>
-      </w:r>
-      <w:proofErr w:type="spellEnd"/>
-      <w:r>
-        <w:rPr>
-          <w:color w:val="BCBEC4"/>
-          <w:sz w:val="16"/>
-          <w:szCs w:val="16"/>
-        </w:rPr>
-        <w:t>;</w:t>
+      <w:r>
+        <w:rPr>
+          <w:color w:val="BCBEC4"/>
+          <w:sz w:val="16"/>
+          <w:szCs w:val="16"/>
+        </w:rPr>
+        <w:t>org.springframework.security.config.http.SessionCreationPolicy;</w:t>
       </w:r>
       <w:r>
         <w:rPr>
@@ -24318,7 +23116,6 @@
         </w:rPr>
         <w:t xml:space="preserve">JwtUtil </w:t>
       </w:r>
-      <w:proofErr w:type="spellStart"/>
       <w:r>
         <w:rPr>
           <w:color w:val="C77DBB"/>
@@ -24327,7 +23124,6 @@
         </w:rPr>
         <w:t>jwtUtil</w:t>
       </w:r>
-      <w:proofErr w:type="spellEnd"/>
       <w:r>
         <w:rPr>
           <w:color w:val="BCBEC4"/>
@@ -24402,7 +23198,6 @@
         </w:rPr>
         <w:t xml:space="preserve">JwtAuthenticationFilter </w:t>
       </w:r>
-      <w:proofErr w:type="spellStart"/>
       <w:r>
         <w:rPr>
           <w:color w:val="C77DBB"/>
@@ -24411,7 +23206,6 @@
         </w:rPr>
         <w:t>jwtAuthenticationFilter</w:t>
       </w:r>
-      <w:proofErr w:type="spellEnd"/>
       <w:r>
         <w:rPr>
           <w:color w:val="BCBEC4"/>
@@ -24459,25 +23253,7 @@
           <w:sz w:val="16"/>
           <w:szCs w:val="16"/>
         </w:rPr>
-        <w:t xml:space="preserve">(JwtUtil </w:t>
-      </w:r>
-      <w:proofErr w:type="spellStart"/>
-      <w:r>
-        <w:rPr>
-          <w:color w:val="BCBEC4"/>
-          <w:sz w:val="16"/>
-          <w:szCs w:val="16"/>
-        </w:rPr>
-        <w:t>jwtUtil</w:t>
-      </w:r>
-      <w:proofErr w:type="spellEnd"/>
-      <w:r>
-        <w:rPr>
-          <w:color w:val="BCBEC4"/>
-          <w:sz w:val="16"/>
-          <w:szCs w:val="16"/>
-        </w:rPr>
-        <w:t>, CustomUserDetailsService userDetailsService, JwtAuthenticationFilter jwtAuthenticationFilter) {</w:t>
+        <w:t>(JwtUtil jwtUtil, CustomUserDetailsService userDetailsService, JwtAuthenticationFilter jwtAuthenticationFilter) {</w:t>
       </w:r>
       <w:r>
         <w:rPr>
@@ -24488,7 +23264,6 @@
         <w:br/>
         <w:t xml:space="preserve">        </w:t>
       </w:r>
-      <w:proofErr w:type="spellStart"/>
       <w:r>
         <w:rPr>
           <w:color w:val="CF8E6D"/>
@@ -24511,24 +23286,56 @@
           <w:sz w:val="16"/>
           <w:szCs w:val="16"/>
         </w:rPr>
-        <w:t>jwtUtil</w:t>
-      </w:r>
-      <w:proofErr w:type="spellEnd"/>
+        <w:t xml:space="preserve">jwtUtil </w:t>
+      </w:r>
+      <w:r>
+        <w:rPr>
+          <w:color w:val="BCBEC4"/>
+          <w:sz w:val="16"/>
+          <w:szCs w:val="16"/>
+        </w:rPr>
+        <w:t>= jwtUtil;</w:t>
+      </w:r>
+      <w:r>
+        <w:rPr>
+          <w:color w:val="BCBEC4"/>
+          <w:sz w:val="16"/>
+          <w:szCs w:val="16"/>
+        </w:rPr>
+        <w:br/>
+        <w:t xml:space="preserve">        </w:t>
+      </w:r>
+      <w:r>
+        <w:rPr>
+          <w:color w:val="CF8E6D"/>
+          <w:sz w:val="16"/>
+          <w:szCs w:val="16"/>
+        </w:rPr>
+        <w:t>this</w:t>
+      </w:r>
+      <w:r>
+        <w:rPr>
+          <w:color w:val="BCBEC4"/>
+          <w:sz w:val="16"/>
+          <w:szCs w:val="16"/>
+        </w:rPr>
+        <w:t>.</w:t>
+      </w:r>
       <w:r>
         <w:rPr>
           <w:color w:val="C77DBB"/>
           <w:sz w:val="16"/>
           <w:szCs w:val="16"/>
         </w:rPr>
-        <w:t xml:space="preserve"> </w:t>
-      </w:r>
-      <w:r>
-        <w:rPr>
-          <w:color w:val="BCBEC4"/>
-          <w:sz w:val="16"/>
-          <w:szCs w:val="16"/>
-        </w:rPr>
-        <w:t>= jwtUtil;</w:t>
+        <w:t xml:space="preserve">userDetailsService </w:t>
+      </w:r>
+      <w:r>
+        <w:rPr>
+          <w:color w:val="BCBEC4"/>
+          <w:sz w:val="16"/>
+          <w:szCs w:val="16"/>
+        </w:rPr>
+        <w:t>= userDetailsService;</w:t>
       </w:r>
       <w:r>
         <w:rPr>
@@ -24561,24 +23368,58 @@
           <w:sz w:val="16"/>
           <w:szCs w:val="16"/>
         </w:rPr>
-        <w:t xml:space="preserve">userDetailsService </w:t>
-      </w:r>
-      <w:r>
-        <w:rPr>
-          <w:color w:val="BCBEC4"/>
-          <w:sz w:val="16"/>
-          <w:szCs w:val="16"/>
-        </w:rPr>
-        <w:t>= userDetailsService;</w:t>
-      </w:r>
-      <w:r>
-        <w:rPr>
-          <w:color w:val="BCBEC4"/>
-          <w:sz w:val="16"/>
-          <w:szCs w:val="16"/>
-        </w:rPr>
-        <w:br/>
-        <w:t xml:space="preserve">        </w:t>
+        <w:t xml:space="preserve">jwtAuthenticationFilter </w:t>
+      </w:r>
+      <w:r>
+        <w:rPr>
+          <w:color w:val="BCBEC4"/>
+          <w:sz w:val="16"/>
+          <w:szCs w:val="16"/>
+        </w:rPr>
+        <w:t>= jwtAuthenticationFilter;</w:t>
+      </w:r>
+      <w:r>
+        <w:rPr>
+          <w:color w:val="BCBEC4"/>
+          <w:sz w:val="16"/>
+          <w:szCs w:val="16"/>
+        </w:rPr>
+        <w:br/>
+        <w:t xml:space="preserve">    }</w:t>
+      </w:r>
+      <w:r>
+        <w:rPr>
+          <w:color w:val="BCBEC4"/>
+          <w:sz w:val="16"/>
+          <w:szCs w:val="16"/>
+        </w:rPr>
+        <w:br/>
+      </w:r>
+      <w:r>
+        <w:rPr>
+          <w:color w:val="BCBEC4"/>
+          <w:sz w:val="16"/>
+          <w:szCs w:val="16"/>
+        </w:rPr>
+        <w:br/>
+        <w:t xml:space="preserve">    </w:t>
+      </w:r>
+      <w:r>
+        <w:rPr>
+          <w:color w:val="B3AE60"/>
+          <w:sz w:val="16"/>
+          <w:szCs w:val="16"/>
+        </w:rPr>
+        <w:t>@Bean</w:t>
+      </w:r>
+      <w:r>
+        <w:rPr>
+          <w:color w:val="B3AE60"/>
+          <w:sz w:val="16"/>
+          <w:szCs w:val="16"/>
+        </w:rPr>
+        <w:br/>
+        <w:t xml:space="preserve">    </w:t>
       </w:r>
       <w:r>
         <w:rPr>
@@ -24586,74 +23427,31 @@
           <w:sz w:val="16"/>
           <w:szCs w:val="16"/>
         </w:rPr>
-        <w:t>this</w:t>
-      </w:r>
-      <w:r>
-        <w:rPr>
-          <w:color w:val="BCBEC4"/>
-          <w:sz w:val="16"/>
-          <w:szCs w:val="16"/>
-        </w:rPr>
-        <w:t>.</w:t>
-      </w:r>
-      <w:r>
-        <w:rPr>
-          <w:color w:val="C77DBB"/>
-          <w:sz w:val="16"/>
-          <w:szCs w:val="16"/>
-        </w:rPr>
-        <w:t xml:space="preserve">jwtAuthenticationFilter </w:t>
-      </w:r>
-      <w:r>
-        <w:rPr>
-          <w:color w:val="BCBEC4"/>
-          <w:sz w:val="16"/>
-          <w:szCs w:val="16"/>
-        </w:rPr>
-        <w:t>= jwtAuthenticationFilter;</w:t>
-      </w:r>
-      <w:r>
-        <w:rPr>
-          <w:color w:val="BCBEC4"/>
-          <w:sz w:val="16"/>
-          <w:szCs w:val="16"/>
-        </w:rPr>
-        <w:br/>
-        <w:t xml:space="preserve">    }</w:t>
-      </w:r>
-      <w:r>
-        <w:rPr>
-          <w:color w:val="BCBEC4"/>
-          <w:sz w:val="16"/>
-          <w:szCs w:val="16"/>
-        </w:rPr>
-        <w:br/>
-      </w:r>
-      <w:r>
-        <w:rPr>
-          <w:color w:val="BCBEC4"/>
-          <w:sz w:val="16"/>
-          <w:szCs w:val="16"/>
-        </w:rPr>
-        <w:br/>
-        <w:t xml:space="preserve">    </w:t>
-      </w:r>
-      <w:r>
-        <w:rPr>
-          <w:color w:val="B3AE60"/>
-          <w:sz w:val="16"/>
-          <w:szCs w:val="16"/>
-        </w:rPr>
-        <w:t>@Bean</w:t>
-      </w:r>
-      <w:r>
-        <w:rPr>
-          <w:color w:val="B3AE60"/>
-          <w:sz w:val="16"/>
-          <w:szCs w:val="16"/>
-        </w:rPr>
-        <w:br/>
-        <w:t xml:space="preserve">    </w:t>
+        <w:t xml:space="preserve">public </w:t>
+      </w:r>
+      <w:r>
+        <w:rPr>
+          <w:color w:val="BCBEC4"/>
+          <w:sz w:val="16"/>
+          <w:szCs w:val="16"/>
+        </w:rPr>
+        <w:t xml:space="preserve">SecurityFilterChain </w:t>
+      </w:r>
+      <w:r>
+        <w:rPr>
+          <w:color w:val="56A8F5"/>
+          <w:sz w:val="16"/>
+          <w:szCs w:val="16"/>
+        </w:rPr>
+        <w:t>securityFilterChain</w:t>
+      </w:r>
+      <w:r>
+        <w:rPr>
+          <w:color w:val="BCBEC4"/>
+          <w:sz w:val="16"/>
+          <w:szCs w:val="16"/>
+        </w:rPr>
+        <w:t xml:space="preserve">(HttpSecurity http) </w:t>
       </w:r>
       <w:r>
         <w:rPr>
@@ -24661,58 +23459,6 @@
           <w:sz w:val="16"/>
           <w:szCs w:val="16"/>
         </w:rPr>
-        <w:t xml:space="preserve">public </w:t>
-      </w:r>
-      <w:r>
-        <w:rPr>
-          <w:color w:val="BCBEC4"/>
-          <w:sz w:val="16"/>
-          <w:szCs w:val="16"/>
-        </w:rPr>
-        <w:t xml:space="preserve">SecurityFilterChain </w:t>
-      </w:r>
-      <w:proofErr w:type="spellStart"/>
-      <w:r>
-        <w:rPr>
-          <w:color w:val="56A8F5"/>
-          <w:sz w:val="16"/>
-          <w:szCs w:val="16"/>
-        </w:rPr>
-        <w:t>securityFilterChain</w:t>
-      </w:r>
-      <w:proofErr w:type="spellEnd"/>
-      <w:r>
-        <w:rPr>
-          <w:color w:val="BCBEC4"/>
-          <w:sz w:val="16"/>
-          <w:szCs w:val="16"/>
-        </w:rPr>
-        <w:t>(</w:t>
-      </w:r>
-      <w:proofErr w:type="spellStart"/>
-      <w:r>
-        <w:rPr>
-          <w:color w:val="BCBEC4"/>
-          <w:sz w:val="16"/>
-          <w:szCs w:val="16"/>
-        </w:rPr>
-        <w:t>HttpSecurity</w:t>
-      </w:r>
-      <w:proofErr w:type="spellEnd"/>
-      <w:r>
-        <w:rPr>
-          <w:color w:val="BCBEC4"/>
-          <w:sz w:val="16"/>
-          <w:szCs w:val="16"/>
-        </w:rPr>
-        <w:t xml:space="preserve"> http) </w:t>
-      </w:r>
-      <w:r>
-        <w:rPr>
-          <w:color w:val="CF8E6D"/>
-          <w:sz w:val="16"/>
-          <w:szCs w:val="16"/>
-        </w:rPr>
         <w:t xml:space="preserve">throws </w:t>
       </w:r>
       <w:r>
@@ -24764,61 +23510,7 @@
           <w:sz w:val="16"/>
           <w:szCs w:val="16"/>
         </w:rPr>
-        <w:t>.</w:t>
-      </w:r>
-      <w:proofErr w:type="spellStart"/>
-      <w:r>
-        <w:rPr>
-          <w:color w:val="BCBEC4"/>
-          <w:sz w:val="16"/>
-          <w:szCs w:val="16"/>
-        </w:rPr>
-        <w:t>csrf</w:t>
-      </w:r>
-      <w:proofErr w:type="spellEnd"/>
-      <w:r>
-        <w:rPr>
-          <w:color w:val="BCBEC4"/>
-          <w:sz w:val="16"/>
-          <w:szCs w:val="16"/>
-        </w:rPr>
-        <w:t>(</w:t>
-      </w:r>
-      <w:proofErr w:type="spellStart"/>
-      <w:r>
-        <w:rPr>
-          <w:color w:val="BCBEC4"/>
-          <w:sz w:val="16"/>
-          <w:szCs w:val="16"/>
-        </w:rPr>
-        <w:t>csrf</w:t>
-      </w:r>
-      <w:proofErr w:type="spellEnd"/>
-      <w:r>
-        <w:rPr>
-          <w:color w:val="BCBEC4"/>
-          <w:sz w:val="16"/>
-          <w:szCs w:val="16"/>
-        </w:rPr>
-        <w:t xml:space="preserve"> -&gt; </w:t>
-      </w:r>
-      <w:proofErr w:type="spellStart"/>
-      <w:r>
-        <w:rPr>
-          <w:color w:val="BCBEC4"/>
-          <w:sz w:val="16"/>
-          <w:szCs w:val="16"/>
-        </w:rPr>
-        <w:t>csrf.disable</w:t>
-      </w:r>
-      <w:proofErr w:type="spellEnd"/>
-      <w:r>
-        <w:rPr>
-          <w:color w:val="BCBEC4"/>
-          <w:sz w:val="16"/>
-          <w:szCs w:val="16"/>
-        </w:rPr>
-        <w:t>())</w:t>
+        <w:t>.csrf(csrf -&gt; csrf.disable())</w:t>
       </w:r>
       <w:r>
         <w:rPr>
@@ -24852,25 +23544,7 @@
           <w:sz w:val="16"/>
           <w:szCs w:val="16"/>
         </w:rPr>
-        <w:t>.</w:t>
-      </w:r>
-      <w:proofErr w:type="spellStart"/>
-      <w:r>
-        <w:rPr>
-          <w:color w:val="BCBEC4"/>
-          <w:sz w:val="16"/>
-          <w:szCs w:val="16"/>
-        </w:rPr>
-        <w:t>sessionManagement</w:t>
-      </w:r>
-      <w:proofErr w:type="spellEnd"/>
-      <w:r>
-        <w:rPr>
-          <w:color w:val="BCBEC4"/>
-          <w:sz w:val="16"/>
-          <w:szCs w:val="16"/>
-        </w:rPr>
-        <w:t>(session -&gt; session.sessionCreationPolicy(SessionCreationPolicy.</w:t>
+        <w:t>.sessionManagement(session -&gt; session.sessionCreationPolicy(SessionCreationPolicy.</w:t>
       </w:r>
       <w:r>
         <w:rPr>
@@ -24922,52 +23596,16 @@
           <w:sz w:val="16"/>
           <w:szCs w:val="16"/>
         </w:rPr>
-        <w:t>.</w:t>
-      </w:r>
-      <w:proofErr w:type="spellStart"/>
-      <w:r>
-        <w:rPr>
-          <w:color w:val="BCBEC4"/>
-          <w:sz w:val="16"/>
-          <w:szCs w:val="16"/>
-        </w:rPr>
-        <w:t>authorizeHttpRequests</w:t>
-      </w:r>
-      <w:proofErr w:type="spellEnd"/>
-      <w:r>
-        <w:rPr>
-          <w:color w:val="BCBEC4"/>
-          <w:sz w:val="16"/>
-          <w:szCs w:val="16"/>
-        </w:rPr>
-        <w:t>(auth -&gt; auth</w:t>
-      </w:r>
-      <w:r>
-        <w:rPr>
-          <w:color w:val="BCBEC4"/>
-          <w:sz w:val="16"/>
-          <w:szCs w:val="16"/>
-        </w:rPr>
-        <w:br/>
-        <w:t xml:space="preserve">                        .</w:t>
-      </w:r>
-      <w:proofErr w:type="spellStart"/>
-      <w:r>
-        <w:rPr>
-          <w:color w:val="BCBEC4"/>
-          <w:sz w:val="16"/>
-          <w:szCs w:val="16"/>
-        </w:rPr>
-        <w:t>requestMatchers</w:t>
-      </w:r>
-      <w:proofErr w:type="spellEnd"/>
-      <w:r>
-        <w:rPr>
-          <w:color w:val="BCBEC4"/>
-          <w:sz w:val="16"/>
-          <w:szCs w:val="16"/>
-        </w:rPr>
-        <w:t>(</w:t>
+        <w:t>.authorizeHttpRequests(auth -&gt; auth</w:t>
+      </w:r>
+      <w:r>
+        <w:rPr>
+          <w:color w:val="BCBEC4"/>
+          <w:sz w:val="16"/>
+          <w:szCs w:val="16"/>
+        </w:rPr>
+        <w:br/>
+        <w:t xml:space="preserve">                        .requestMatchers(</w:t>
       </w:r>
       <w:r>
         <w:rPr>
@@ -25031,52 +23669,16 @@
           <w:sz w:val="16"/>
           <w:szCs w:val="16"/>
         </w:rPr>
-        <w:t>).</w:t>
-      </w:r>
-      <w:proofErr w:type="spellStart"/>
-      <w:r>
-        <w:rPr>
-          <w:color w:val="BCBEC4"/>
-          <w:sz w:val="16"/>
-          <w:szCs w:val="16"/>
-        </w:rPr>
-        <w:t>permitAll</w:t>
-      </w:r>
-      <w:proofErr w:type="spellEnd"/>
-      <w:r>
-        <w:rPr>
-          <w:color w:val="BCBEC4"/>
-          <w:sz w:val="16"/>
-          <w:szCs w:val="16"/>
-        </w:rPr>
-        <w:t>()</w:t>
-      </w:r>
-      <w:r>
-        <w:rPr>
-          <w:color w:val="BCBEC4"/>
-          <w:sz w:val="16"/>
-          <w:szCs w:val="16"/>
-        </w:rPr>
-        <w:br/>
-        <w:t xml:space="preserve">                        .</w:t>
-      </w:r>
-      <w:proofErr w:type="spellStart"/>
-      <w:r>
-        <w:rPr>
-          <w:color w:val="BCBEC4"/>
-          <w:sz w:val="16"/>
-          <w:szCs w:val="16"/>
-        </w:rPr>
-        <w:t>requestMatchers</w:t>
-      </w:r>
-      <w:proofErr w:type="spellEnd"/>
-      <w:r>
-        <w:rPr>
-          <w:color w:val="BCBEC4"/>
-          <w:sz w:val="16"/>
-          <w:szCs w:val="16"/>
-        </w:rPr>
-        <w:t>(</w:t>
+        <w:t>).permitAll()</w:t>
+      </w:r>
+      <w:r>
+        <w:rPr>
+          <w:color w:val="BCBEC4"/>
+          <w:sz w:val="16"/>
+          <w:szCs w:val="16"/>
+        </w:rPr>
+        <w:br/>
+        <w:t xml:space="preserve">                        .requestMatchers(</w:t>
       </w:r>
       <w:r>
         <w:rPr>
@@ -25117,25 +23719,7 @@
           <w:szCs w:val="16"/>
         </w:rPr>
         <w:br/>
-        <w:t xml:space="preserve">                        .</w:t>
-      </w:r>
-      <w:proofErr w:type="spellStart"/>
-      <w:r>
-        <w:rPr>
-          <w:color w:val="BCBEC4"/>
-          <w:sz w:val="16"/>
-          <w:szCs w:val="16"/>
-        </w:rPr>
-        <w:t>anyRequest</w:t>
-      </w:r>
-      <w:proofErr w:type="spellEnd"/>
-      <w:r>
-        <w:rPr>
-          <w:color w:val="BCBEC4"/>
-          <w:sz w:val="16"/>
-          <w:szCs w:val="16"/>
-        </w:rPr>
-        <w:t>().authenticated()</w:t>
+        <w:t xml:space="preserve">                        .anyRequest().authenticated()</w:t>
       </w:r>
       <w:r>
         <w:rPr>
@@ -25178,27 +23762,8 @@
           <w:sz w:val="16"/>
           <w:szCs w:val="16"/>
         </w:rPr>
-        <w:t>.</w:t>
-      </w:r>
-      <w:proofErr w:type="spellStart"/>
-      <w:r>
-        <w:rPr>
-          <w:color w:val="BCBEC4"/>
-          <w:sz w:val="16"/>
-          <w:szCs w:val="16"/>
-        </w:rPr>
-        <w:t>httpBasic</w:t>
-      </w:r>
-      <w:proofErr w:type="spellEnd"/>
-      <w:r>
-        <w:rPr>
-          <w:color w:val="BCBEC4"/>
-          <w:sz w:val="16"/>
-          <w:szCs w:val="16"/>
-        </w:rPr>
-        <w:t>(</w:t>
-      </w:r>
-      <w:proofErr w:type="spellStart"/>
+        <w:t>.httpBasic(</w:t>
+      </w:r>
       <w:r>
         <w:rPr>
           <w:i/>
@@ -25209,7 +23774,6 @@
         </w:rPr>
         <w:t>withDefaults</w:t>
       </w:r>
-      <w:proofErr w:type="spellEnd"/>
       <w:r>
         <w:rPr>
           <w:color w:val="BCBEC4"/>
@@ -25250,25 +23814,7 @@
           <w:sz w:val="16"/>
           <w:szCs w:val="16"/>
         </w:rPr>
-        <w:t>.</w:t>
-      </w:r>
-      <w:proofErr w:type="spellStart"/>
-      <w:r>
-        <w:rPr>
-          <w:color w:val="BCBEC4"/>
-          <w:sz w:val="16"/>
-          <w:szCs w:val="16"/>
-        </w:rPr>
-        <w:t>addFilterBefore</w:t>
-      </w:r>
-      <w:proofErr w:type="spellEnd"/>
-      <w:r>
-        <w:rPr>
-          <w:color w:val="BCBEC4"/>
-          <w:sz w:val="16"/>
-          <w:szCs w:val="16"/>
-        </w:rPr>
-        <w:t>(</w:t>
+        <w:t>.addFilterBefore(</w:t>
       </w:r>
       <w:r>
         <w:rPr>
@@ -25327,23 +23873,13 @@
         </w:rPr>
         <w:t xml:space="preserve">return </w:t>
       </w:r>
-      <w:proofErr w:type="spellStart"/>
-      <w:r>
-        <w:rPr>
-          <w:color w:val="BCBEC4"/>
-          <w:sz w:val="16"/>
-          <w:szCs w:val="16"/>
-        </w:rPr>
-        <w:t>http.build</w:t>
-      </w:r>
-      <w:proofErr w:type="spellEnd"/>
-      <w:r>
-        <w:rPr>
-          <w:color w:val="BCBEC4"/>
-          <w:sz w:val="16"/>
-          <w:szCs w:val="16"/>
-        </w:rPr>
-        <w:t>();</w:t>
+      <w:r>
+        <w:rPr>
+          <w:color w:val="BCBEC4"/>
+          <w:sz w:val="16"/>
+          <w:szCs w:val="16"/>
+        </w:rPr>
+        <w:t>http.build();</w:t>
       </w:r>
       <w:r>
         <w:rPr>
@@ -25437,23 +23973,13 @@
         </w:rPr>
         <w:t xml:space="preserve">return new </w:t>
       </w:r>
-      <w:proofErr w:type="spellStart"/>
-      <w:r>
-        <w:rPr>
-          <w:color w:val="BCBEC4"/>
-          <w:sz w:val="16"/>
-          <w:szCs w:val="16"/>
-        </w:rPr>
-        <w:t>BCryptPasswordEncoder</w:t>
-      </w:r>
-      <w:proofErr w:type="spellEnd"/>
-      <w:r>
-        <w:rPr>
-          <w:color w:val="BCBEC4"/>
-          <w:sz w:val="16"/>
-          <w:szCs w:val="16"/>
-        </w:rPr>
-        <w:t>();</w:t>
+      <w:r>
+        <w:rPr>
+          <w:color w:val="BCBEC4"/>
+          <w:sz w:val="16"/>
+          <w:szCs w:val="16"/>
+        </w:rPr>
+        <w:t>BCryptPasswordEncoder();</w:t>
       </w:r>
       <w:r>
         <w:rPr>
@@ -25563,23 +24089,13 @@
         </w:rPr>
         <w:t xml:space="preserve">return </w:t>
       </w:r>
-      <w:proofErr w:type="spellStart"/>
-      <w:r>
-        <w:rPr>
-          <w:color w:val="BCBEC4"/>
-          <w:sz w:val="16"/>
-          <w:szCs w:val="16"/>
-        </w:rPr>
-        <w:t>config.getAuthenticationManager</w:t>
-      </w:r>
-      <w:proofErr w:type="spellEnd"/>
-      <w:r>
-        <w:rPr>
-          <w:color w:val="BCBEC4"/>
-          <w:sz w:val="16"/>
-          <w:szCs w:val="16"/>
-        </w:rPr>
-        <w:t>();</w:t>
+      <w:r>
+        <w:rPr>
+          <w:color w:val="BCBEC4"/>
+          <w:sz w:val="16"/>
+          <w:szCs w:val="16"/>
+        </w:rPr>
+        <w:t>config.getAuthenticationManager();</w:t>
       </w:r>
       <w:r>
         <w:rPr>
@@ -25798,23 +24314,13 @@
         </w:rPr>
         <w:t xml:space="preserve">import </w:t>
       </w:r>
-      <w:proofErr w:type="spellStart"/>
-      <w:r>
-        <w:rPr>
-          <w:color w:val="BCBEC4"/>
-          <w:sz w:val="16"/>
-          <w:szCs w:val="16"/>
-        </w:rPr>
-        <w:t>org.springframework.security.core.userdetails.UserDetails</w:t>
-      </w:r>
-      <w:proofErr w:type="spellEnd"/>
-      <w:r>
-        <w:rPr>
-          <w:color w:val="BCBEC4"/>
-          <w:sz w:val="16"/>
-          <w:szCs w:val="16"/>
-        </w:rPr>
-        <w:t>;</w:t>
+      <w:r>
+        <w:rPr>
+          <w:color w:val="BCBEC4"/>
+          <w:sz w:val="16"/>
+          <w:szCs w:val="16"/>
+        </w:rPr>
+        <w:t>org.springframework.security.core.userdetails.UserDetails;</w:t>
       </w:r>
       <w:r>
         <w:rPr>
@@ -26034,7 +24540,6 @@
         </w:rPr>
         <w:t xml:space="preserve">UserRepository </w:t>
       </w:r>
-      <w:proofErr w:type="spellStart"/>
       <w:r>
         <w:rPr>
           <w:color w:val="C77DBB"/>
@@ -26043,7 +24548,6 @@
         </w:rPr>
         <w:t>userRepository</w:t>
       </w:r>
-      <w:proofErr w:type="spellEnd"/>
       <w:r>
         <w:rPr>
           <w:color w:val="BCBEC4"/>
@@ -26202,23 +24706,13 @@
         </w:rPr>
         <w:t xml:space="preserve">public </w:t>
       </w:r>
-      <w:proofErr w:type="spellStart"/>
-      <w:r>
-        <w:rPr>
-          <w:color w:val="BCBEC4"/>
-          <w:sz w:val="16"/>
-          <w:szCs w:val="16"/>
-        </w:rPr>
-        <w:t>UserDetails</w:t>
-      </w:r>
-      <w:proofErr w:type="spellEnd"/>
-      <w:r>
-        <w:rPr>
-          <w:color w:val="BCBEC4"/>
-          <w:sz w:val="16"/>
-          <w:szCs w:val="16"/>
-        </w:rPr>
-        <w:t xml:space="preserve"> </w:t>
+      <w:r>
+        <w:rPr>
+          <w:color w:val="BCBEC4"/>
+          <w:sz w:val="16"/>
+          <w:szCs w:val="16"/>
+        </w:rPr>
+        <w:t xml:space="preserve">UserDetails </w:t>
       </w:r>
       <w:r>
         <w:rPr>
@@ -26259,25 +24753,7 @@
           <w:szCs w:val="16"/>
         </w:rPr>
         <w:br/>
-        <w:t xml:space="preserve">        User </w:t>
-      </w:r>
-      <w:proofErr w:type="spellStart"/>
-      <w:r>
-        <w:rPr>
-          <w:color w:val="BCBEC4"/>
-          <w:sz w:val="16"/>
-          <w:szCs w:val="16"/>
-        </w:rPr>
-        <w:t>user</w:t>
-      </w:r>
-      <w:proofErr w:type="spellEnd"/>
-      <w:r>
-        <w:rPr>
-          <w:color w:val="BCBEC4"/>
-          <w:sz w:val="16"/>
-          <w:szCs w:val="16"/>
-        </w:rPr>
-        <w:t xml:space="preserve"> = </w:t>
+        <w:t xml:space="preserve">        User user = </w:t>
       </w:r>
       <w:r>
         <w:rPr>
@@ -26468,56 +24944,86 @@
           <w:szCs w:val="16"/>
         </w:rPr>
         <w:br/>
+        <w:t xml:space="preserve">                user.getPassword(),</w:t>
+      </w:r>
+      <w:r>
+        <w:rPr>
+          <w:color w:val="BCBEC4"/>
+          <w:sz w:val="16"/>
+          <w:szCs w:val="16"/>
+        </w:rPr>
+        <w:br/>
+        <w:t xml:space="preserve">                user.isEnabled(),</w:t>
+      </w:r>
+      <w:r>
+        <w:rPr>
+          <w:color w:val="BCBEC4"/>
+          <w:sz w:val="16"/>
+          <w:szCs w:val="16"/>
+        </w:rPr>
+        <w:br/>
         <w:t xml:space="preserve">                </w:t>
       </w:r>
-      <w:proofErr w:type="spellStart"/>
-      <w:r>
-        <w:rPr>
-          <w:color w:val="BCBEC4"/>
-          <w:sz w:val="16"/>
-          <w:szCs w:val="16"/>
-        </w:rPr>
-        <w:t>user.getPassword</w:t>
-      </w:r>
-      <w:proofErr w:type="spellEnd"/>
-      <w:r>
-        <w:rPr>
-          <w:color w:val="BCBEC4"/>
-          <w:sz w:val="16"/>
-          <w:szCs w:val="16"/>
-        </w:rPr>
-        <w:t>(),</w:t>
-      </w:r>
-      <w:r>
-        <w:rPr>
-          <w:color w:val="BCBEC4"/>
+      <w:r>
+        <w:rPr>
+          <w:color w:val="CF8E6D"/>
+          <w:sz w:val="16"/>
+          <w:szCs w:val="16"/>
+        </w:rPr>
+        <w:t>true</w:t>
+      </w:r>
+      <w:r>
+        <w:rPr>
+          <w:color w:val="BCBEC4"/>
+          <w:sz w:val="16"/>
+          <w:szCs w:val="16"/>
+        </w:rPr>
+        <w:t xml:space="preserve">, </w:t>
+      </w:r>
+      <w:r>
+        <w:rPr>
+          <w:color w:val="7A7E85"/>
+          <w:sz w:val="16"/>
+          <w:szCs w:val="16"/>
+        </w:rPr>
+        <w:t>// accountNonExpired</w:t>
+      </w:r>
+      <w:r>
+        <w:rPr>
+          <w:color w:val="7A7E85"/>
           <w:sz w:val="16"/>
           <w:szCs w:val="16"/>
         </w:rPr>
         <w:br/>
         <w:t xml:space="preserve">                </w:t>
       </w:r>
-      <w:proofErr w:type="spellStart"/>
-      <w:r>
-        <w:rPr>
-          <w:color w:val="BCBEC4"/>
-          <w:sz w:val="16"/>
-          <w:szCs w:val="16"/>
-        </w:rPr>
-        <w:t>user.isEnabled</w:t>
-      </w:r>
-      <w:proofErr w:type="spellEnd"/>
-      <w:r>
-        <w:rPr>
-          <w:color w:val="BCBEC4"/>
-          <w:sz w:val="16"/>
-          <w:szCs w:val="16"/>
-        </w:rPr>
-        <w:t>(),</w:t>
-      </w:r>
-      <w:r>
-        <w:rPr>
-          <w:color w:val="BCBEC4"/>
+      <w:r>
+        <w:rPr>
+          <w:color w:val="CF8E6D"/>
+          <w:sz w:val="16"/>
+          <w:szCs w:val="16"/>
+        </w:rPr>
+        <w:t>true</w:t>
+      </w:r>
+      <w:r>
+        <w:rPr>
+          <w:color w:val="BCBEC4"/>
+          <w:sz w:val="16"/>
+          <w:szCs w:val="16"/>
+        </w:rPr>
+        <w:t xml:space="preserve">, </w:t>
+      </w:r>
+      <w:r>
+        <w:rPr>
+          <w:color w:val="7A7E85"/>
+          <w:sz w:val="16"/>
+          <w:szCs w:val="16"/>
+        </w:rPr>
+        <w:t>// credentialsNonExpired</w:t>
+      </w:r>
+      <w:r>
+        <w:rPr>
+          <w:color w:val="7A7E85"/>
           <w:sz w:val="16"/>
           <w:szCs w:val="16"/>
         </w:rPr>
@@ -26546,136 +25052,40 @@
           <w:sz w:val="16"/>
           <w:szCs w:val="16"/>
         </w:rPr>
-        <w:t xml:space="preserve">// </w:t>
-      </w:r>
-      <w:proofErr w:type="spellStart"/>
+        <w:t>// accountNonLocked</w:t>
+      </w:r>
       <w:r>
         <w:rPr>
           <w:color w:val="7A7E85"/>
           <w:sz w:val="16"/>
           <w:szCs w:val="16"/>
         </w:rPr>
-        <w:t>accountNonExpired</w:t>
-      </w:r>
-      <w:proofErr w:type="spellEnd"/>
-      <w:r>
-        <w:rPr>
-          <w:color w:val="7A7E85"/>
-          <w:sz w:val="16"/>
-          <w:szCs w:val="16"/>
-        </w:rPr>
         <w:br/>
         <w:t xml:space="preserve">                </w:t>
       </w:r>
       <w:r>
         <w:rPr>
+          <w:color w:val="BCBEC4"/>
+          <w:sz w:val="16"/>
+          <w:szCs w:val="16"/>
+        </w:rPr>
+        <w:t>user.getRoles().stream()</w:t>
+      </w:r>
+      <w:r>
+        <w:rPr>
+          <w:color w:val="BCBEC4"/>
+          <w:sz w:val="16"/>
+          <w:szCs w:val="16"/>
+        </w:rPr>
+        <w:br/>
+        <w:t xml:space="preserve">                        .map(role -&gt; </w:t>
+      </w:r>
+      <w:r>
+        <w:rPr>
           <w:color w:val="CF8E6D"/>
           <w:sz w:val="16"/>
           <w:szCs w:val="16"/>
         </w:rPr>
-        <w:t>true</w:t>
-      </w:r>
-      <w:r>
-        <w:rPr>
-          <w:color w:val="BCBEC4"/>
-          <w:sz w:val="16"/>
-          <w:szCs w:val="16"/>
-        </w:rPr>
-        <w:t xml:space="preserve">, </w:t>
-      </w:r>
-      <w:r>
-        <w:rPr>
-          <w:color w:val="7A7E85"/>
-          <w:sz w:val="16"/>
-          <w:szCs w:val="16"/>
-        </w:rPr>
-        <w:t xml:space="preserve">// </w:t>
-      </w:r>
-      <w:proofErr w:type="spellStart"/>
-      <w:r>
-        <w:rPr>
-          <w:color w:val="7A7E85"/>
-          <w:sz w:val="16"/>
-          <w:szCs w:val="16"/>
-        </w:rPr>
-        <w:t>credentialsNonExpired</w:t>
-      </w:r>
-      <w:proofErr w:type="spellEnd"/>
-      <w:r>
-        <w:rPr>
-          <w:color w:val="7A7E85"/>
-          <w:sz w:val="16"/>
-          <w:szCs w:val="16"/>
-        </w:rPr>
-        <w:br/>
-        <w:t xml:space="preserve">                </w:t>
-      </w:r>
-      <w:r>
-        <w:rPr>
-          <w:color w:val="CF8E6D"/>
-          <w:sz w:val="16"/>
-          <w:szCs w:val="16"/>
-        </w:rPr>
-        <w:t>true</w:t>
-      </w:r>
-      <w:r>
-        <w:rPr>
-          <w:color w:val="BCBEC4"/>
-          <w:sz w:val="16"/>
-          <w:szCs w:val="16"/>
-        </w:rPr>
-        <w:t xml:space="preserve">, </w:t>
-      </w:r>
-      <w:r>
-        <w:rPr>
-          <w:color w:val="7A7E85"/>
-          <w:sz w:val="16"/>
-          <w:szCs w:val="16"/>
-        </w:rPr>
-        <w:t xml:space="preserve">// </w:t>
-      </w:r>
-      <w:proofErr w:type="spellStart"/>
-      <w:r>
-        <w:rPr>
-          <w:color w:val="7A7E85"/>
-          <w:sz w:val="16"/>
-          <w:szCs w:val="16"/>
-        </w:rPr>
-        <w:t>accountNonLocked</w:t>
-      </w:r>
-      <w:proofErr w:type="spellEnd"/>
-      <w:r>
-        <w:rPr>
-          <w:color w:val="7A7E85"/>
-          <w:sz w:val="16"/>
-          <w:szCs w:val="16"/>
-        </w:rPr>
-        <w:br/>
-        <w:t xml:space="preserve">                </w:t>
-      </w:r>
-      <w:r>
-        <w:rPr>
-          <w:color w:val="BCBEC4"/>
-          <w:sz w:val="16"/>
-          <w:szCs w:val="16"/>
-        </w:rPr>
-        <w:t>user.getRoles().stream()</w:t>
-      </w:r>
-      <w:r>
-        <w:rPr>
-          <w:color w:val="BCBEC4"/>
-          <w:sz w:val="16"/>
-          <w:szCs w:val="16"/>
-        </w:rPr>
-        <w:br/>
-        <w:t xml:space="preserve">                        .map(role -&gt; </w:t>
-      </w:r>
-      <w:r>
-        <w:rPr>
-          <w:color w:val="CF8E6D"/>
-          <w:sz w:val="16"/>
-          <w:szCs w:val="16"/>
-        </w:rPr>
         <w:t xml:space="preserve">new </w:t>
       </w:r>
       <w:r>
@@ -26684,25 +25094,7 @@
           <w:sz w:val="16"/>
           <w:szCs w:val="16"/>
         </w:rPr>
-        <w:t>SimpleGrantedAuthority(</w:t>
-      </w:r>
-      <w:proofErr w:type="spellStart"/>
-      <w:r>
-        <w:rPr>
-          <w:color w:val="BCBEC4"/>
-          <w:sz w:val="16"/>
-          <w:szCs w:val="16"/>
-        </w:rPr>
-        <w:t>role.getName</w:t>
-      </w:r>
-      <w:proofErr w:type="spellEnd"/>
-      <w:r>
-        <w:rPr>
-          <w:color w:val="BCBEC4"/>
-          <w:sz w:val="16"/>
-          <w:szCs w:val="16"/>
-        </w:rPr>
-        <w:t>()))</w:t>
+        <w:t>SimpleGrantedAuthority(role.getName()))</w:t>
       </w:r>
       <w:r>
         <w:rPr>
@@ -26905,25 +25297,7 @@
           <w:sz w:val="18"/>
           <w:szCs w:val="18"/>
         </w:rPr>
-        <w:t xml:space="preserve">    &lt;groupId&gt;</w:t>
-      </w:r>
-      <w:proofErr w:type="spellStart"/>
-      <w:r>
-        <w:rPr>
-          <w:rFonts w:ascii="Courier New" w:hAnsi="Courier New" w:cs="Courier New"/>
-          <w:sz w:val="18"/>
-          <w:szCs w:val="18"/>
-        </w:rPr>
-        <w:t>org.springframework.boot</w:t>
-      </w:r>
-      <w:proofErr w:type="spellEnd"/>
-      <w:r>
-        <w:rPr>
-          <w:rFonts w:ascii="Courier New" w:hAnsi="Courier New" w:cs="Courier New"/>
-          <w:sz w:val="18"/>
-          <w:szCs w:val="18"/>
-        </w:rPr>
-        <w:t>&lt;/groupId&gt;</w:t>
+        <w:t xml:space="preserve">    &lt;groupId&gt;org.springframework.boot&lt;/groupId&gt;</w:t>
       </w:r>
     </w:p>
     <w:p>
@@ -27295,7 +25669,6 @@
         <w:br/>
         <w:t xml:space="preserve">            </w:t>
       </w:r>
-      <w:proofErr w:type="gramStart"/>
       <w:r>
         <w:rPr>
           <w:color w:val="CF8E6D"/>
@@ -27310,16 +25683,7 @@
           <w:sz w:val="16"/>
           <w:szCs w:val="16"/>
         </w:rPr>
-        <w:t>:</w:t>
-      </w:r>
-      <w:proofErr w:type="gramEnd"/>
-      <w:r>
-        <w:rPr>
-          <w:color w:val="BCBEC4"/>
-          <w:sz w:val="16"/>
-          <w:szCs w:val="16"/>
-        </w:rPr>
-        <w:t xml:space="preserve"> true</w:t>
+        <w:t>: true</w:t>
       </w:r>
     </w:p>
     <w:p>
@@ -28449,25 +26813,7 @@
           <w:szCs w:val="16"/>
         </w:rPr>
         <w:br/>
-        <w:t xml:space="preserve">    private final UserService </w:t>
-      </w:r>
-      <w:proofErr w:type="spellStart"/>
-      <w:r>
-        <w:rPr>
-          <w:rFonts w:ascii="Courier New" w:hAnsi="Courier New" w:cs="Courier New"/>
-          <w:sz w:val="16"/>
-          <w:szCs w:val="16"/>
-        </w:rPr>
-        <w:t>userService</w:t>
-      </w:r>
-      <w:proofErr w:type="spellEnd"/>
-      <w:r>
-        <w:rPr>
-          <w:rFonts w:ascii="Courier New" w:hAnsi="Courier New" w:cs="Courier New"/>
-          <w:sz w:val="16"/>
-          <w:szCs w:val="16"/>
-        </w:rPr>
-        <w:t>;</w:t>
+        <w:t xml:space="preserve">    private final UserService userService;</w:t>
       </w:r>
       <w:r>
         <w:rPr>
@@ -28564,25 +26910,7 @@
           <w:szCs w:val="16"/>
         </w:rPr>
         <w:br/>
-        <w:t xml:space="preserve">        UserDTO </w:t>
-      </w:r>
-      <w:proofErr w:type="spellStart"/>
-      <w:r>
-        <w:rPr>
-          <w:rFonts w:ascii="Courier New" w:hAnsi="Courier New" w:cs="Courier New"/>
-          <w:sz w:val="16"/>
-          <w:szCs w:val="16"/>
-        </w:rPr>
-        <w:t>userDTO</w:t>
-      </w:r>
-      <w:proofErr w:type="spellEnd"/>
-      <w:r>
-        <w:rPr>
-          <w:rFonts w:ascii="Courier New" w:hAnsi="Courier New" w:cs="Courier New"/>
-          <w:sz w:val="16"/>
-          <w:szCs w:val="16"/>
-        </w:rPr>
-        <w:t xml:space="preserve"> = userService.registerUser(request);</w:t>
+        <w:t xml:space="preserve">        UserDTO userDTO = userService.registerUser(request);</w:t>
       </w:r>
       <w:r>
         <w:rPr>
@@ -28680,25 +27008,7 @@
           <w:szCs w:val="16"/>
         </w:rPr>
         <w:br/>
-        <w:t xml:space="preserve">        UserDTO </w:t>
-      </w:r>
-      <w:proofErr w:type="spellStart"/>
-      <w:r>
-        <w:rPr>
-          <w:rFonts w:ascii="Courier New" w:hAnsi="Courier New" w:cs="Courier New"/>
-          <w:sz w:val="16"/>
-          <w:szCs w:val="16"/>
-        </w:rPr>
-        <w:t>userDTO</w:t>
-      </w:r>
-      <w:proofErr w:type="spellEnd"/>
-      <w:r>
-        <w:rPr>
-          <w:rFonts w:ascii="Courier New" w:hAnsi="Courier New" w:cs="Courier New"/>
-          <w:sz w:val="16"/>
-          <w:szCs w:val="16"/>
-        </w:rPr>
-        <w:t xml:space="preserve"> = userService.findByUsername(username);</w:t>
+        <w:t xml:space="preserve">        UserDTO userDTO = userService.findByUsername(username);</w:t>
       </w:r>
       <w:r>
         <w:rPr>
@@ -29116,25 +27426,7 @@
           <w:szCs w:val="16"/>
         </w:rPr>
         <w:br/>
-        <w:t xml:space="preserve">    private final PasswordResetService </w:t>
-      </w:r>
-      <w:proofErr w:type="spellStart"/>
-      <w:r>
-        <w:rPr>
-          <w:rFonts w:ascii="Courier New" w:hAnsi="Courier New" w:cs="Courier New"/>
-          <w:sz w:val="16"/>
-          <w:szCs w:val="16"/>
-        </w:rPr>
-        <w:t>passwordResetService</w:t>
-      </w:r>
-      <w:proofErr w:type="spellEnd"/>
-      <w:r>
-        <w:rPr>
-          <w:rFonts w:ascii="Courier New" w:hAnsi="Courier New" w:cs="Courier New"/>
-          <w:sz w:val="16"/>
-          <w:szCs w:val="16"/>
-        </w:rPr>
-        <w:t>;</w:t>
+        <w:t xml:space="preserve">    private final PasswordResetService passwordResetService;</w:t>
       </w:r>
       <w:r>
         <w:rPr>
@@ -29466,9 +27758,8 @@
           <w14:ligatures w14:val="none"/>
         </w:rPr>
         <w:br/>
-        <w:t xml:space="preserve">    private final AuthenticationManager </w:t>
-      </w:r>
-      <w:proofErr w:type="spellStart"/>
+        <w:t xml:space="preserve">    private final AuthenticationManager authenticationManager;</w:t>
+      </w:r>
       <w:r>
         <w:rPr>
           <w:rFonts w:ascii="Courier New" w:eastAsia="Times New Roman" w:hAnsi="Courier New" w:cs="Courier New"/>
@@ -29478,9 +27769,9 @@
           <w:szCs w:val="16"/>
           <w14:ligatures w14:val="none"/>
         </w:rPr>
-        <w:t>authenticationManager</w:t>
-      </w:r>
-      <w:proofErr w:type="spellEnd"/>
+        <w:br/>
+        <w:t xml:space="preserve">    private final JwtUtil jwtUtil;</w:t>
+      </w:r>
       <w:r>
         <w:rPr>
           <w:rFonts w:ascii="Courier New" w:eastAsia="Times New Roman" w:hAnsi="Courier New" w:cs="Courier New"/>
@@ -29490,7 +27781,7 @@
           <w:szCs w:val="16"/>
           <w14:ligatures w14:val="none"/>
         </w:rPr>
-        <w:t>;</w:t>
+        <w:br/>
       </w:r>
       <w:r>
         <w:rPr>
@@ -29502,9 +27793,8 @@
           <w14:ligatures w14:val="none"/>
         </w:rPr>
         <w:br/>
-        <w:t xml:space="preserve">    private final JwtUtil </w:t>
-      </w:r>
-      <w:proofErr w:type="spellStart"/>
+        <w:t xml:space="preserve">    @Autowired</w:t>
+      </w:r>
       <w:r>
         <w:rPr>
           <w:rFonts w:ascii="Courier New" w:eastAsia="Times New Roman" w:hAnsi="Courier New" w:cs="Courier New"/>
@@ -29514,9 +27804,9 @@
           <w:szCs w:val="16"/>
           <w14:ligatures w14:val="none"/>
         </w:rPr>
-        <w:t>jwtUtil</w:t>
-      </w:r>
-      <w:proofErr w:type="spellEnd"/>
+        <w:br/>
+        <w:t xml:space="preserve">    public AuthController(AuthenticationManager authenticationManager, JwtUtil jwtUtil) {</w:t>
+      </w:r>
       <w:r>
         <w:rPr>
           <w:rFonts w:ascii="Courier New" w:eastAsia="Times New Roman" w:hAnsi="Courier New" w:cs="Courier New"/>
@@ -29526,7 +27816,8 @@
           <w:szCs w:val="16"/>
           <w14:ligatures w14:val="none"/>
         </w:rPr>
-        <w:t>;</w:t>
+        <w:br/>
+        <w:t xml:space="preserve">        this.authenticationManager = authenticationManager;</w:t>
       </w:r>
       <w:r>
         <w:rPr>
@@ -29538,126 +27829,7 @@
           <w14:ligatures w14:val="none"/>
         </w:rPr>
         <w:br/>
-      </w:r>
-      <w:r>
-        <w:rPr>
-          <w:rFonts w:ascii="Courier New" w:eastAsia="Times New Roman" w:hAnsi="Courier New" w:cs="Courier New"/>
-          <w:color w:val="000000"/>
-          <w:kern w:val="0"/>
-          <w:sz w:val="16"/>
-          <w:szCs w:val="16"/>
-          <w14:ligatures w14:val="none"/>
-        </w:rPr>
-        <w:br/>
-        <w:t xml:space="preserve">    @Autowired</w:t>
-      </w:r>
-      <w:r>
-        <w:rPr>
-          <w:rFonts w:ascii="Courier New" w:eastAsia="Times New Roman" w:hAnsi="Courier New" w:cs="Courier New"/>
-          <w:color w:val="000000"/>
-          <w:kern w:val="0"/>
-          <w:sz w:val="16"/>
-          <w:szCs w:val="16"/>
-          <w14:ligatures w14:val="none"/>
-        </w:rPr>
-        <w:br/>
-        <w:t xml:space="preserve">    public AuthController(AuthenticationManager </w:t>
-      </w:r>
-      <w:proofErr w:type="spellStart"/>
-      <w:r>
-        <w:rPr>
-          <w:rFonts w:ascii="Courier New" w:eastAsia="Times New Roman" w:hAnsi="Courier New" w:cs="Courier New"/>
-          <w:color w:val="000000"/>
-          <w:kern w:val="0"/>
-          <w:sz w:val="16"/>
-          <w:szCs w:val="16"/>
-          <w14:ligatures w14:val="none"/>
-        </w:rPr>
-        <w:t>authenticationManager</w:t>
-      </w:r>
-      <w:proofErr w:type="spellEnd"/>
-      <w:r>
-        <w:rPr>
-          <w:rFonts w:ascii="Courier New" w:eastAsia="Times New Roman" w:hAnsi="Courier New" w:cs="Courier New"/>
-          <w:color w:val="000000"/>
-          <w:kern w:val="0"/>
-          <w:sz w:val="16"/>
-          <w:szCs w:val="16"/>
-          <w14:ligatures w14:val="none"/>
-        </w:rPr>
-        <w:t>, JwtUtil jwtUtil) {</w:t>
-      </w:r>
-      <w:r>
-        <w:rPr>
-          <w:rFonts w:ascii="Courier New" w:eastAsia="Times New Roman" w:hAnsi="Courier New" w:cs="Courier New"/>
-          <w:color w:val="000000"/>
-          <w:kern w:val="0"/>
-          <w:sz w:val="16"/>
-          <w:szCs w:val="16"/>
-          <w14:ligatures w14:val="none"/>
-        </w:rPr>
-        <w:br/>
-        <w:t xml:space="preserve">        </w:t>
-      </w:r>
-      <w:proofErr w:type="spellStart"/>
-      <w:r>
-        <w:rPr>
-          <w:rFonts w:ascii="Courier New" w:eastAsia="Times New Roman" w:hAnsi="Courier New" w:cs="Courier New"/>
-          <w:color w:val="000000"/>
-          <w:kern w:val="0"/>
-          <w:sz w:val="16"/>
-          <w:szCs w:val="16"/>
-          <w14:ligatures w14:val="none"/>
-        </w:rPr>
-        <w:t>this.authenticationManager</w:t>
-      </w:r>
-      <w:proofErr w:type="spellEnd"/>
-      <w:r>
-        <w:rPr>
-          <w:rFonts w:ascii="Courier New" w:eastAsia="Times New Roman" w:hAnsi="Courier New" w:cs="Courier New"/>
-          <w:color w:val="000000"/>
-          <w:kern w:val="0"/>
-          <w:sz w:val="16"/>
-          <w:szCs w:val="16"/>
-          <w14:ligatures w14:val="none"/>
-        </w:rPr>
-        <w:t xml:space="preserve"> = authenticationManager;</w:t>
-      </w:r>
-      <w:r>
-        <w:rPr>
-          <w:rFonts w:ascii="Courier New" w:eastAsia="Times New Roman" w:hAnsi="Courier New" w:cs="Courier New"/>
-          <w:color w:val="000000"/>
-          <w:kern w:val="0"/>
-          <w:sz w:val="16"/>
-          <w:szCs w:val="16"/>
-          <w14:ligatures w14:val="none"/>
-        </w:rPr>
-        <w:br/>
-        <w:t xml:space="preserve">        </w:t>
-      </w:r>
-      <w:proofErr w:type="spellStart"/>
-      <w:r>
-        <w:rPr>
-          <w:rFonts w:ascii="Courier New" w:eastAsia="Times New Roman" w:hAnsi="Courier New" w:cs="Courier New"/>
-          <w:color w:val="000000"/>
-          <w:kern w:val="0"/>
-          <w:sz w:val="16"/>
-          <w:szCs w:val="16"/>
-          <w14:ligatures w14:val="none"/>
-        </w:rPr>
-        <w:t>this.jwtUtil</w:t>
-      </w:r>
-      <w:proofErr w:type="spellEnd"/>
-      <w:r>
-        <w:rPr>
-          <w:rFonts w:ascii="Courier New" w:eastAsia="Times New Roman" w:hAnsi="Courier New" w:cs="Courier New"/>
-          <w:color w:val="000000"/>
-          <w:kern w:val="0"/>
-          <w:sz w:val="16"/>
-          <w:szCs w:val="16"/>
-          <w14:ligatures w14:val="none"/>
-        </w:rPr>
-        <w:t xml:space="preserve"> = jwtUtil;</w:t>
+        <w:t xml:space="preserve">        this.jwtUtil = jwtUtil;</w:t>
       </w:r>
       <w:r>
         <w:rPr>
@@ -29775,31 +27947,7 @@
           <w14:ligatures w14:val="none"/>
         </w:rPr>
         <w:br/>
-        <w:t xml:space="preserve">        Authentication </w:t>
-      </w:r>
-      <w:proofErr w:type="spellStart"/>
-      <w:r>
-        <w:rPr>
-          <w:rFonts w:ascii="Courier New" w:eastAsia="Times New Roman" w:hAnsi="Courier New" w:cs="Courier New"/>
-          <w:color w:val="000000"/>
-          <w:kern w:val="0"/>
-          <w:sz w:val="16"/>
-          <w:szCs w:val="16"/>
-          <w14:ligatures w14:val="none"/>
-        </w:rPr>
-        <w:t>authentication</w:t>
-      </w:r>
-      <w:proofErr w:type="spellEnd"/>
-      <w:r>
-        <w:rPr>
-          <w:rFonts w:ascii="Courier New" w:eastAsia="Times New Roman" w:hAnsi="Courier New" w:cs="Courier New"/>
-          <w:color w:val="000000"/>
-          <w:kern w:val="0"/>
-          <w:sz w:val="16"/>
-          <w:szCs w:val="16"/>
-          <w14:ligatures w14:val="none"/>
-        </w:rPr>
-        <w:t xml:space="preserve"> = authenticationManager.authenticate(</w:t>
+        <w:t xml:space="preserve">        Authentication authentication = authenticationManager.authenticate(</w:t>
       </w:r>
       <w:r>
         <w:rPr>
@@ -29924,7 +28072,7 @@
     </w:p>
     <w:p>
       <w:pPr>
-        <w:pStyle w:val="Heading2"/>
+        <w:pStyle w:val="Heading1"/>
       </w:pPr>
       <w:r>
         <w:t>Run and Test:</w:t>
@@ -30108,13 +28256,8 @@
       <w:pPr>
         <w:pStyle w:val="Heading2"/>
       </w:pPr>
-      <w:proofErr w:type="gramStart"/>
-      <w:r>
-        <w:t>Register</w:t>
-      </w:r>
-      <w:proofErr w:type="gramEnd"/>
-      <w:r>
-        <w:t xml:space="preserve"> a User</w:t>
+      <w:r>
+        <w:t>Register a User</w:t>
       </w:r>
     </w:p>
     <w:p>
@@ -30131,23 +28274,7 @@
           <w:sz w:val="22"/>
           <w:szCs w:val="22"/>
         </w:rPr>
-        <w:t xml:space="preserve">To use the application, a user needs to register first. The info provided is stored in </w:t>
-      </w:r>
-      <w:proofErr w:type="gramStart"/>
-      <w:r>
-        <w:rPr>
-          <w:sz w:val="22"/>
-          <w:szCs w:val="22"/>
-        </w:rPr>
-        <w:t>users</w:t>
-      </w:r>
-      <w:proofErr w:type="gramEnd"/>
-      <w:r>
-        <w:rPr>
-          <w:sz w:val="22"/>
-          <w:szCs w:val="22"/>
-        </w:rPr>
-        <w:t xml:space="preserve"> database.</w:t>
+        <w:t>To use the application, a user needs to register first. The info provided is stored in users database.</w:t>
       </w:r>
     </w:p>
     <w:p>
@@ -31964,7 +30091,6 @@
           <w:szCs w:val="18"/>
         </w:rPr>
       </w:pPr>
-      <w:proofErr w:type="spellStart"/>
       <w:r>
         <w:rPr>
           <w:rFonts w:ascii="Courier New" w:hAnsi="Courier New" w:cs="Courier New"/>
@@ -31973,7 +30099,6 @@
         </w:rPr>
         <w:t>json</w:t>
       </w:r>
-      <w:proofErr w:type="spellEnd"/>
     </w:p>
     <w:p>
       <w:pPr>

--- a/Docs/How_to_Build_Projects/API_Users.docx
+++ b/Docs/How_to_Build_Projects/API_Users.docx
@@ -28103,6 +28103,56 @@
           <w:szCs w:val="21"/>
           <w14:ligatures w14:val="none"/>
         </w:rPr>
+        <w:t>Start a Post</w:t>
+      </w:r>
+      <w:r>
+        <w:rPr>
+          <w:rFonts w:ascii="Arial" w:eastAsia="Times New Roman" w:hAnsi="Arial" w:cs="Arial"/>
+          <w:color w:val="000000"/>
+          <w:kern w:val="0"/>
+          <w:sz w:val="21"/>
+          <w:szCs w:val="21"/>
+          <w14:ligatures w14:val="none"/>
+        </w:rPr>
+        <w:t>g</w:t>
+      </w:r>
+      <w:r>
+        <w:rPr>
+          <w:rFonts w:ascii="Arial" w:eastAsia="Times New Roman" w:hAnsi="Arial" w:cs="Arial"/>
+          <w:color w:val="000000"/>
+          <w:kern w:val="0"/>
+          <w:sz w:val="21"/>
+          <w:szCs w:val="21"/>
+          <w14:ligatures w14:val="none"/>
+        </w:rPr>
+        <w:t>res container at port 5432:5432 in the docker desktop.</w:t>
+      </w:r>
+    </w:p>
+    <w:p>
+      <w:pPr>
+        <w:numPr>
+          <w:ilvl w:val="0"/>
+          <w:numId w:val="74"/>
+        </w:numPr>
+        <w:spacing w:after="0" w:afterAutospacing="1" w:line="240" w:lineRule="auto"/>
+        <w:rPr>
+          <w:rFonts w:ascii="Arial" w:eastAsia="Times New Roman" w:hAnsi="Arial" w:cs="Arial"/>
+          <w:color w:val="000000"/>
+          <w:kern w:val="0"/>
+          <w:sz w:val="21"/>
+          <w:szCs w:val="21"/>
+          <w14:ligatures w14:val="none"/>
+        </w:rPr>
+      </w:pPr>
+      <w:r>
+        <w:rPr>
+          <w:rFonts w:ascii="Arial" w:eastAsia="Times New Roman" w:hAnsi="Arial" w:cs="Arial"/>
+          <w:color w:val="000000"/>
+          <w:kern w:val="0"/>
+          <w:sz w:val="21"/>
+          <w:szCs w:val="21"/>
+          <w14:ligatures w14:val="none"/>
+        </w:rPr>
         <w:t>Run your Spring Boot application (</w:t>
       </w:r>
       <w:r>
@@ -28153,6 +28203,7 @@
           <w:szCs w:val="21"/>
           <w14:ligatures w14:val="none"/>
         </w:rPr>
+        <w:lastRenderedPageBreak/>
         <w:t xml:space="preserve">Access the OpenAPI JSON at </w:t>
       </w:r>
       <w:r>
@@ -28203,7 +28254,6 @@
           <w:szCs w:val="21"/>
           <w14:ligatures w14:val="none"/>
         </w:rPr>
-        <w:lastRenderedPageBreak/>
         <w:t xml:space="preserve">Access Swagger UI at </w:t>
       </w:r>
       <w:r>
@@ -29963,6 +30013,7 @@
           <w:szCs w:val="18"/>
           <w14:ligatures w14:val="none"/>
         </w:rPr>
+        <w:lastRenderedPageBreak/>
         <w:t>    ]</w:t>
       </w:r>
     </w:p>
@@ -29997,7 +30048,6 @@
         <w:pStyle w:val="Heading2"/>
       </w:pPr>
       <w:r>
-        <w:lastRenderedPageBreak/>
         <w:t>Login:</w:t>
       </w:r>
     </w:p>
@@ -30971,6 +31021,7 @@
         <w:pStyle w:val="Heading2"/>
       </w:pPr>
       <w:r>
+        <w:lastRenderedPageBreak/>
         <w:t>Password Reset Request:</w:t>
       </w:r>
     </w:p>
@@ -31009,7 +31060,6 @@
           <w:sz w:val="22"/>
           <w:szCs w:val="22"/>
         </w:rPr>
-        <w:lastRenderedPageBreak/>
         <w:t>Endpoint: POST /api/auth/password/reset?email=testuser@example.com</w:t>
       </w:r>
     </w:p>
